--- a/2_Laboratorio/L04_Clases_E_Instancias/docs/Plantilla.docx
+++ b/2_Laboratorio/L04_Clases_E_Instancias/docs/Plantilla.docx
@@ -349,7 +349,8 @@
           <w:pPr>
             <w:pStyle w:val="TDC1"/>
             <w:tabs>
-              <w:tab w:val="right" w:leader="dot" w:pos="9350"/>
+              <w:tab w:val="left" w:pos="440"/>
+              <w:tab w:val="right" w:leader="dot" w:pos="10790"/>
             </w:tabs>
             <w:rPr>
               <w:rFonts w:asciiTheme="minorHAnsi" w:eastAsiaTheme="minorEastAsia" w:hAnsiTheme="minorHAnsi" w:cstheme="minorBidi"/>
@@ -370,11 +371,29 @@
           <w:r>
             <w:fldChar w:fldCharType="separate"/>
           </w:r>
-          <w:hyperlink w:anchor="_Toc223122760" w:history="1">
+          <w:hyperlink w:anchor="_Toc224473681" w:history="1">
             <w:r>
               <w:rPr>
                 <w:rStyle w:val="Hipervnculo"/>
-                <w:rFonts w:ascii="Proxima Nova" w:eastAsia="Proxima Nova" w:hAnsi="Proxima Nova" w:cs="Proxima Nova"/>
+                <w:noProof/>
+              </w:rPr>
+              <w:t>I.</w:t>
+            </w:r>
+            <w:r>
+              <w:rPr>
+                <w:rFonts w:asciiTheme="minorHAnsi" w:eastAsiaTheme="minorEastAsia" w:hAnsiTheme="minorHAnsi" w:cstheme="minorBidi"/>
+                <w:noProof/>
+                <w:kern w:val="2"/>
+                <w:sz w:val="24"/>
+                <w:szCs w:val="24"/>
+                <w:lang w:val="en-US"/>
+                <w14:ligatures w14:val="standardContextual"/>
+              </w:rPr>
+              <w:tab/>
+            </w:r>
+            <w:r>
+              <w:rPr>
+                <w:rStyle w:val="Hipervnculo"/>
                 <w:noProof/>
               </w:rPr>
               <w:t>Objetivo</w:t>
@@ -398,7 +417,7 @@
                 <w:noProof/>
                 <w:webHidden/>
               </w:rPr>
-              <w:instrText xml:space="preserve"> PAGEREF _Toc223122760 \h </w:instrText>
+              <w:instrText xml:space="preserve"> PAGEREF _Toc224473681 \h </w:instrText>
             </w:r>
             <w:r>
               <w:rPr>
@@ -433,7 +452,8 @@
           <w:pPr>
             <w:pStyle w:val="TDC1"/>
             <w:tabs>
-              <w:tab w:val="right" w:leader="dot" w:pos="9350"/>
+              <w:tab w:val="left" w:pos="440"/>
+              <w:tab w:val="right" w:leader="dot" w:pos="10790"/>
             </w:tabs>
             <w:rPr>
               <w:rFonts w:asciiTheme="minorHAnsi" w:eastAsiaTheme="minorEastAsia" w:hAnsiTheme="minorHAnsi" w:cstheme="minorBidi"/>
@@ -445,11 +465,29 @@
               <w14:ligatures w14:val="standardContextual"/>
             </w:rPr>
           </w:pPr>
-          <w:hyperlink w:anchor="_Toc223122761" w:history="1">
+          <w:hyperlink w:anchor="_Toc224473682" w:history="1">
             <w:r>
               <w:rPr>
                 <w:rStyle w:val="Hipervnculo"/>
-                <w:rFonts w:ascii="Proxima Nova" w:eastAsia="Proxima Nova" w:hAnsi="Proxima Nova" w:cs="Proxima Nova"/>
+                <w:noProof/>
+              </w:rPr>
+              <w:t>II.</w:t>
+            </w:r>
+            <w:r>
+              <w:rPr>
+                <w:rFonts w:asciiTheme="minorHAnsi" w:eastAsiaTheme="minorEastAsia" w:hAnsiTheme="minorHAnsi" w:cstheme="minorBidi"/>
+                <w:noProof/>
+                <w:kern w:val="2"/>
+                <w:sz w:val="24"/>
+                <w:szCs w:val="24"/>
+                <w:lang w:val="en-US"/>
+                <w14:ligatures w14:val="standardContextual"/>
+              </w:rPr>
+              <w:tab/>
+            </w:r>
+            <w:r>
+              <w:rPr>
+                <w:rStyle w:val="Hipervnculo"/>
                 <w:noProof/>
               </w:rPr>
               <w:t>Descripción de la practica</w:t>
@@ -473,7 +511,7 @@
                 <w:noProof/>
                 <w:webHidden/>
               </w:rPr>
-              <w:instrText xml:space="preserve"> PAGEREF _Toc223122761 \h </w:instrText>
+              <w:instrText xml:space="preserve"> PAGEREF _Toc224473682 \h </w:instrText>
             </w:r>
             <w:r>
               <w:rPr>
@@ -493,7 +531,7 @@
                 <w:noProof/>
                 <w:webHidden/>
               </w:rPr>
-              <w:t>2</w:t>
+              <w:t>3</w:t>
             </w:r>
             <w:r>
               <w:rPr>
@@ -508,7 +546,7 @@
           <w:pPr>
             <w:pStyle w:val="TDC2"/>
             <w:tabs>
-              <w:tab w:val="right" w:leader="dot" w:pos="9350"/>
+              <w:tab w:val="right" w:leader="dot" w:pos="10790"/>
             </w:tabs>
             <w:rPr>
               <w:rFonts w:asciiTheme="minorHAnsi" w:eastAsiaTheme="minorEastAsia" w:hAnsiTheme="minorHAnsi" w:cstheme="minorBidi"/>
@@ -520,7 +558,7 @@
               <w14:ligatures w14:val="standardContextual"/>
             </w:rPr>
           </w:pPr>
-          <w:hyperlink w:anchor="_Toc223122762" w:history="1">
+          <w:hyperlink w:anchor="_Toc224473683" w:history="1">
             <w:r>
               <w:rPr>
                 <w:rStyle w:val="Hipervnculo"/>
@@ -548,7 +586,7 @@
                 <w:noProof/>
                 <w:webHidden/>
               </w:rPr>
-              <w:instrText xml:space="preserve"> PAGEREF _Toc223122762 \h </w:instrText>
+              <w:instrText xml:space="preserve"> PAGEREF _Toc224473683 \h </w:instrText>
             </w:r>
             <w:r>
               <w:rPr>
@@ -581,9 +619,10 @@
         </w:p>
         <w:p>
           <w:pPr>
-            <w:pStyle w:val="TDC2"/>
+            <w:pStyle w:val="TDC1"/>
             <w:tabs>
-              <w:tab w:val="right" w:leader="dot" w:pos="9350"/>
+              <w:tab w:val="left" w:pos="720"/>
+              <w:tab w:val="right" w:leader="dot" w:pos="10790"/>
             </w:tabs>
             <w:rPr>
               <w:rFonts w:asciiTheme="minorHAnsi" w:eastAsiaTheme="minorEastAsia" w:hAnsiTheme="minorHAnsi" w:cstheme="minorBidi"/>
@@ -595,23 +634,42 @@
               <w14:ligatures w14:val="standardContextual"/>
             </w:rPr>
           </w:pPr>
-          <w:hyperlink w:anchor="_Toc223122763" w:history="1">
+          <w:hyperlink w:anchor="_Toc224473684" w:history="1">
             <w:r>
               <w:rPr>
                 <w:rStyle w:val="Hipervnculo"/>
                 <w:noProof/>
               </w:rPr>
-              <w:t>DESARROLLO DE LA PRACTICA.</w:t>
-            </w:r>
-            <w:r>
-              <w:rPr>
-                <w:noProof/>
-                <w:webHidden/>
+              <w:t>III.</w:t>
+            </w:r>
+            <w:r>
+              <w:rPr>
+                <w:rFonts w:asciiTheme="minorHAnsi" w:eastAsiaTheme="minorEastAsia" w:hAnsiTheme="minorHAnsi" w:cstheme="minorBidi"/>
+                <w:noProof/>
+                <w:kern w:val="2"/>
+                <w:sz w:val="24"/>
+                <w:szCs w:val="24"/>
+                <w:lang w:val="en-US"/>
+                <w14:ligatures w14:val="standardContextual"/>
               </w:rPr>
               <w:tab/>
             </w:r>
             <w:r>
               <w:rPr>
+                <w:rStyle w:val="Hipervnculo"/>
+                <w:noProof/>
+              </w:rPr>
+              <w:t>Desarrollo de la práctica</w:t>
+            </w:r>
+            <w:r>
+              <w:rPr>
+                <w:noProof/>
+                <w:webHidden/>
+              </w:rPr>
+              <w:tab/>
+            </w:r>
+            <w:r>
+              <w:rPr>
                 <w:noProof/>
                 <w:webHidden/>
               </w:rPr>
@@ -622,7 +680,7 @@
                 <w:noProof/>
                 <w:webHidden/>
               </w:rPr>
-              <w:instrText xml:space="preserve"> PAGEREF _Toc223122763 \h </w:instrText>
+              <w:instrText xml:space="preserve"> PAGEREF _Toc224473684 \h </w:instrText>
             </w:r>
             <w:r>
               <w:rPr>
@@ -655,9 +713,9 @@
         </w:p>
         <w:p>
           <w:pPr>
-            <w:pStyle w:val="TDC3"/>
+            <w:pStyle w:val="TDC2"/>
             <w:tabs>
-              <w:tab w:val="right" w:leader="dot" w:pos="9350"/>
+              <w:tab w:val="right" w:leader="dot" w:pos="10790"/>
             </w:tabs>
             <w:rPr>
               <w:rFonts w:asciiTheme="minorHAnsi" w:eastAsiaTheme="minorEastAsia" w:hAnsiTheme="minorHAnsi" w:cstheme="minorBidi"/>
@@ -669,13 +727,14 @@
               <w14:ligatures w14:val="standardContextual"/>
             </w:rPr>
           </w:pPr>
-          <w:hyperlink w:anchor="_Toc223122764" w:history="1">
+          <w:hyperlink w:anchor="_Toc224473685" w:history="1">
             <w:r>
               <w:rPr>
                 <w:rStyle w:val="Hipervnculo"/>
                 <w:noProof/>
-              </w:rPr>
-              <w:t>Programa 1:</w:t>
+                <w:lang w:val="es-MX"/>
+              </w:rPr>
+              <w:t>Programa Main</w:t>
             </w:r>
             <w:r>
               <w:rPr>
@@ -696,7 +755,7 @@
                 <w:noProof/>
                 <w:webHidden/>
               </w:rPr>
-              <w:instrText xml:space="preserve"> PAGEREF _Toc223122764 \h </w:instrText>
+              <w:instrText xml:space="preserve"> PAGEREF _Toc224473685 \h </w:instrText>
             </w:r>
             <w:r>
               <w:rPr>
@@ -729,9 +788,9 @@
         </w:p>
         <w:p>
           <w:pPr>
-            <w:pStyle w:val="TDC3"/>
+            <w:pStyle w:val="TDC2"/>
             <w:tabs>
-              <w:tab w:val="right" w:leader="dot" w:pos="9350"/>
+              <w:tab w:val="right" w:leader="dot" w:pos="10790"/>
             </w:tabs>
             <w:rPr>
               <w:rFonts w:asciiTheme="minorHAnsi" w:eastAsiaTheme="minorEastAsia" w:hAnsiTheme="minorHAnsi" w:cstheme="minorBidi"/>
@@ -743,13 +802,14 @@
               <w14:ligatures w14:val="standardContextual"/>
             </w:rPr>
           </w:pPr>
-          <w:hyperlink w:anchor="_Toc223122765" w:history="1">
+          <w:hyperlink w:anchor="_Toc224473686" w:history="1">
             <w:r>
               <w:rPr>
                 <w:rStyle w:val="Hipervnculo"/>
                 <w:noProof/>
-              </w:rPr>
-              <w:t>Programa 2.</w:t>
+                <w:lang w:val="es-MX"/>
+              </w:rPr>
+              <w:t>Programa 1 — Clase Lavadora</w:t>
             </w:r>
             <w:r>
               <w:rPr>
@@ -770,7 +830,7 @@
                 <w:noProof/>
                 <w:webHidden/>
               </w:rPr>
-              <w:instrText xml:space="preserve"> PAGEREF _Toc223122765 \h </w:instrText>
+              <w:instrText xml:space="preserve"> PAGEREF _Toc224473686 \h </w:instrText>
             </w:r>
             <w:r>
               <w:rPr>
@@ -803,9 +863,9 @@
         </w:p>
         <w:p>
           <w:pPr>
-            <w:pStyle w:val="TDC3"/>
+            <w:pStyle w:val="TDC2"/>
             <w:tabs>
-              <w:tab w:val="right" w:leader="dot" w:pos="9350"/>
+              <w:tab w:val="right" w:leader="dot" w:pos="10790"/>
             </w:tabs>
             <w:rPr>
               <w:rFonts w:asciiTheme="minorHAnsi" w:eastAsiaTheme="minorEastAsia" w:hAnsiTheme="minorHAnsi" w:cstheme="minorBidi"/>
@@ -817,13 +877,14 @@
               <w14:ligatures w14:val="standardContextual"/>
             </w:rPr>
           </w:pPr>
-          <w:hyperlink w:anchor="_Toc223122766" w:history="1">
+          <w:hyperlink w:anchor="_Toc224473687" w:history="1">
             <w:r>
               <w:rPr>
                 <w:rStyle w:val="Hipervnculo"/>
                 <w:noProof/>
-              </w:rPr>
-              <w:t>Programa 3.</w:t>
+                <w:lang w:val="es-MX"/>
+              </w:rPr>
+              <w:t>Programa 2 — Clase Factura</w:t>
             </w:r>
             <w:r>
               <w:rPr>
@@ -844,7 +905,7 @@
                 <w:noProof/>
                 <w:webHidden/>
               </w:rPr>
-              <w:instrText xml:space="preserve"> PAGEREF _Toc223122766 \h </w:instrText>
+              <w:instrText xml:space="preserve"> PAGEREF _Toc224473687 \h </w:instrText>
             </w:r>
             <w:r>
               <w:rPr>
@@ -864,7 +925,7 @@
                 <w:noProof/>
                 <w:webHidden/>
               </w:rPr>
-              <w:t>5</w:t>
+              <w:t>9</w:t>
             </w:r>
             <w:r>
               <w:rPr>
@@ -877,9 +938,9 @@
         </w:p>
         <w:p>
           <w:pPr>
-            <w:pStyle w:val="TDC1"/>
+            <w:pStyle w:val="TDC2"/>
             <w:tabs>
-              <w:tab w:val="right" w:leader="dot" w:pos="9350"/>
+              <w:tab w:val="right" w:leader="dot" w:pos="10790"/>
             </w:tabs>
             <w:rPr>
               <w:rFonts w:asciiTheme="minorHAnsi" w:eastAsiaTheme="minorEastAsia" w:hAnsiTheme="minorHAnsi" w:cstheme="minorBidi"/>
@@ -891,13 +952,14 @@
               <w14:ligatures w14:val="standardContextual"/>
             </w:rPr>
           </w:pPr>
-          <w:hyperlink w:anchor="_Toc223122767" w:history="1">
+          <w:hyperlink w:anchor="_Toc224473688" w:history="1">
             <w:r>
               <w:rPr>
                 <w:rStyle w:val="Hipervnculo"/>
                 <w:noProof/>
-              </w:rPr>
-              <w:t>Entrega</w:t>
+                <w:lang w:val="es-MX"/>
+              </w:rPr>
+              <w:t>Programa 4 — Clase Empleado</w:t>
             </w:r>
             <w:r>
               <w:rPr>
@@ -918,7 +980,7 @@
                 <w:noProof/>
                 <w:webHidden/>
               </w:rPr>
-              <w:instrText xml:space="preserve"> PAGEREF _Toc223122767 \h </w:instrText>
+              <w:instrText xml:space="preserve"> PAGEREF _Toc224473688 \h </w:instrText>
             </w:r>
             <w:r>
               <w:rPr>
@@ -938,7 +1000,7 @@
                 <w:noProof/>
                 <w:webHidden/>
               </w:rPr>
-              <w:t>9</w:t>
+              <w:t>11</w:t>
             </w:r>
             <w:r>
               <w:rPr>
@@ -953,7 +1015,8 @@
           <w:pPr>
             <w:pStyle w:val="TDC1"/>
             <w:tabs>
-              <w:tab w:val="right" w:leader="dot" w:pos="9350"/>
+              <w:tab w:val="left" w:pos="720"/>
+              <w:tab w:val="right" w:leader="dot" w:pos="10790"/>
             </w:tabs>
             <w:rPr>
               <w:rFonts w:asciiTheme="minorHAnsi" w:eastAsiaTheme="minorEastAsia" w:hAnsiTheme="minorHAnsi" w:cstheme="minorBidi"/>
@@ -965,12 +1028,31 @@
               <w14:ligatures w14:val="standardContextual"/>
             </w:rPr>
           </w:pPr>
-          <w:hyperlink w:anchor="_Toc223122768" w:history="1">
+          <w:hyperlink w:anchor="_Toc224473689" w:history="1">
             <w:r>
               <w:rPr>
                 <w:rStyle w:val="Hipervnculo"/>
                 <w:noProof/>
               </w:rPr>
+              <w:t>IV.</w:t>
+            </w:r>
+            <w:r>
+              <w:rPr>
+                <w:rFonts w:asciiTheme="minorHAnsi" w:eastAsiaTheme="minorEastAsia" w:hAnsiTheme="minorHAnsi" w:cstheme="minorBidi"/>
+                <w:noProof/>
+                <w:kern w:val="2"/>
+                <w:sz w:val="24"/>
+                <w:szCs w:val="24"/>
+                <w:lang w:val="en-US"/>
+                <w14:ligatures w14:val="standardContextual"/>
+              </w:rPr>
+              <w:tab/>
+            </w:r>
+            <w:r>
+              <w:rPr>
+                <w:rStyle w:val="Hipervnculo"/>
+                <w:noProof/>
+              </w:rPr>
               <w:t>Análisis de Resultados</w:t>
             </w:r>
             <w:r>
@@ -992,7 +1074,7 @@
                 <w:noProof/>
                 <w:webHidden/>
               </w:rPr>
-              <w:instrText xml:space="preserve"> PAGEREF _Toc223122768 \h </w:instrText>
+              <w:instrText xml:space="preserve"> PAGEREF _Toc224473689 \h </w:instrText>
             </w:r>
             <w:r>
               <w:rPr>
@@ -1012,7 +1094,7 @@
                 <w:noProof/>
                 <w:webHidden/>
               </w:rPr>
-              <w:t>9</w:t>
+              <w:t>13</w:t>
             </w:r>
             <w:r>
               <w:rPr>
@@ -1025,9 +1107,9 @@
         </w:p>
         <w:p>
           <w:pPr>
-            <w:pStyle w:val="TDC1"/>
+            <w:pStyle w:val="TDC2"/>
             <w:tabs>
-              <w:tab w:val="right" w:leader="dot" w:pos="9350"/>
+              <w:tab w:val="right" w:leader="dot" w:pos="10790"/>
             </w:tabs>
             <w:rPr>
               <w:rFonts w:asciiTheme="minorHAnsi" w:eastAsiaTheme="minorEastAsia" w:hAnsiTheme="minorHAnsi" w:cstheme="minorBidi"/>
@@ -1039,13 +1121,13 @@
               <w14:ligatures w14:val="standardContextual"/>
             </w:rPr>
           </w:pPr>
-          <w:hyperlink w:anchor="_Toc223122769" w:history="1">
+          <w:hyperlink w:anchor="_Toc224473690" w:history="1">
             <w:r>
               <w:rPr>
                 <w:rStyle w:val="Hipervnculo"/>
                 <w:noProof/>
               </w:rPr>
-              <w:t>Conclusiones</w:t>
+              <w:t>Programa 1 — Lavadora</w:t>
             </w:r>
             <w:r>
               <w:rPr>
@@ -1066,7 +1148,7 @@
                 <w:noProof/>
                 <w:webHidden/>
               </w:rPr>
-              <w:instrText xml:space="preserve"> PAGEREF _Toc223122769 \h </w:instrText>
+              <w:instrText xml:space="preserve"> PAGEREF _Toc224473690 \h </w:instrText>
             </w:r>
             <w:r>
               <w:rPr>
@@ -1086,7 +1168,7 @@
                 <w:noProof/>
                 <w:webHidden/>
               </w:rPr>
-              <w:t>9</w:t>
+              <w:t>13</w:t>
             </w:r>
             <w:r>
               <w:rPr>
@@ -1099,9 +1181,9 @@
         </w:p>
         <w:p>
           <w:pPr>
-            <w:pStyle w:val="TDC1"/>
+            <w:pStyle w:val="TDC2"/>
             <w:tabs>
-              <w:tab w:val="right" w:leader="dot" w:pos="9350"/>
+              <w:tab w:val="right" w:leader="dot" w:pos="10790"/>
             </w:tabs>
             <w:rPr>
               <w:rFonts w:asciiTheme="minorHAnsi" w:eastAsiaTheme="minorEastAsia" w:hAnsiTheme="minorHAnsi" w:cstheme="minorBidi"/>
@@ -1113,13 +1195,14 @@
               <w14:ligatures w14:val="standardContextual"/>
             </w:rPr>
           </w:pPr>
-          <w:hyperlink w:anchor="_Toc223122770" w:history="1">
+          <w:hyperlink w:anchor="_Toc224473691" w:history="1">
             <w:r>
               <w:rPr>
                 <w:rStyle w:val="Hipervnculo"/>
                 <w:noProof/>
-              </w:rPr>
-              <w:t>Referencias</w:t>
+                <w:lang w:val="es-MX"/>
+              </w:rPr>
+              <w:t>Programa 2 — Factura</w:t>
             </w:r>
             <w:r>
               <w:rPr>
@@ -1140,7 +1223,7 @@
                 <w:noProof/>
                 <w:webHidden/>
               </w:rPr>
-              <w:instrText xml:space="preserve"> PAGEREF _Toc223122770 \h </w:instrText>
+              <w:instrText xml:space="preserve"> PAGEREF _Toc224473691 \h </w:instrText>
             </w:r>
             <w:r>
               <w:rPr>
@@ -1160,7 +1243,7 @@
                 <w:noProof/>
                 <w:webHidden/>
               </w:rPr>
-              <w:t>9</w:t>
+              <w:t>13</w:t>
             </w:r>
             <w:r>
               <w:rPr>
@@ -1173,9 +1256,9 @@
         </w:p>
         <w:p>
           <w:pPr>
-            <w:pStyle w:val="TDC1"/>
+            <w:pStyle w:val="TDC2"/>
             <w:tabs>
-              <w:tab w:val="right" w:leader="dot" w:pos="9350"/>
+              <w:tab w:val="right" w:leader="dot" w:pos="10790"/>
             </w:tabs>
             <w:rPr>
               <w:rFonts w:asciiTheme="minorHAnsi" w:eastAsiaTheme="minorEastAsia" w:hAnsiTheme="minorHAnsi" w:cstheme="minorBidi"/>
@@ -1187,13 +1270,14 @@
               <w14:ligatures w14:val="standardContextual"/>
             </w:rPr>
           </w:pPr>
-          <w:hyperlink w:anchor="_Toc223122771" w:history="1">
+          <w:hyperlink w:anchor="_Toc224473692" w:history="1">
             <w:r>
               <w:rPr>
                 <w:rStyle w:val="Hipervnculo"/>
                 <w:noProof/>
-              </w:rPr>
-              <w:t>Criterios para evaluar:</w:t>
+                <w:lang w:val="es-MX"/>
+              </w:rPr>
+              <w:t>Programa 4 — Empleado</w:t>
             </w:r>
             <w:r>
               <w:rPr>
@@ -1214,7 +1298,7 @@
                 <w:noProof/>
                 <w:webHidden/>
               </w:rPr>
-              <w:instrText xml:space="preserve"> PAGEREF _Toc223122771 \h </w:instrText>
+              <w:instrText xml:space="preserve"> PAGEREF _Toc224473692 \h </w:instrText>
             </w:r>
             <w:r>
               <w:rPr>
@@ -1234,7 +1318,7 @@
                 <w:noProof/>
                 <w:webHidden/>
               </w:rPr>
-              <w:t>9</w:t>
+              <w:t>14</w:t>
             </w:r>
             <w:r>
               <w:rPr>
@@ -1247,9 +1331,10 @@
         </w:p>
         <w:p>
           <w:pPr>
-            <w:pStyle w:val="TDC2"/>
+            <w:pStyle w:val="TDC1"/>
             <w:tabs>
-              <w:tab w:val="right" w:leader="dot" w:pos="9350"/>
+              <w:tab w:val="left" w:pos="720"/>
+              <w:tab w:val="right" w:leader="dot" w:pos="10790"/>
             </w:tabs>
             <w:rPr>
               <w:rFonts w:asciiTheme="minorHAnsi" w:eastAsiaTheme="minorEastAsia" w:hAnsiTheme="minorHAnsi" w:cstheme="minorBidi"/>
@@ -1261,23 +1346,42 @@
               <w14:ligatures w14:val="standardContextual"/>
             </w:rPr>
           </w:pPr>
-          <w:hyperlink w:anchor="_Toc223122772" w:history="1">
+          <w:hyperlink w:anchor="_Toc224473693" w:history="1">
             <w:r>
               <w:rPr>
                 <w:rStyle w:val="Hipervnculo"/>
                 <w:noProof/>
               </w:rPr>
-              <w:t>Código (70 puntos)</w:t>
-            </w:r>
-            <w:r>
-              <w:rPr>
-                <w:noProof/>
-                <w:webHidden/>
+              <w:t>V.</w:t>
+            </w:r>
+            <w:r>
+              <w:rPr>
+                <w:rFonts w:asciiTheme="minorHAnsi" w:eastAsiaTheme="minorEastAsia" w:hAnsiTheme="minorHAnsi" w:cstheme="minorBidi"/>
+                <w:noProof/>
+                <w:kern w:val="2"/>
+                <w:sz w:val="24"/>
+                <w:szCs w:val="24"/>
+                <w:lang w:val="en-US"/>
+                <w14:ligatures w14:val="standardContextual"/>
               </w:rPr>
               <w:tab/>
             </w:r>
             <w:r>
               <w:rPr>
+                <w:rStyle w:val="Hipervnculo"/>
+                <w:noProof/>
+              </w:rPr>
+              <w:t>Conclusiones</w:t>
+            </w:r>
+            <w:r>
+              <w:rPr>
+                <w:noProof/>
+                <w:webHidden/>
+              </w:rPr>
+              <w:tab/>
+            </w:r>
+            <w:r>
+              <w:rPr>
                 <w:noProof/>
                 <w:webHidden/>
               </w:rPr>
@@ -1288,7 +1392,7 @@
                 <w:noProof/>
                 <w:webHidden/>
               </w:rPr>
-              <w:instrText xml:space="preserve"> PAGEREF _Toc223122772 \h </w:instrText>
+              <w:instrText xml:space="preserve"> PAGEREF _Toc224473693 \h </w:instrText>
             </w:r>
             <w:r>
               <w:rPr>
@@ -1308,7 +1412,7 @@
                 <w:noProof/>
                 <w:webHidden/>
               </w:rPr>
-              <w:t>9</w:t>
+              <w:t>15</w:t>
             </w:r>
             <w:r>
               <w:rPr>
@@ -1321,9 +1425,10 @@
         </w:p>
         <w:p>
           <w:pPr>
-            <w:pStyle w:val="TDC2"/>
+            <w:pStyle w:val="TDC1"/>
             <w:tabs>
-              <w:tab w:val="right" w:leader="dot" w:pos="9350"/>
+              <w:tab w:val="left" w:pos="720"/>
+              <w:tab w:val="right" w:leader="dot" w:pos="10790"/>
             </w:tabs>
             <w:rPr>
               <w:rFonts w:asciiTheme="minorHAnsi" w:eastAsiaTheme="minorEastAsia" w:hAnsiTheme="minorHAnsi" w:cstheme="minorBidi"/>
@@ -1335,23 +1440,42 @@
               <w14:ligatures w14:val="standardContextual"/>
             </w:rPr>
           </w:pPr>
-          <w:hyperlink w:anchor="_Toc223122773" w:history="1">
+          <w:hyperlink w:anchor="_Toc224473694" w:history="1">
             <w:r>
               <w:rPr>
                 <w:rStyle w:val="Hipervnculo"/>
                 <w:noProof/>
               </w:rPr>
-              <w:t>Reporte (30 puntos):</w:t>
-            </w:r>
-            <w:r>
-              <w:rPr>
-                <w:noProof/>
-                <w:webHidden/>
+              <w:t>VI.</w:t>
+            </w:r>
+            <w:r>
+              <w:rPr>
+                <w:rFonts w:asciiTheme="minorHAnsi" w:eastAsiaTheme="minorEastAsia" w:hAnsiTheme="minorHAnsi" w:cstheme="minorBidi"/>
+                <w:noProof/>
+                <w:kern w:val="2"/>
+                <w:sz w:val="24"/>
+                <w:szCs w:val="24"/>
+                <w:lang w:val="en-US"/>
+                <w14:ligatures w14:val="standardContextual"/>
               </w:rPr>
               <w:tab/>
             </w:r>
             <w:r>
               <w:rPr>
+                <w:rStyle w:val="Hipervnculo"/>
+                <w:noProof/>
+              </w:rPr>
+              <w:t>Referencias</w:t>
+            </w:r>
+            <w:r>
+              <w:rPr>
+                <w:noProof/>
+                <w:webHidden/>
+              </w:rPr>
+              <w:tab/>
+            </w:r>
+            <w:r>
+              <w:rPr>
                 <w:noProof/>
                 <w:webHidden/>
               </w:rPr>
@@ -1362,7 +1486,7 @@
                 <w:noProof/>
                 <w:webHidden/>
               </w:rPr>
-              <w:instrText xml:space="preserve"> PAGEREF _Toc223122773 \h </w:instrText>
+              <w:instrText xml:space="preserve"> PAGEREF _Toc224473694 \h </w:instrText>
             </w:r>
             <w:r>
               <w:rPr>
@@ -1382,7 +1506,7 @@
                 <w:noProof/>
                 <w:webHidden/>
               </w:rPr>
-              <w:t>9</w:t>
+              <w:t>15</w:t>
             </w:r>
             <w:r>
               <w:rPr>
@@ -1397,7 +1521,8 @@
           <w:pPr>
             <w:pStyle w:val="TDC1"/>
             <w:tabs>
-              <w:tab w:val="right" w:leader="dot" w:pos="9350"/>
+              <w:tab w:val="left" w:pos="720"/>
+              <w:tab w:val="right" w:leader="dot" w:pos="10790"/>
             </w:tabs>
             <w:rPr>
               <w:rFonts w:asciiTheme="minorHAnsi" w:eastAsiaTheme="minorEastAsia" w:hAnsiTheme="minorHAnsi" w:cstheme="minorBidi"/>
@@ -1409,11 +1534,29 @@
               <w14:ligatures w14:val="standardContextual"/>
             </w:rPr>
           </w:pPr>
-          <w:hyperlink w:anchor="_Toc223122774" w:history="1">
+          <w:hyperlink w:anchor="_Toc224473695" w:history="1">
             <w:r>
               <w:rPr>
                 <w:rStyle w:val="Hipervnculo"/>
-                <w:rFonts w:ascii="Proxima Nova" w:eastAsia="Proxima Nova" w:hAnsi="Proxima Nova" w:cs="Proxima Nova"/>
+                <w:noProof/>
+              </w:rPr>
+              <w:t>VII.</w:t>
+            </w:r>
+            <w:r>
+              <w:rPr>
+                <w:rFonts w:asciiTheme="minorHAnsi" w:eastAsiaTheme="minorEastAsia" w:hAnsiTheme="minorHAnsi" w:cstheme="minorBidi"/>
+                <w:noProof/>
+                <w:kern w:val="2"/>
+                <w:sz w:val="24"/>
+                <w:szCs w:val="24"/>
+                <w:lang w:val="en-US"/>
+                <w14:ligatures w14:val="standardContextual"/>
+              </w:rPr>
+              <w:tab/>
+            </w:r>
+            <w:r>
+              <w:rPr>
+                <w:rStyle w:val="Hipervnculo"/>
                 <w:noProof/>
               </w:rPr>
               <w:t>Conclusiones</w:t>
@@ -1437,7 +1580,7 @@
                 <w:noProof/>
                 <w:webHidden/>
               </w:rPr>
-              <w:instrText xml:space="preserve"> PAGEREF _Toc223122774 \h </w:instrText>
+              <w:instrText xml:space="preserve"> PAGEREF _Toc224473695 \h </w:instrText>
             </w:r>
             <w:r>
               <w:rPr>
@@ -1457,7 +1600,7 @@
                 <w:noProof/>
                 <w:webHidden/>
               </w:rPr>
-              <w:t>10</w:t>
+              <w:t>15</w:t>
             </w:r>
             <w:r>
               <w:rPr>
@@ -1472,7 +1615,8 @@
           <w:pPr>
             <w:pStyle w:val="TDC1"/>
             <w:tabs>
-              <w:tab w:val="right" w:leader="dot" w:pos="9350"/>
+              <w:tab w:val="left" w:pos="720"/>
+              <w:tab w:val="right" w:leader="dot" w:pos="10790"/>
             </w:tabs>
             <w:rPr>
               <w:rFonts w:asciiTheme="minorHAnsi" w:eastAsiaTheme="minorEastAsia" w:hAnsiTheme="minorHAnsi" w:cstheme="minorBidi"/>
@@ -1484,11 +1628,29 @@
               <w14:ligatures w14:val="standardContextual"/>
             </w:rPr>
           </w:pPr>
-          <w:hyperlink w:anchor="_Toc223122775" w:history="1">
+          <w:hyperlink w:anchor="_Toc224473696" w:history="1">
             <w:r>
               <w:rPr>
                 <w:rStyle w:val="Hipervnculo"/>
-                <w:rFonts w:ascii="Proxima Nova" w:eastAsia="Proxima Nova" w:hAnsi="Proxima Nova" w:cs="Proxima Nova"/>
+                <w:noProof/>
+              </w:rPr>
+              <w:t>VIII.</w:t>
+            </w:r>
+            <w:r>
+              <w:rPr>
+                <w:rFonts w:asciiTheme="minorHAnsi" w:eastAsiaTheme="minorEastAsia" w:hAnsiTheme="minorHAnsi" w:cstheme="minorBidi"/>
+                <w:noProof/>
+                <w:kern w:val="2"/>
+                <w:sz w:val="24"/>
+                <w:szCs w:val="24"/>
+                <w:lang w:val="en-US"/>
+                <w14:ligatures w14:val="standardContextual"/>
+              </w:rPr>
+              <w:tab/>
+            </w:r>
+            <w:r>
+              <w:rPr>
+                <w:rStyle w:val="Hipervnculo"/>
                 <w:noProof/>
               </w:rPr>
               <w:t>Bibliografía</w:t>
@@ -1512,7 +1674,7 @@
                 <w:noProof/>
                 <w:webHidden/>
               </w:rPr>
-              <w:instrText xml:space="preserve"> PAGEREF _Toc223122775 \h </w:instrText>
+              <w:instrText xml:space="preserve"> PAGEREF _Toc224473696 \h </w:instrText>
             </w:r>
             <w:r>
               <w:rPr>
@@ -1532,7 +1694,303 @@
                 <w:noProof/>
                 <w:webHidden/>
               </w:rPr>
-              <w:t>10</w:t>
+              <w:t>15</w:t>
+            </w:r>
+            <w:r>
+              <w:rPr>
+                <w:noProof/>
+                <w:webHidden/>
+              </w:rPr>
+              <w:fldChar w:fldCharType="end"/>
+            </w:r>
+          </w:hyperlink>
+        </w:p>
+        <w:p>
+          <w:pPr>
+            <w:pStyle w:val="TDC1"/>
+            <w:tabs>
+              <w:tab w:val="right" w:leader="dot" w:pos="10790"/>
+            </w:tabs>
+            <w:rPr>
+              <w:rFonts w:asciiTheme="minorHAnsi" w:eastAsiaTheme="minorEastAsia" w:hAnsiTheme="minorHAnsi" w:cstheme="minorBidi"/>
+              <w:noProof/>
+              <w:kern w:val="2"/>
+              <w:sz w:val="24"/>
+              <w:szCs w:val="24"/>
+              <w:lang w:val="en-US"/>
+              <w14:ligatures w14:val="standardContextual"/>
+            </w:rPr>
+          </w:pPr>
+          <w:hyperlink w:anchor="_Toc224473697" w:history="1">
+            <w:r>
+              <w:rPr>
+                <w:rStyle w:val="Hipervnculo"/>
+                <w:noProof/>
+              </w:rPr>
+              <w:t>Entrega</w:t>
+            </w:r>
+            <w:r>
+              <w:rPr>
+                <w:noProof/>
+                <w:webHidden/>
+              </w:rPr>
+              <w:tab/>
+            </w:r>
+            <w:r>
+              <w:rPr>
+                <w:noProof/>
+                <w:webHidden/>
+              </w:rPr>
+              <w:fldChar w:fldCharType="begin"/>
+            </w:r>
+            <w:r>
+              <w:rPr>
+                <w:noProof/>
+                <w:webHidden/>
+              </w:rPr>
+              <w:instrText xml:space="preserve"> PAGEREF _Toc224473697 \h </w:instrText>
+            </w:r>
+            <w:r>
+              <w:rPr>
+                <w:noProof/>
+                <w:webHidden/>
+              </w:rPr>
+            </w:r>
+            <w:r>
+              <w:rPr>
+                <w:noProof/>
+                <w:webHidden/>
+              </w:rPr>
+              <w:fldChar w:fldCharType="separate"/>
+            </w:r>
+            <w:r>
+              <w:rPr>
+                <w:noProof/>
+                <w:webHidden/>
+              </w:rPr>
+              <w:t>16</w:t>
+            </w:r>
+            <w:r>
+              <w:rPr>
+                <w:noProof/>
+                <w:webHidden/>
+              </w:rPr>
+              <w:fldChar w:fldCharType="end"/>
+            </w:r>
+          </w:hyperlink>
+        </w:p>
+        <w:p>
+          <w:pPr>
+            <w:pStyle w:val="TDC1"/>
+            <w:tabs>
+              <w:tab w:val="right" w:leader="dot" w:pos="10790"/>
+            </w:tabs>
+            <w:rPr>
+              <w:rFonts w:asciiTheme="minorHAnsi" w:eastAsiaTheme="minorEastAsia" w:hAnsiTheme="minorHAnsi" w:cstheme="minorBidi"/>
+              <w:noProof/>
+              <w:kern w:val="2"/>
+              <w:sz w:val="24"/>
+              <w:szCs w:val="24"/>
+              <w:lang w:val="en-US"/>
+              <w14:ligatures w14:val="standardContextual"/>
+            </w:rPr>
+          </w:pPr>
+          <w:hyperlink w:anchor="_Toc224473698" w:history="1">
+            <w:r>
+              <w:rPr>
+                <w:rStyle w:val="Hipervnculo"/>
+                <w:noProof/>
+              </w:rPr>
+              <w:t>Criterios para evaluar:</w:t>
+            </w:r>
+            <w:r>
+              <w:rPr>
+                <w:noProof/>
+                <w:webHidden/>
+              </w:rPr>
+              <w:tab/>
+            </w:r>
+            <w:r>
+              <w:rPr>
+                <w:noProof/>
+                <w:webHidden/>
+              </w:rPr>
+              <w:fldChar w:fldCharType="begin"/>
+            </w:r>
+            <w:r>
+              <w:rPr>
+                <w:noProof/>
+                <w:webHidden/>
+              </w:rPr>
+              <w:instrText xml:space="preserve"> PAGEREF _Toc224473698 \h </w:instrText>
+            </w:r>
+            <w:r>
+              <w:rPr>
+                <w:noProof/>
+                <w:webHidden/>
+              </w:rPr>
+            </w:r>
+            <w:r>
+              <w:rPr>
+                <w:noProof/>
+                <w:webHidden/>
+              </w:rPr>
+              <w:fldChar w:fldCharType="separate"/>
+            </w:r>
+            <w:r>
+              <w:rPr>
+                <w:noProof/>
+                <w:webHidden/>
+              </w:rPr>
+              <w:t>16</w:t>
+            </w:r>
+            <w:r>
+              <w:rPr>
+                <w:noProof/>
+                <w:webHidden/>
+              </w:rPr>
+              <w:fldChar w:fldCharType="end"/>
+            </w:r>
+          </w:hyperlink>
+        </w:p>
+        <w:p>
+          <w:pPr>
+            <w:pStyle w:val="TDC2"/>
+            <w:tabs>
+              <w:tab w:val="right" w:leader="dot" w:pos="10790"/>
+            </w:tabs>
+            <w:rPr>
+              <w:rFonts w:asciiTheme="minorHAnsi" w:eastAsiaTheme="minorEastAsia" w:hAnsiTheme="minorHAnsi" w:cstheme="minorBidi"/>
+              <w:noProof/>
+              <w:kern w:val="2"/>
+              <w:sz w:val="24"/>
+              <w:szCs w:val="24"/>
+              <w:lang w:val="en-US"/>
+              <w14:ligatures w14:val="standardContextual"/>
+            </w:rPr>
+          </w:pPr>
+          <w:hyperlink w:anchor="_Toc224473699" w:history="1">
+            <w:r>
+              <w:rPr>
+                <w:rStyle w:val="Hipervnculo"/>
+                <w:noProof/>
+              </w:rPr>
+              <w:t>Código (70 puntos)</w:t>
+            </w:r>
+            <w:r>
+              <w:rPr>
+                <w:noProof/>
+                <w:webHidden/>
+              </w:rPr>
+              <w:tab/>
+            </w:r>
+            <w:r>
+              <w:rPr>
+                <w:noProof/>
+                <w:webHidden/>
+              </w:rPr>
+              <w:fldChar w:fldCharType="begin"/>
+            </w:r>
+            <w:r>
+              <w:rPr>
+                <w:noProof/>
+                <w:webHidden/>
+              </w:rPr>
+              <w:instrText xml:space="preserve"> PAGEREF _Toc224473699 \h </w:instrText>
+            </w:r>
+            <w:r>
+              <w:rPr>
+                <w:noProof/>
+                <w:webHidden/>
+              </w:rPr>
+            </w:r>
+            <w:r>
+              <w:rPr>
+                <w:noProof/>
+                <w:webHidden/>
+              </w:rPr>
+              <w:fldChar w:fldCharType="separate"/>
+            </w:r>
+            <w:r>
+              <w:rPr>
+                <w:noProof/>
+                <w:webHidden/>
+              </w:rPr>
+              <w:t>16</w:t>
+            </w:r>
+            <w:r>
+              <w:rPr>
+                <w:noProof/>
+                <w:webHidden/>
+              </w:rPr>
+              <w:fldChar w:fldCharType="end"/>
+            </w:r>
+          </w:hyperlink>
+        </w:p>
+        <w:p>
+          <w:pPr>
+            <w:pStyle w:val="TDC2"/>
+            <w:tabs>
+              <w:tab w:val="right" w:leader="dot" w:pos="10790"/>
+            </w:tabs>
+            <w:rPr>
+              <w:rFonts w:asciiTheme="minorHAnsi" w:eastAsiaTheme="minorEastAsia" w:hAnsiTheme="minorHAnsi" w:cstheme="minorBidi"/>
+              <w:noProof/>
+              <w:kern w:val="2"/>
+              <w:sz w:val="24"/>
+              <w:szCs w:val="24"/>
+              <w:lang w:val="en-US"/>
+              <w14:ligatures w14:val="standardContextual"/>
+            </w:rPr>
+          </w:pPr>
+          <w:hyperlink w:anchor="_Toc224473700" w:history="1">
+            <w:r>
+              <w:rPr>
+                <w:rStyle w:val="Hipervnculo"/>
+                <w:noProof/>
+              </w:rPr>
+              <w:t>Reporte (30 puntos):</w:t>
+            </w:r>
+            <w:r>
+              <w:rPr>
+                <w:noProof/>
+                <w:webHidden/>
+              </w:rPr>
+              <w:tab/>
+            </w:r>
+            <w:r>
+              <w:rPr>
+                <w:noProof/>
+                <w:webHidden/>
+              </w:rPr>
+              <w:fldChar w:fldCharType="begin"/>
+            </w:r>
+            <w:r>
+              <w:rPr>
+                <w:noProof/>
+                <w:webHidden/>
+              </w:rPr>
+              <w:instrText xml:space="preserve"> PAGEREF _Toc224473700 \h </w:instrText>
+            </w:r>
+            <w:r>
+              <w:rPr>
+                <w:noProof/>
+                <w:webHidden/>
+              </w:rPr>
+            </w:r>
+            <w:r>
+              <w:rPr>
+                <w:noProof/>
+                <w:webHidden/>
+              </w:rPr>
+              <w:fldChar w:fldCharType="separate"/>
+            </w:r>
+            <w:r>
+              <w:rPr>
+                <w:noProof/>
+                <w:webHidden/>
+              </w:rPr>
+              <w:t>16</w:t>
             </w:r>
             <w:r>
               <w:rPr>
@@ -1558,185 +2016,87 @@
     <w:p>
       <w:pPr>
         <w:pStyle w:val="Ttulo1"/>
-        <w:rPr>
-          <w:rFonts w:ascii="Proxima Nova" w:eastAsia="Proxima Nova" w:hAnsi="Proxima Nova" w:cs="Proxima Nova"/>
-        </w:rPr>
-      </w:pPr>
-      <w:bookmarkStart w:id="0" w:name="_Toc223122760"/>
-      <w:r>
-        <w:rPr>
-          <w:rFonts w:ascii="Proxima Nova" w:eastAsia="Proxima Nova" w:hAnsi="Proxima Nova" w:cs="Proxima Nova"/>
-          <w:sz w:val="52"/>
-          <w:szCs w:val="52"/>
-        </w:rPr>
+        <w:numPr>
+          <w:ilvl w:val="0"/>
+          <w:numId w:val="9"/>
+        </w:numPr>
+      </w:pPr>
+      <w:bookmarkStart w:id="0" w:name="_Toc224473681"/>
+      <w:r>
         <w:t>Objetivo</w:t>
       </w:r>
       <w:bookmarkEnd w:id="0"/>
     </w:p>
     <w:p>
-      <w:pPr>
-        <w:rPr>
-          <w:rFonts w:ascii="Proxima Nova" w:eastAsia="Proxima Nova" w:hAnsi="Proxima Nova" w:cs="Proxima Nova"/>
-        </w:rPr>
-      </w:pPr>
-      <w:r>
-        <w:rPr>
-          <w:rFonts w:ascii="Proxima Nova" w:eastAsia="Proxima Nova" w:hAnsi="Proxima Nova" w:cs="Proxima Nova"/>
-        </w:rPr>
-        <w:t xml:space="preserve">El alumno diseñara </w:t>
-      </w:r>
-      <w:r>
-        <w:rPr>
-          <w:rFonts w:ascii="Proxima Nova" w:eastAsia="Proxima Nova" w:hAnsi="Proxima Nova" w:cs="Proxima Nova"/>
-        </w:rPr>
-        <w:t>clases para modelar el estado y comportamiento de entidades del</w:t>
-      </w:r>
-      <w:r>
-        <w:rPr>
-          <w:rFonts w:ascii="Proxima Nova" w:eastAsia="Proxima Nova" w:hAnsi="Proxima Nova" w:cs="Proxima Nova"/>
-        </w:rPr>
+      <w:r>
+        <w:t>El alumno diseñará clases para modelar el estado y comportamiento de entidades del mundo real, a través de atributos y métodos, respetando los principios de la orientación a objetos y las capacidades del lenguaje Java. En esta práctica se implementaron tres programas</w:t>
+      </w:r>
+      <w:r>
         <w:t xml:space="preserve"> </w:t>
       </w:r>
       <w:r>
-        <w:rPr>
-          <w:rFonts w:ascii="Proxima Nova" w:eastAsia="Proxima Nova" w:hAnsi="Proxima Nova" w:cs="Proxima Nova"/>
-        </w:rPr>
-        <w:t>mundo real, a través de atributos y métodos, respectivamente, respetando los principios de la</w:t>
-      </w:r>
-      <w:r>
-        <w:rPr>
-          <w:rFonts w:ascii="Proxima Nova" w:eastAsia="Proxima Nova" w:hAnsi="Proxima Nova" w:cs="Proxima Nova"/>
-        </w:rPr>
-        <w:t xml:space="preserve"> </w:t>
-      </w:r>
-      <w:r>
-        <w:rPr>
-          <w:rFonts w:ascii="Proxima Nova" w:eastAsia="Proxima Nova" w:hAnsi="Proxima Nova" w:cs="Proxima Nova"/>
-        </w:rPr>
-        <w:t xml:space="preserve">orientación objetos </w:t>
-      </w:r>
-      <w:r>
-        <w:rPr>
-          <w:rFonts w:ascii="Proxima Nova" w:eastAsia="Proxima Nova" w:hAnsi="Proxima Nova" w:cs="Proxima Nova"/>
-        </w:rPr>
-        <w:t>y las capacidades</w:t>
-      </w:r>
-      <w:r>
-        <w:rPr>
-          <w:rFonts w:ascii="Proxima Nova" w:eastAsia="Proxima Nova" w:hAnsi="Proxima Nova" w:cs="Proxima Nova"/>
-        </w:rPr>
-        <w:t xml:space="preserve"> </w:t>
-      </w:r>
-      <w:r>
-        <w:rPr>
-          <w:rFonts w:ascii="Proxima Nova" w:eastAsia="Proxima Nova" w:hAnsi="Proxima Nova" w:cs="Proxima Nova"/>
-        </w:rPr>
-        <w:t>del</w:t>
-      </w:r>
-      <w:r>
-        <w:rPr>
-          <w:rFonts w:ascii="Proxima Nova" w:eastAsia="Proxima Nova" w:hAnsi="Proxima Nova" w:cs="Proxima Nova"/>
-        </w:rPr>
-        <w:t xml:space="preserve"> </w:t>
-      </w:r>
-      <w:r>
-        <w:rPr>
-          <w:rFonts w:ascii="Proxima Nova" w:eastAsia="Proxima Nova" w:hAnsi="Proxima Nova" w:cs="Proxima Nova"/>
-        </w:rPr>
-        <w:t>lenguaje</w:t>
-      </w:r>
-      <w:r>
-        <w:rPr>
-          <w:rFonts w:ascii="Proxima Nova" w:eastAsia="Proxima Nova" w:hAnsi="Proxima Nova" w:cs="Proxima Nova"/>
-        </w:rPr>
-        <w:t xml:space="preserve"> </w:t>
-      </w:r>
-      <w:r>
-        <w:rPr>
-          <w:rFonts w:ascii="Proxima Nova" w:eastAsia="Proxima Nova" w:hAnsi="Proxima Nova" w:cs="Proxima Nova"/>
-        </w:rPr>
-        <w:t>de</w:t>
-      </w:r>
-      <w:r>
-        <w:rPr>
-          <w:rFonts w:ascii="Proxima Nova" w:eastAsia="Proxima Nova" w:hAnsi="Proxima Nova" w:cs="Proxima Nova"/>
-        </w:rPr>
-        <w:t xml:space="preserve"> </w:t>
-      </w:r>
-      <w:r>
-        <w:rPr>
-          <w:rFonts w:ascii="Proxima Nova" w:eastAsia="Proxima Nova" w:hAnsi="Proxima Nova" w:cs="Proxima Nova"/>
-        </w:rPr>
-        <w:t>programación con una actitud</w:t>
-      </w:r>
-      <w:r>
-        <w:rPr>
-          <w:rFonts w:ascii="Proxima Nova" w:eastAsia="Proxima Nova" w:hAnsi="Proxima Nova" w:cs="Proxima Nova"/>
-        </w:rPr>
-        <w:t xml:space="preserve"> </w:t>
-      </w:r>
-      <w:r>
-        <w:rPr>
-          <w:rFonts w:ascii="Proxima Nova" w:eastAsia="Proxima Nova" w:hAnsi="Proxima Nova" w:cs="Proxima Nova"/>
-        </w:rPr>
-        <w:t>crítica, propositiva y</w:t>
-      </w:r>
-      <w:r>
-        <w:rPr>
-          <w:rFonts w:ascii="Proxima Nova" w:eastAsia="Proxima Nova" w:hAnsi="Proxima Nova" w:cs="Proxima Nova"/>
-        </w:rPr>
-        <w:t xml:space="preserve"> creativa.</w:t>
+        <w:t>independientes:</w:t>
+      </w:r>
+    </w:p>
+    <w:p/>
+    <w:p>
+      <w:pPr>
+        <w:pStyle w:val="Prrafodelista"/>
+        <w:numPr>
+          <w:ilvl w:val="0"/>
+          <w:numId w:val="10"/>
+        </w:numPr>
+      </w:pPr>
+      <w:r>
+        <w:t xml:space="preserve">Programa 1: clase Lavadora con atributos asignados mediante </w:t>
+      </w:r>
+      <w:proofErr w:type="spellStart"/>
+      <w:r>
+        <w:t>setters</w:t>
+      </w:r>
+      <w:proofErr w:type="spellEnd"/>
+      <w:r>
+        <w:t>, sin constructor.</w:t>
+      </w:r>
+    </w:p>
+    <w:p>
+      <w:pPr>
+        <w:pStyle w:val="Prrafodelista"/>
+        <w:numPr>
+          <w:ilvl w:val="0"/>
+          <w:numId w:val="10"/>
+        </w:numPr>
+      </w:pPr>
+      <w:r>
+        <w:t>Programa 2: clase Factura con constructor completo y método para calcular el monto total.</w:t>
+      </w:r>
+    </w:p>
+    <w:p>
+      <w:pPr>
+        <w:pStyle w:val="Prrafodelista"/>
+        <w:numPr>
+          <w:ilvl w:val="0"/>
+          <w:numId w:val="10"/>
+        </w:numPr>
+      </w:pPr>
+      <w:r>
+        <w:t>Programa 4: clase Empleado con constructor, cálculo de salario anual y método para aplicar un aumento porcentual.</w:t>
       </w:r>
     </w:p>
     <w:p>
       <w:pPr>
         <w:pStyle w:val="Ttulo1"/>
-        <w:rPr>
-          <w:rFonts w:ascii="Proxima Nova" w:eastAsia="Proxima Nova" w:hAnsi="Proxima Nova" w:cs="Proxima Nova"/>
-        </w:rPr>
-      </w:pPr>
-      <w:bookmarkStart w:id="1" w:name="_Toc223122761"/>
-      <w:r>
-        <w:rPr>
-          <w:rFonts w:ascii="Proxima Nova" w:eastAsia="Proxima Nova" w:hAnsi="Proxima Nova" w:cs="Proxima Nova"/>
-          <w:sz w:val="52"/>
-          <w:szCs w:val="52"/>
-        </w:rPr>
+        <w:numPr>
+          <w:ilvl w:val="0"/>
+          <w:numId w:val="9"/>
+        </w:numPr>
+      </w:pPr>
+      <w:bookmarkStart w:id="1" w:name="_Toc224473682"/>
+      <w:r>
+        <w:lastRenderedPageBreak/>
         <w:t>Descripción de la practica</w:t>
       </w:r>
       <w:bookmarkEnd w:id="1"/>
-    </w:p>
-    <w:p>
-      <w:pPr>
-        <w:rPr>
-          <w:rFonts w:ascii="Proxima Nova" w:eastAsia="Proxima Nova" w:hAnsi="Proxima Nova" w:cs="Proxima Nova"/>
-        </w:rPr>
-      </w:pPr>
-      <w:r>
-        <w:rPr>
-          <w:rFonts w:ascii="Proxima Nova" w:eastAsia="Proxima Nova" w:hAnsi="Proxima Nova" w:cs="Proxima Nova"/>
-        </w:rPr>
-        <w:t>Para realizar esta práctica debes haber estudiado lo visto en clases anteriores, solo podrás</w:t>
-      </w:r>
-    </w:p>
-    <w:p>
-      <w:pPr>
-        <w:rPr>
-          <w:rFonts w:ascii="Proxima Nova" w:eastAsia="Proxima Nova" w:hAnsi="Proxima Nova" w:cs="Proxima Nova"/>
-        </w:rPr>
-      </w:pPr>
-      <w:r>
-        <w:rPr>
-          <w:rFonts w:ascii="Proxima Nova" w:eastAsia="Proxima Nova" w:hAnsi="Proxima Nova" w:cs="Proxima Nova"/>
-        </w:rPr>
-        <w:t>consultar apuntes visto en clases, no puedes hacer uso de internet.</w:t>
-      </w:r>
-      <w:r>
-        <w:rPr>
-          <w:rFonts w:ascii="Proxima Nova" w:eastAsia="Proxima Nova" w:hAnsi="Proxima Nova" w:cs="Proxima Nova"/>
-        </w:rPr>
-        <w:t xml:space="preserve"> </w:t>
-      </w:r>
     </w:p>
     <w:p>
       <w:pPr>
@@ -1756,10 +2116,9 @@
         <w:rPr>
           <w:rFonts w:ascii="Proxima Nova" w:eastAsia="Proxima Nova" w:hAnsi="Proxima Nova" w:cs="Proxima Nova"/>
         </w:rPr>
-        <w:lastRenderedPageBreak/>
         <w:tab/>
       </w:r>
-      <w:bookmarkStart w:id="2" w:name="_Toc223122762"/>
+      <w:bookmarkStart w:id="2" w:name="_Toc224473683"/>
       <w:r>
         <w:rPr>
           <w:rFonts w:ascii="Proxima Nova" w:eastAsia="Proxima Nova" w:hAnsi="Proxima Nova" w:cs="Proxima Nova"/>
@@ -1815,6 +2174,35 @@
         </w:rPr>
         <w:t>.</w:t>
       </w:r>
+      <w:r>
+        <w:rPr>
+          <w:rFonts w:ascii="Proxima Nova" w:eastAsia="Proxima Nova" w:hAnsi="Proxima Nova" w:cs="Proxima Nova"/>
+        </w:rPr>
+        <w:t xml:space="preserve"> </w:t>
+      </w:r>
+      <w:r>
+        <w:rPr>
+          <w:rFonts w:asciiTheme="minorHAnsi" w:eastAsia="Proxima Nova" w:hAnsiTheme="minorHAnsi" w:cs="Proxima Nova"/>
+          <w:lang w:val="es-MX"/>
+        </w:rPr>
+        <w:t>(</w:t>
+      </w:r>
+      <w:proofErr w:type="spellStart"/>
+      <w:r>
+        <w:rPr>
+          <w:rFonts w:asciiTheme="minorHAnsi" w:eastAsia="Proxima Nova" w:hAnsiTheme="minorHAnsi" w:cs="Proxima Nova"/>
+          <w:lang w:val="es-MX"/>
+        </w:rPr>
+        <w:t>Vscode</w:t>
+      </w:r>
+      <w:proofErr w:type="spellEnd"/>
+      <w:r>
+        <w:rPr>
+          <w:rFonts w:asciiTheme="minorHAnsi" w:eastAsia="Proxima Nova" w:hAnsiTheme="minorHAnsi" w:cs="Proxima Nova"/>
+          <w:lang w:val="es-MX"/>
+        </w:rPr>
+        <w:t>)</w:t>
+      </w:r>
     </w:p>
     <w:p>
       <w:pPr>
@@ -1848,200 +2236,785 @@
     </w:p>
     <w:p>
       <w:pPr>
-        <w:pStyle w:val="Ttulo2"/>
-      </w:pPr>
-      <w:bookmarkStart w:id="3" w:name="_Toc223122763"/>
-      <w:r>
-        <w:t>DESARROLLO DE LA PRACTICA</w:t>
-      </w:r>
-      <w:r>
-        <w:t>.</w:t>
-      </w:r>
-      <w:bookmarkEnd w:id="3"/>
-    </w:p>
-    <w:p>
-      <w:pPr>
-        <w:pStyle w:val="Ttulo3"/>
-      </w:pPr>
-      <w:bookmarkStart w:id="4" w:name="_Toc223122764"/>
-      <w:r>
-        <w:t>Programa 1:</w:t>
-      </w:r>
-      <w:bookmarkEnd w:id="4"/>
-      <w:r>
-        <w:t xml:space="preserve"> </w:t>
-      </w:r>
-    </w:p>
-    <w:p>
-      <w:r>
-        <w:t>Desarrollar</w:t>
-      </w:r>
-      <w:r>
-        <w:t xml:space="preserve"> </w:t>
-      </w:r>
-      <w:r>
-        <w:t>una</w:t>
-      </w:r>
-      <w:r>
-        <w:t xml:space="preserve"> clase llamada</w:t>
-      </w:r>
-      <w:r>
-        <w:t xml:space="preserve"> Lavadora,</w:t>
-      </w:r>
-      <w:r>
-        <w:t xml:space="preserve"> </w:t>
-      </w:r>
-      <w:r>
-        <w:t>con</w:t>
-      </w:r>
-      <w:r>
-        <w:t xml:space="preserve"> </w:t>
-      </w:r>
-      <w:r>
-        <w:t>los</w:t>
-      </w:r>
-      <w:r>
-        <w:t xml:space="preserve"> </w:t>
-      </w:r>
-      <w:r>
-        <w:t>siguientes</w:t>
-      </w:r>
-      <w:r>
-        <w:t xml:space="preserve"> </w:t>
-      </w:r>
-      <w:r>
-        <w:t xml:space="preserve">campos:  marca, modelo, </w:t>
-      </w:r>
-      <w:proofErr w:type="spellStart"/>
-      <w:r>
-        <w:t>numeroSerie</w:t>
-      </w:r>
-      <w:proofErr w:type="spellEnd"/>
-      <w:r>
-        <w:t>, capacidad y un método donde se imprima los datos de la lavadora. Cree</w:t>
-      </w:r>
-      <w:r>
-        <w:t xml:space="preserve"> </w:t>
-      </w:r>
-      <w:r>
-        <w:t>una clase de prueba donde se genere un objeto. No utilizar constructores, ni captura de datos.</w:t>
-      </w:r>
-    </w:p>
-    <w:p/>
-    <w:p>
-      <w:r>
-        <w:t xml:space="preserve">La clase </w:t>
-      </w:r>
-      <w:r>
-        <w:t>Lavadora</w:t>
-      </w:r>
-      <w:r>
-        <w:t xml:space="preserve"> debe contener los siguientes atributos: </w:t>
-      </w:r>
-    </w:p>
-    <w:p>
-      <w:pPr>
-        <w:pStyle w:val="Prrafodelista"/>
+        <w:pStyle w:val="Ttulo1"/>
         <w:numPr>
           <w:ilvl w:val="0"/>
-          <w:numId w:val="5"/>
+          <w:numId w:val="9"/>
         </w:numPr>
       </w:pPr>
-      <w:r>
-        <w:t>marca</w:t>
-      </w:r>
-    </w:p>
-    <w:p>
-      <w:pPr>
-        <w:pStyle w:val="Prrafodelista"/>
-        <w:numPr>
-          <w:ilvl w:val="0"/>
-          <w:numId w:val="5"/>
-        </w:numPr>
-      </w:pPr>
-      <w:r>
-        <w:t>modelo</w:t>
-      </w:r>
-    </w:p>
-    <w:p>
-      <w:pPr>
-        <w:pStyle w:val="Prrafodelista"/>
-        <w:numPr>
-          <w:ilvl w:val="0"/>
-          <w:numId w:val="5"/>
-        </w:numPr>
-      </w:pPr>
+      <w:bookmarkStart w:id="3" w:name="_Toc224473684"/>
+      <w:r>
+        <w:t>D</w:t>
+      </w:r>
+      <w:r>
+        <w:t>esarrollo de la práctica</w:t>
+      </w:r>
+      <w:bookmarkEnd w:id="3"/>
+    </w:p>
+    <w:p>
+      <w:r>
+        <w:t>Diagrama UML</w:t>
+      </w:r>
+    </w:p>
+    <w:p>
+      <w:r>
+        <w:t>El diagrama muestra las tres clases modelo y</w:t>
+      </w:r>
+      <w:r>
+        <w:t xml:space="preserve"> la clase Main con sus métodos de prueba</w:t>
+      </w:r>
+      <w:r>
+        <w:t>. Cada clase de prueba depende de su clase modelo mediante una relación «uses» representada con flecha punteada.</w:t>
+      </w:r>
+    </w:p>
+    <w:p/>
+    <w:p>
+      <w:r>
+        <w:rPr>
+          <w:noProof/>
+        </w:rPr>
+        <w:drawing>
+          <wp:inline distT="0" distB="0" distL="0" distR="0" wp14:anchorId="6686E8BC" wp14:editId="213CF117">
+            <wp:extent cx="5943600" cy="4013200"/>
+            <wp:effectExtent l="0" t="0" r="0" b="6350"/>
+            <wp:docPr id="1273897045" name="Imagen 1"/>
+            <wp:cNvGraphicFramePr>
+              <a:graphicFrameLocks xmlns:a="http://schemas.openxmlformats.org/drawingml/2006/main" noChangeAspect="1"/>
+            </wp:cNvGraphicFramePr>
+            <a:graphic xmlns:a="http://schemas.openxmlformats.org/drawingml/2006/main">
+              <a:graphicData uri="http://schemas.openxmlformats.org/drawingml/2006/picture">
+                <pic:pic xmlns:pic="http://schemas.openxmlformats.org/drawingml/2006/picture">
+                  <pic:nvPicPr>
+                    <pic:cNvPr id="1273897045" name="Imagen 1273897045"/>
+                    <pic:cNvPicPr/>
+                  </pic:nvPicPr>
+                  <pic:blipFill>
+                    <a:blip r:embed="rId13">
+                      <a:extLst>
+                        <a:ext uri="{28A0092B-C50C-407E-A947-70E740481C1C}">
+                          <a14:useLocalDpi xmlns:a14="http://schemas.microsoft.com/office/drawing/2010/main" val="0"/>
+                        </a:ext>
+                      </a:extLst>
+                    </a:blip>
+                    <a:stretch>
+                      <a:fillRect/>
+                    </a:stretch>
+                  </pic:blipFill>
+                  <pic:spPr>
+                    <a:xfrm>
+                      <a:off x="0" y="0"/>
+                      <a:ext cx="5943600" cy="4013200"/>
+                    </a:xfrm>
+                    <a:prstGeom prst="rect">
+                      <a:avLst/>
+                    </a:prstGeom>
+                  </pic:spPr>
+                </pic:pic>
+              </a:graphicData>
+            </a:graphic>
+          </wp:inline>
+        </w:drawing>
+      </w:r>
+    </w:p>
+    <w:p>
+      <w:pPr>
+        <w:pStyle w:val="Ttulo2"/>
+        <w:rPr>
+          <w:lang w:val="es-MX"/>
+        </w:rPr>
+      </w:pPr>
+      <w:bookmarkStart w:id="4" w:name="_Toc224473685"/>
+      <w:r>
+        <w:rPr>
+          <w:lang w:val="es-MX"/>
+        </w:rPr>
+        <w:t>Programa</w:t>
+      </w:r>
+      <w:r>
+        <w:rPr>
+          <w:lang w:val="es-MX"/>
+        </w:rPr>
+        <w:t xml:space="preserve"> Main</w:t>
+      </w:r>
+      <w:bookmarkEnd w:id="4"/>
+    </w:p>
+    <w:p>
+      <w:pPr>
+        <w:rPr>
+          <w:lang w:val="es-MX"/>
+        </w:rPr>
+      </w:pPr>
+    </w:p>
+    <w:p>
+      <w:pPr>
+        <w:rPr>
+          <w:lang w:val="es-MX"/>
+        </w:rPr>
+      </w:pPr>
+      <w:r>
+        <w:rPr>
+          <w:lang w:val="es-MX"/>
+        </w:rPr>
+        <w:t>La clase Main actúa como punto de entrada único del programa. Su método main implementa un ciclo do-</w:t>
+      </w:r>
       <w:proofErr w:type="spellStart"/>
       <w:r>
-        <w:t>numeroSerie</w:t>
+        <w:rPr>
+          <w:lang w:val="es-MX"/>
+        </w:rPr>
+        <w:t>while</w:t>
       </w:r>
       <w:proofErr w:type="spellEnd"/>
-    </w:p>
-    <w:p>
-      <w:pPr>
-        <w:pStyle w:val="Prrafodelista"/>
-        <w:numPr>
-          <w:ilvl w:val="0"/>
-          <w:numId w:val="5"/>
-        </w:numPr>
-      </w:pPr>
-      <w:r>
-        <w:t>capacidad</w:t>
-      </w:r>
-    </w:p>
-    <w:p>
-      <w:pPr>
-        <w:pStyle w:val="Prrafodelista"/>
-        <w:numPr>
-          <w:ilvl w:val="0"/>
-          <w:numId w:val="5"/>
-        </w:numPr>
-      </w:pPr>
-      <w:proofErr w:type="spellStart"/>
-      <w:r>
-        <w:t>metodo</w:t>
-      </w:r>
-      <w:proofErr w:type="spellEnd"/>
-      <w:r>
-        <w:t xml:space="preserve"> </w:t>
+      <w:r>
+        <w:rPr>
+          <w:lang w:val="es-MX"/>
+        </w:rPr>
+        <w:t xml:space="preserve"> que muestra el menú de opciones repetidamente hasta que el usuario ingrese 0. Dentro del ciclo, un switch evalúa la opción seleccionada y llama a la función estática correspondiente.</w:t>
+      </w:r>
+    </w:p>
+    <w:p>
+      <w:pPr>
+        <w:rPr>
+          <w:lang w:val="es-MX"/>
+        </w:rPr>
+      </w:pPr>
+    </w:p>
+    <w:p>
+      <w:pPr>
+        <w:rPr>
+          <w:lang w:val="es-MX"/>
+        </w:rPr>
+      </w:pPr>
+      <w:r>
+        <w:rPr>
+          <w:lang w:val="es-MX"/>
+        </w:rPr>
+        <w:t xml:space="preserve">El método </w:t>
       </w:r>
       <w:proofErr w:type="spellStart"/>
       <w:proofErr w:type="gramStart"/>
       <w:r>
+        <w:rPr>
+          <w:lang w:val="es-MX"/>
+        </w:rPr>
+        <w:t>ejecutarLavadora</w:t>
+      </w:r>
+      <w:proofErr w:type="spellEnd"/>
+      <w:r>
+        <w:rPr>
+          <w:lang w:val="es-MX"/>
+        </w:rPr>
+        <w:t>(</w:t>
+      </w:r>
+      <w:proofErr w:type="gramEnd"/>
+      <w:r>
+        <w:rPr>
+          <w:lang w:val="es-MX"/>
+        </w:rPr>
+        <w:t xml:space="preserve">) crea un objeto Lavadora con new </w:t>
+      </w:r>
+      <w:proofErr w:type="gramStart"/>
+      <w:r>
+        <w:rPr>
+          <w:lang w:val="es-MX"/>
+        </w:rPr>
+        <w:t>Lavadora(</w:t>
+      </w:r>
+      <w:proofErr w:type="gramEnd"/>
+      <w:r>
+        <w:rPr>
+          <w:lang w:val="es-MX"/>
+        </w:rPr>
+        <w:t xml:space="preserve">) sin argumentos, ya que esta clase no tiene constructor parametrizado. Los atributos se asignan uno a uno mediante los </w:t>
+      </w:r>
+      <w:proofErr w:type="spellStart"/>
+      <w:r>
+        <w:rPr>
+          <w:lang w:val="es-MX"/>
+        </w:rPr>
+        <w:t>setters</w:t>
+      </w:r>
+      <w:proofErr w:type="spellEnd"/>
+      <w:r>
+        <w:rPr>
+          <w:lang w:val="es-MX"/>
+        </w:rPr>
+        <w:t xml:space="preserve"> antes de llamar a lavadora1.imprimirDatos(), que imprime los valores directamente en consola. Esto demuestra que es posible inicializar un objeto sin constructor parametrizado, asignando sus atributos a través de los métodos setter.</w:t>
+      </w:r>
+    </w:p>
+    <w:p>
+      <w:pPr>
+        <w:rPr>
+          <w:lang w:val="es-MX"/>
+        </w:rPr>
+      </w:pPr>
+      <w:r>
+        <w:rPr>
+          <w:lang w:val="es-MX"/>
+        </w:rPr>
+        <w:br w:type="page"/>
+      </w:r>
+    </w:p>
+    <w:p>
+      <w:pPr>
+        <w:rPr>
+          <w:lang w:val="es-MX"/>
+        </w:rPr>
+      </w:pPr>
+      <w:r>
+        <w:rPr>
+          <w:lang w:val="es-MX"/>
+        </w:rPr>
+        <w:lastRenderedPageBreak/>
+        <w:t xml:space="preserve">El método </w:t>
+      </w:r>
+      <w:proofErr w:type="spellStart"/>
+      <w:proofErr w:type="gramStart"/>
+      <w:r>
+        <w:rPr>
+          <w:lang w:val="es-MX"/>
+        </w:rPr>
+        <w:t>ejecutarFactura</w:t>
+      </w:r>
+      <w:proofErr w:type="spellEnd"/>
+      <w:r>
+        <w:rPr>
+          <w:lang w:val="es-MX"/>
+        </w:rPr>
+        <w:t>(</w:t>
+      </w:r>
+      <w:proofErr w:type="gramEnd"/>
+      <w:r>
+        <w:rPr>
+          <w:lang w:val="es-MX"/>
+        </w:rPr>
+        <w:t xml:space="preserve">) crea dos objetos Factura pasando los cuatro atributos directamente al constructor. Para mostrar la información se utiliza </w:t>
+      </w:r>
+      <w:proofErr w:type="spellStart"/>
+      <w:r>
+        <w:rPr>
+          <w:lang w:val="es-MX"/>
+        </w:rPr>
+        <w:t>System.out.printf</w:t>
+      </w:r>
+      <w:proofErr w:type="spellEnd"/>
+      <w:r>
+        <w:rPr>
+          <w:lang w:val="es-MX"/>
+        </w:rPr>
+        <w:t xml:space="preserve">("%s", </w:t>
+      </w:r>
+      <w:proofErr w:type="spellStart"/>
+      <w:r>
+        <w:rPr>
+          <w:lang w:val="es-MX"/>
+        </w:rPr>
+        <w:t>facturaX.toString</w:t>
+      </w:r>
+      <w:proofErr w:type="spellEnd"/>
+      <w:r>
+        <w:rPr>
+          <w:lang w:val="es-MX"/>
+        </w:rPr>
+        <w:t xml:space="preserve">()), que llama explícitamente al método </w:t>
+      </w:r>
+      <w:proofErr w:type="spellStart"/>
+      <w:proofErr w:type="gramStart"/>
+      <w:r>
+        <w:rPr>
+          <w:lang w:val="es-MX"/>
+        </w:rPr>
         <w:t>toString</w:t>
       </w:r>
       <w:proofErr w:type="spellEnd"/>
       <w:r>
+        <w:rPr>
+          <w:lang w:val="es-MX"/>
+        </w:rPr>
         <w:t>(</w:t>
       </w:r>
       <w:proofErr w:type="gramEnd"/>
       <w:r>
+        <w:rPr>
+          <w:lang w:val="es-MX"/>
+        </w:rPr>
+        <w:t xml:space="preserve">) definido en la clase Factura y pasa el resultado como argumento de formato a </w:t>
+      </w:r>
+      <w:proofErr w:type="spellStart"/>
+      <w:r>
+        <w:rPr>
+          <w:lang w:val="es-MX"/>
+        </w:rPr>
+        <w:t>printf</w:t>
+      </w:r>
+      <w:proofErr w:type="spellEnd"/>
+      <w:r>
+        <w:rPr>
+          <w:lang w:val="es-MX"/>
+        </w:rPr>
+        <w:t xml:space="preserve">. Esto hace visible en el código que la representación del objeto proviene del método </w:t>
+      </w:r>
+      <w:proofErr w:type="spellStart"/>
+      <w:proofErr w:type="gramStart"/>
+      <w:r>
+        <w:rPr>
+          <w:lang w:val="es-MX"/>
+        </w:rPr>
+        <w:t>toString</w:t>
+      </w:r>
+      <w:proofErr w:type="spellEnd"/>
+      <w:r>
+        <w:rPr>
+          <w:lang w:val="es-MX"/>
+        </w:rPr>
+        <w:t>(</w:t>
+      </w:r>
+      <w:proofErr w:type="gramEnd"/>
+      <w:r>
+        <w:rPr>
+          <w:lang w:val="es-MX"/>
+        </w:rPr>
         <w:t>)</w:t>
       </w:r>
-    </w:p>
-    <w:p>
-      <w:pPr>
-        <w:pStyle w:val="Prrafodelista"/>
-      </w:pPr>
-    </w:p>
-    <w:p>
-      <w:pPr>
-        <w:rPr>
-          <w:lang w:val="en-US"/>
-        </w:rPr>
-      </w:pPr>
-      <w:r>
-        <w:rPr>
-          <w:lang w:val="en-US"/>
-        </w:rPr>
-        <w:t>Clase Libro ‘Java’</w:t>
-      </w:r>
-    </w:p>
-    <w:bookmarkStart w:id="5" w:name="_MON_1833491147"/>
-    <w:bookmarkEnd w:id="5"/>
-    <w:p>
-      <w:r>
-        <w:object w:dxaOrig="9360" w:dyaOrig="12825" w14:anchorId="32B1B77D">
+      <w:r>
+        <w:rPr>
+          <w:lang w:val="es-MX"/>
+        </w:rPr>
+        <w:t>.</w:t>
+      </w:r>
+    </w:p>
+    <w:p>
+      <w:pPr>
+        <w:rPr>
+          <w:lang w:val="es-MX"/>
+        </w:rPr>
+      </w:pPr>
+    </w:p>
+    <w:p>
+      <w:pPr>
+        <w:rPr>
+          <w:lang w:val="es-MX"/>
+        </w:rPr>
+      </w:pPr>
+      <w:r>
+        <w:rPr>
+          <w:lang w:val="es-MX"/>
+        </w:rPr>
+        <w:t xml:space="preserve">El método </w:t>
+      </w:r>
+      <w:proofErr w:type="spellStart"/>
+      <w:proofErr w:type="gramStart"/>
+      <w:r>
+        <w:rPr>
+          <w:lang w:val="es-MX"/>
+        </w:rPr>
+        <w:t>ejecutarEmpleado</w:t>
+      </w:r>
+      <w:proofErr w:type="spellEnd"/>
+      <w:r>
+        <w:rPr>
+          <w:lang w:val="es-MX"/>
+        </w:rPr>
+        <w:t>(</w:t>
+      </w:r>
+      <w:proofErr w:type="gramEnd"/>
+      <w:r>
+        <w:rPr>
+          <w:lang w:val="es-MX"/>
+        </w:rPr>
+        <w:t xml:space="preserve">) crea dos objetos Empleado usando el constructor, pasando nombre, apellido paterno y salario mensual como argumentos. Primero imprime el salario anual de cada empleado con </w:t>
+      </w:r>
+      <w:proofErr w:type="spellStart"/>
+      <w:r>
+        <w:rPr>
+          <w:lang w:val="es-MX"/>
+        </w:rPr>
+        <w:t>System.out.printf</w:t>
+      </w:r>
+      <w:proofErr w:type="spellEnd"/>
+      <w:r>
+        <w:rPr>
+          <w:lang w:val="es-MX"/>
+        </w:rPr>
+        <w:t xml:space="preserve">("%s", </w:t>
+      </w:r>
+      <w:proofErr w:type="spellStart"/>
+      <w:r>
+        <w:rPr>
+          <w:lang w:val="es-MX"/>
+        </w:rPr>
+        <w:t>empleadoX.toString</w:t>
+      </w:r>
+      <w:proofErr w:type="spellEnd"/>
+      <w:r>
+        <w:rPr>
+          <w:lang w:val="es-MX"/>
+        </w:rPr>
+        <w:t xml:space="preserve">()). Luego llama a </w:t>
+      </w:r>
+      <w:proofErr w:type="spellStart"/>
+      <w:proofErr w:type="gramStart"/>
+      <w:r>
+        <w:rPr>
+          <w:lang w:val="es-MX"/>
+        </w:rPr>
+        <w:t>aplicarAumento</w:t>
+      </w:r>
+      <w:proofErr w:type="spellEnd"/>
+      <w:r>
+        <w:rPr>
+          <w:lang w:val="es-MX"/>
+        </w:rPr>
+        <w:t>(</w:t>
+      </w:r>
+      <w:proofErr w:type="gramEnd"/>
+      <w:r>
+        <w:rPr>
+          <w:lang w:val="es-MX"/>
+        </w:rPr>
+        <w:t xml:space="preserve">10) en ambos objetos, que modifica internamente el atributo </w:t>
+      </w:r>
+      <w:proofErr w:type="spellStart"/>
+      <w:r>
+        <w:rPr>
+          <w:lang w:val="es-MX"/>
+        </w:rPr>
+        <w:t>salarioMensual</w:t>
+      </w:r>
+      <w:proofErr w:type="spellEnd"/>
+      <w:r>
+        <w:rPr>
+          <w:lang w:val="es-MX"/>
+        </w:rPr>
+        <w:t xml:space="preserve"> incrementándolo en un 10%. Finalmente vuelve a imprimir los datos para mostrar el nuevo salario anual, demostrando que el estado del objeto fue actualizado correctamente tras el aumento.</w:t>
+      </w:r>
+    </w:p>
+    <w:p>
+      <w:pPr>
+        <w:rPr>
+          <w:lang w:val="es-MX"/>
+        </w:rPr>
+      </w:pPr>
+    </w:p>
+    <w:p>
+      <w:pPr>
+        <w:rPr>
+          <w:lang w:val="es-MX"/>
+        </w:rPr>
+      </w:pPr>
+    </w:p>
+    <w:p/>
+    <w:p>
+      <w:pPr>
+        <w:pStyle w:val="Ttulo2"/>
+        <w:rPr>
+          <w:lang w:val="es-MX"/>
+        </w:rPr>
+      </w:pPr>
+      <w:bookmarkStart w:id="5" w:name="_Toc224473686"/>
+      <w:r>
+        <w:rPr>
+          <w:lang w:val="es-MX"/>
+        </w:rPr>
+        <w:t>Programa 1 — Clase Lavadora</w:t>
+      </w:r>
+      <w:bookmarkEnd w:id="5"/>
+    </w:p>
+    <w:p>
+      <w:pPr>
+        <w:rPr>
+          <w:lang w:val="es-MX"/>
+        </w:rPr>
+      </w:pPr>
+      <w:r>
+        <w:rPr>
+          <w:lang w:val="es-MX"/>
+        </w:rPr>
+        <w:t xml:space="preserve">La clase Lavadora modela una lavadora doméstica con cuatro atributos privados: marca y modelo (String), </w:t>
+      </w:r>
+      <w:proofErr w:type="spellStart"/>
+      <w:r>
+        <w:rPr>
+          <w:lang w:val="es-MX"/>
+        </w:rPr>
+        <w:t>numeroSerie</w:t>
+      </w:r>
+      <w:proofErr w:type="spellEnd"/>
+      <w:r>
+        <w:rPr>
+          <w:lang w:val="es-MX"/>
+        </w:rPr>
+        <w:t xml:space="preserve"> (String) y capacidad (</w:t>
+      </w:r>
+      <w:proofErr w:type="spellStart"/>
+      <w:r>
+        <w:rPr>
+          <w:lang w:val="es-MX"/>
+        </w:rPr>
+        <w:t>int</w:t>
+      </w:r>
+      <w:proofErr w:type="spellEnd"/>
+      <w:r>
+        <w:rPr>
+          <w:lang w:val="es-MX"/>
+        </w:rPr>
+        <w:t>). Esta clase no tiene constructor definido, por lo que Java asigna automáticamente el constructor por defecto que inicializa todos los atributos con sus valores predeterminados (</w:t>
+      </w:r>
+      <w:proofErr w:type="spellStart"/>
+      <w:r>
+        <w:rPr>
+          <w:lang w:val="es-MX"/>
+        </w:rPr>
+        <w:t>null</w:t>
+      </w:r>
+      <w:proofErr w:type="spellEnd"/>
+      <w:r>
+        <w:rPr>
+          <w:lang w:val="es-MX"/>
+        </w:rPr>
+        <w:t xml:space="preserve"> para String, 0 para </w:t>
+      </w:r>
+      <w:proofErr w:type="spellStart"/>
+      <w:r>
+        <w:rPr>
+          <w:lang w:val="es-MX"/>
+        </w:rPr>
+        <w:t>int</w:t>
+      </w:r>
+      <w:proofErr w:type="spellEnd"/>
+      <w:r>
+        <w:rPr>
+          <w:lang w:val="es-MX"/>
+        </w:rPr>
+        <w:t>).</w:t>
+      </w:r>
+    </w:p>
+    <w:p>
+      <w:pPr>
+        <w:rPr>
+          <w:lang w:val="es-MX"/>
+        </w:rPr>
+      </w:pPr>
+    </w:p>
+    <w:p>
+      <w:pPr>
+        <w:rPr>
+          <w:lang w:val="es-MX"/>
+        </w:rPr>
+      </w:pPr>
+      <w:r>
+        <w:rPr>
+          <w:lang w:val="es-MX"/>
+        </w:rPr>
+        <w:t xml:space="preserve">Para asignar valores se utilizan cuatro </w:t>
+      </w:r>
+      <w:proofErr w:type="spellStart"/>
+      <w:r>
+        <w:rPr>
+          <w:lang w:val="es-MX"/>
+        </w:rPr>
+        <w:t>setters</w:t>
+      </w:r>
+      <w:proofErr w:type="spellEnd"/>
+      <w:r>
+        <w:rPr>
+          <w:lang w:val="es-MX"/>
+        </w:rPr>
+        <w:t xml:space="preserve"> (</w:t>
+      </w:r>
+      <w:proofErr w:type="spellStart"/>
+      <w:r>
+        <w:rPr>
+          <w:lang w:val="es-MX"/>
+        </w:rPr>
+        <w:t>setMarca</w:t>
+      </w:r>
+      <w:proofErr w:type="spellEnd"/>
+      <w:r>
+        <w:rPr>
+          <w:lang w:val="es-MX"/>
+        </w:rPr>
+        <w:t xml:space="preserve">, </w:t>
+      </w:r>
+      <w:proofErr w:type="spellStart"/>
+      <w:r>
+        <w:rPr>
+          <w:lang w:val="es-MX"/>
+        </w:rPr>
+        <w:t>setModelo</w:t>
+      </w:r>
+      <w:proofErr w:type="spellEnd"/>
+      <w:r>
+        <w:rPr>
+          <w:lang w:val="es-MX"/>
+        </w:rPr>
+        <w:t xml:space="preserve">, </w:t>
+      </w:r>
+      <w:proofErr w:type="spellStart"/>
+      <w:r>
+        <w:rPr>
+          <w:lang w:val="es-MX"/>
+        </w:rPr>
+        <w:t>setNumeroSerie</w:t>
+      </w:r>
+      <w:proofErr w:type="spellEnd"/>
+      <w:r>
+        <w:rPr>
+          <w:lang w:val="es-MX"/>
+        </w:rPr>
+        <w:t xml:space="preserve">, </w:t>
+      </w:r>
+      <w:proofErr w:type="spellStart"/>
+      <w:r>
+        <w:rPr>
+          <w:lang w:val="es-MX"/>
+        </w:rPr>
+        <w:t>setCapacidad</w:t>
+      </w:r>
+      <w:proofErr w:type="spellEnd"/>
+      <w:r>
+        <w:rPr>
+          <w:lang w:val="es-MX"/>
+        </w:rPr>
+        <w:t xml:space="preserve">) y para consultarlos se cuenta con sus correspondientes </w:t>
+      </w:r>
+      <w:proofErr w:type="spellStart"/>
+      <w:r>
+        <w:rPr>
+          <w:lang w:val="es-MX"/>
+        </w:rPr>
+        <w:t>getters</w:t>
+      </w:r>
+      <w:proofErr w:type="spellEnd"/>
+      <w:r>
+        <w:rPr>
+          <w:lang w:val="es-MX"/>
+        </w:rPr>
+        <w:t xml:space="preserve">. El método </w:t>
+      </w:r>
+      <w:proofErr w:type="spellStart"/>
+      <w:proofErr w:type="gramStart"/>
+      <w:r>
+        <w:rPr>
+          <w:lang w:val="es-MX"/>
+        </w:rPr>
+        <w:t>imprimirDatos</w:t>
+      </w:r>
+      <w:proofErr w:type="spellEnd"/>
+      <w:r>
+        <w:rPr>
+          <w:lang w:val="es-MX"/>
+        </w:rPr>
+        <w:t>(</w:t>
+      </w:r>
+      <w:proofErr w:type="gramEnd"/>
+      <w:r>
+        <w:rPr>
+          <w:lang w:val="es-MX"/>
+        </w:rPr>
+        <w:t>) muestra en consola todos los atributos con etiquetas descriptivas.</w:t>
+      </w:r>
+    </w:p>
+    <w:p>
+      <w:pPr>
+        <w:rPr>
+          <w:lang w:val="es-MX"/>
+        </w:rPr>
+      </w:pPr>
+    </w:p>
+    <w:p>
+      <w:pPr>
+        <w:rPr>
+          <w:lang w:val="es-MX"/>
+        </w:rPr>
+      </w:pPr>
+      <w:r>
+        <w:rPr>
+          <w:lang w:val="es-MX"/>
+        </w:rPr>
+        <w:t>En</w:t>
+      </w:r>
+      <w:r>
+        <w:rPr>
+          <w:lang w:val="es-MX"/>
+        </w:rPr>
+        <w:t xml:space="preserve"> Main</w:t>
+      </w:r>
+      <w:r>
+        <w:rPr>
+          <w:lang w:val="es-MX"/>
+        </w:rPr>
+        <w:t xml:space="preserve">.java se crea un objeto Lavadora con new </w:t>
+      </w:r>
+      <w:proofErr w:type="gramStart"/>
+      <w:r>
+        <w:rPr>
+          <w:lang w:val="es-MX"/>
+        </w:rPr>
+        <w:t>Lavadora(</w:t>
+      </w:r>
+      <w:proofErr w:type="gramEnd"/>
+      <w:r>
+        <w:rPr>
+          <w:lang w:val="es-MX"/>
+        </w:rPr>
+        <w:t xml:space="preserve">) (sin argumentos) y se asignan los valores uno a uno mediante los </w:t>
+      </w:r>
+      <w:proofErr w:type="spellStart"/>
+      <w:r>
+        <w:rPr>
+          <w:lang w:val="es-MX"/>
+        </w:rPr>
+        <w:t>setters</w:t>
+      </w:r>
+      <w:proofErr w:type="spellEnd"/>
+      <w:r>
+        <w:rPr>
+          <w:lang w:val="es-MX"/>
+        </w:rPr>
+        <w:t xml:space="preserve"> antes de llamar a </w:t>
+      </w:r>
+      <w:proofErr w:type="spellStart"/>
+      <w:proofErr w:type="gramStart"/>
+      <w:r>
+        <w:rPr>
+          <w:lang w:val="es-MX"/>
+        </w:rPr>
+        <w:t>imprimirDatos</w:t>
+      </w:r>
+      <w:proofErr w:type="spellEnd"/>
+      <w:r>
+        <w:rPr>
+          <w:lang w:val="es-MX"/>
+        </w:rPr>
+        <w:t>(</w:t>
+      </w:r>
+      <w:proofErr w:type="gramEnd"/>
+      <w:r>
+        <w:rPr>
+          <w:lang w:val="es-MX"/>
+        </w:rPr>
+        <w:t>). Este programa demuestra que es posible inicializar un objeto sin constructor parametrizado, asignando los atributos a través de sus métodos setter.</w:t>
+      </w:r>
+    </w:p>
+    <w:bookmarkStart w:id="6" w:name="_MON_1835086439"/>
+    <w:bookmarkEnd w:id="6"/>
+    <w:p>
+      <w:pPr>
+        <w:spacing w:line="240" w:lineRule="auto"/>
+        <w:rPr>
+          <w:sz w:val="24"/>
+          <w:szCs w:val="24"/>
+          <w:lang w:val="es-MX"/>
+        </w:rPr>
+      </w:pPr>
+      <w:r>
+        <w:rPr>
+          <w:sz w:val="24"/>
+          <w:szCs w:val="24"/>
+          <w:lang w:val="es-MX"/>
+        </w:rPr>
+        <w:object w:dxaOrig="12240" w:dyaOrig="12825" w14:anchorId="3BBBF07D">
           <v:shapetype id="_x0000_t75" coordsize="21600,21600" o:spt="75" o:preferrelative="t" path="m@4@5l@4@11@9@11@9@5xe" filled="f" stroked="f">
             <v:stroke joinstyle="miter"/>
             <v:formulas>
@@ -2061,688 +3034,2086 @@
             <v:path o:extrusionok="f" gradientshapeok="t" o:connecttype="rect"/>
             <o:lock v:ext="edit" aspectratio="t"/>
           </v:shapetype>
-          <v:shape id="_x0000_i1025" type="#_x0000_t75" style="width:468pt;height:641.45pt" o:ole="">
-            <v:imagedata r:id="rId13" o:title=""/>
+          <v:shape id="_x0000_i1081" type="#_x0000_t75" style="width:504.75pt;height:528.75pt" o:ole="">
+            <v:imagedata r:id="rId14" o:title=""/>
           </v:shape>
-          <o:OLEObject Type="Embed" ProgID="Word.OpenDocumentText.12" ShapeID="_x0000_i1025" DrawAspect="Content" ObjectID="_1833735714" r:id="rId14"/>
+          <o:OLEObject Type="Embed" ProgID="Word.OpenDocumentText.12" ShapeID="_x0000_i1081" DrawAspect="Content" ObjectID="_1835087174" r:id="rId15"/>
         </w:object>
       </w:r>
     </w:p>
     <w:p>
-      <w:r>
+      <w:pPr>
+        <w:spacing w:line="240" w:lineRule="auto"/>
+        <w:rPr>
+          <w:sz w:val="24"/>
+          <w:szCs w:val="24"/>
+          <w:lang w:val="es-MX"/>
+        </w:rPr>
+      </w:pPr>
+      <w:r>
+        <w:rPr>
+          <w:noProof/>
+          <w:lang w:val="es-MX"/>
+        </w:rPr>
         <w:lastRenderedPageBreak/>
-        <w:t>Clase principal ‘Java’</w:t>
+        <w:object w:dxaOrig="1440" w:dyaOrig="1440" w14:anchorId="15F29F5C">
+          <v:shape id="_x0000_s2055" type="#_x0000_t75" style="position:absolute;margin-left:0;margin-top:0;width:504.95pt;height:646.65pt;z-index:251659264;mso-position-horizontal:left;mso-position-horizontal-relative:text;mso-position-vertical-relative:text">
+            <v:imagedata r:id="rId16" o:title=""/>
+            <w10:wrap type="square" side="right"/>
+          </v:shape>
+          <o:OLEObject Type="Embed" ProgID="Word.OpenDocumentText.12" ShapeID="_x0000_s2055" DrawAspect="Content" ObjectID="_1835087180" r:id="rId17"/>
+        </w:object>
+      </w:r>
+      <w:r>
+        <w:rPr>
+          <w:sz w:val="24"/>
+          <w:szCs w:val="24"/>
+          <w:lang w:val="es-MX"/>
+        </w:rPr>
+        <w:br w:type="textWrapping" w:clear="all"/>
+      </w:r>
+    </w:p>
+    <w:p>
+      <w:pPr>
+        <w:spacing w:line="240" w:lineRule="auto"/>
+        <w:rPr>
+          <w:sz w:val="24"/>
+          <w:szCs w:val="24"/>
+          <w:lang w:val="es-MX"/>
+        </w:rPr>
+      </w:pPr>
+    </w:p>
+    <w:bookmarkStart w:id="7" w:name="_MON_1835083692"/>
+    <w:bookmarkEnd w:id="7"/>
+    <w:p>
+      <w:pPr>
+        <w:spacing w:line="240" w:lineRule="auto"/>
+        <w:rPr>
+          <w:sz w:val="24"/>
+          <w:szCs w:val="24"/>
+          <w:lang w:val="es-MX"/>
+        </w:rPr>
+      </w:pPr>
+      <w:r>
+        <w:rPr>
+          <w:sz w:val="24"/>
+          <w:szCs w:val="24"/>
+          <w:lang w:val="es-MX"/>
+        </w:rPr>
+        <w:object w:dxaOrig="12240" w:dyaOrig="15390" w14:anchorId="52639BD5">
+          <v:shape id="_x0000_i1082" type="#_x0000_t75" style="width:504.75pt;height:634.5pt" o:ole="">
+            <v:imagedata r:id="rId18" o:title=""/>
+          </v:shape>
+          <o:OLEObject Type="Embed" ProgID="Word.OpenDocumentText.12" ShapeID="_x0000_i1082" DrawAspect="Content" ObjectID="_1835087175" r:id="rId19"/>
+        </w:object>
+      </w:r>
+    </w:p>
+    <w:p>
+      <w:pPr>
+        <w:pStyle w:val="Ttulo2"/>
+        <w:rPr>
+          <w:lang w:val="es-MX"/>
+        </w:rPr>
+      </w:pPr>
+      <w:bookmarkStart w:id="8" w:name="_Toc224473687"/>
+      <w:r>
+        <w:rPr>
+          <w:lang w:val="es-MX"/>
+        </w:rPr>
+        <w:lastRenderedPageBreak/>
+        <w:t>Programa 2 — Clase Factura</w:t>
+      </w:r>
+      <w:bookmarkEnd w:id="8"/>
+    </w:p>
+    <w:p>
+      <w:pPr>
+        <w:rPr>
+          <w:lang w:val="es-MX"/>
+        </w:rPr>
+      </w:pPr>
+      <w:r>
+        <w:rPr>
+          <w:lang w:val="es-MX"/>
+        </w:rPr>
+        <w:t>La clase Factura representa un artículo de ferretería con cuatro atributos privados: id (</w:t>
+      </w:r>
+      <w:proofErr w:type="spellStart"/>
+      <w:r>
+        <w:rPr>
+          <w:lang w:val="es-MX"/>
+        </w:rPr>
+        <w:t>int</w:t>
+      </w:r>
+      <w:proofErr w:type="spellEnd"/>
+      <w:r>
+        <w:rPr>
+          <w:lang w:val="es-MX"/>
+        </w:rPr>
+        <w:t xml:space="preserve">), </w:t>
+      </w:r>
+      <w:proofErr w:type="spellStart"/>
+      <w:r>
+        <w:rPr>
+          <w:lang w:val="es-MX"/>
+        </w:rPr>
+        <w:t>descripcion</w:t>
+      </w:r>
+      <w:proofErr w:type="spellEnd"/>
+      <w:r>
+        <w:rPr>
+          <w:lang w:val="es-MX"/>
+        </w:rPr>
+        <w:t xml:space="preserve"> (String), </w:t>
+      </w:r>
+      <w:proofErr w:type="spellStart"/>
+      <w:r>
+        <w:rPr>
+          <w:lang w:val="es-MX"/>
+        </w:rPr>
+        <w:t>numPiezas</w:t>
+      </w:r>
+      <w:proofErr w:type="spellEnd"/>
+      <w:r>
+        <w:rPr>
+          <w:lang w:val="es-MX"/>
+        </w:rPr>
+        <w:t xml:space="preserve"> (</w:t>
+      </w:r>
+      <w:proofErr w:type="spellStart"/>
+      <w:r>
+        <w:rPr>
+          <w:lang w:val="es-MX"/>
+        </w:rPr>
+        <w:t>int</w:t>
+      </w:r>
+      <w:proofErr w:type="spellEnd"/>
+      <w:r>
+        <w:rPr>
+          <w:lang w:val="es-MX"/>
+        </w:rPr>
+        <w:t>) y precio (</w:t>
+      </w:r>
+      <w:proofErr w:type="spellStart"/>
+      <w:r>
+        <w:rPr>
+          <w:lang w:val="es-MX"/>
+        </w:rPr>
+        <w:t>double</w:t>
+      </w:r>
+      <w:proofErr w:type="spellEnd"/>
+      <w:r>
+        <w:rPr>
+          <w:lang w:val="es-MX"/>
+        </w:rPr>
+        <w:t xml:space="preserve">). A diferencia de Lavadora, esta clase define un constructor completo que recibe los cuatro valores como parámetros y los asigna a sus respectivos atributos usando </w:t>
+      </w:r>
+      <w:proofErr w:type="spellStart"/>
+      <w:r>
+        <w:rPr>
+          <w:lang w:val="es-MX"/>
+        </w:rPr>
+        <w:t>this</w:t>
+      </w:r>
+      <w:proofErr w:type="spellEnd"/>
+      <w:r>
+        <w:rPr>
+          <w:lang w:val="es-MX"/>
+        </w:rPr>
+        <w:t>.</w:t>
+      </w:r>
+    </w:p>
+    <w:p>
+      <w:pPr>
+        <w:rPr>
+          <w:lang w:val="es-MX"/>
+        </w:rPr>
+      </w:pPr>
+    </w:p>
+    <w:p>
+      <w:pPr>
+        <w:rPr>
+          <w:lang w:val="es-MX"/>
+        </w:rPr>
+      </w:pPr>
+      <w:r>
+        <w:rPr>
+          <w:lang w:val="es-MX"/>
+        </w:rPr>
+        <w:t xml:space="preserve">El método </w:t>
+      </w:r>
+      <w:proofErr w:type="spellStart"/>
+      <w:proofErr w:type="gramStart"/>
+      <w:r>
+        <w:rPr>
+          <w:lang w:val="es-MX"/>
+        </w:rPr>
+        <w:t>obtenerMontoFactura</w:t>
+      </w:r>
+      <w:proofErr w:type="spellEnd"/>
+      <w:r>
+        <w:rPr>
+          <w:lang w:val="es-MX"/>
+        </w:rPr>
+        <w:t>(</w:t>
+      </w:r>
+      <w:proofErr w:type="gramEnd"/>
+      <w:r>
+        <w:rPr>
+          <w:lang w:val="es-MX"/>
+        </w:rPr>
+        <w:t xml:space="preserve">) calcula y devuelve el monto total multiplicando precio por </w:t>
+      </w:r>
+      <w:proofErr w:type="spellStart"/>
+      <w:r>
+        <w:rPr>
+          <w:lang w:val="es-MX"/>
+        </w:rPr>
+        <w:t>numPiezas</w:t>
+      </w:r>
+      <w:proofErr w:type="spellEnd"/>
+      <w:r>
+        <w:rPr>
+          <w:lang w:val="es-MX"/>
+        </w:rPr>
+        <w:t xml:space="preserve">. El método </w:t>
+      </w:r>
+      <w:proofErr w:type="spellStart"/>
+      <w:proofErr w:type="gramStart"/>
+      <w:r>
+        <w:rPr>
+          <w:lang w:val="es-MX"/>
+        </w:rPr>
+        <w:t>toString</w:t>
+      </w:r>
+      <w:proofErr w:type="spellEnd"/>
+      <w:r>
+        <w:rPr>
+          <w:lang w:val="es-MX"/>
+        </w:rPr>
+        <w:t>(</w:t>
+      </w:r>
+      <w:proofErr w:type="gramEnd"/>
+      <w:r>
+        <w:rPr>
+          <w:lang w:val="es-MX"/>
+        </w:rPr>
+        <w:t xml:space="preserve">) construye y devuelve un String con todos los atributos formateados, incluyendo el monto total calculado. Se usa </w:t>
+      </w:r>
+      <w:proofErr w:type="spellStart"/>
+      <w:r>
+        <w:rPr>
+          <w:lang w:val="es-MX"/>
+        </w:rPr>
+        <w:t>String.format</w:t>
+      </w:r>
+      <w:proofErr w:type="spellEnd"/>
+      <w:r>
+        <w:rPr>
+          <w:lang w:val="es-MX"/>
+        </w:rPr>
+        <w:t>("%.2f", valor) para mostrar los valores monetarios con exactamente dos decimales.</w:t>
+      </w:r>
+    </w:p>
+    <w:p>
+      <w:pPr>
+        <w:rPr>
+          <w:lang w:val="es-MX"/>
+        </w:rPr>
+      </w:pPr>
+    </w:p>
+    <w:p>
+      <w:pPr>
+        <w:rPr>
+          <w:lang w:val="es-MX"/>
+        </w:rPr>
+      </w:pPr>
+      <w:r>
+        <w:rPr>
+          <w:lang w:val="es-MX"/>
+        </w:rPr>
+        <w:t>En</w:t>
+      </w:r>
+      <w:r>
+        <w:rPr>
+          <w:lang w:val="es-MX"/>
+        </w:rPr>
+        <w:t xml:space="preserve"> Main</w:t>
+      </w:r>
+      <w:r>
+        <w:rPr>
+          <w:lang w:val="es-MX"/>
+        </w:rPr>
+        <w:t xml:space="preserve">.java se crean dos objetos Factura usando el constructor, pasando los datos directamente como argumentos. Se llama a </w:t>
+      </w:r>
+      <w:proofErr w:type="spellStart"/>
+      <w:r>
+        <w:rPr>
+          <w:lang w:val="es-MX"/>
+        </w:rPr>
+        <w:t>System.out.println</w:t>
+      </w:r>
+      <w:proofErr w:type="spellEnd"/>
+      <w:r>
+        <w:rPr>
+          <w:lang w:val="es-MX"/>
+        </w:rPr>
+        <w:t>(</w:t>
+      </w:r>
+      <w:proofErr w:type="spellStart"/>
+      <w:r>
+        <w:rPr>
+          <w:lang w:val="es-MX"/>
+        </w:rPr>
+        <w:t>facturaX</w:t>
+      </w:r>
+      <w:proofErr w:type="spellEnd"/>
+      <w:r>
+        <w:rPr>
+          <w:lang w:val="es-MX"/>
+        </w:rPr>
+        <w:t xml:space="preserve">) que internamente invoca </w:t>
+      </w:r>
+      <w:proofErr w:type="spellStart"/>
+      <w:proofErr w:type="gramStart"/>
+      <w:r>
+        <w:rPr>
+          <w:lang w:val="es-MX"/>
+        </w:rPr>
+        <w:t>toString</w:t>
+      </w:r>
+      <w:proofErr w:type="spellEnd"/>
+      <w:r>
+        <w:rPr>
+          <w:lang w:val="es-MX"/>
+        </w:rPr>
+        <w:t>(</w:t>
+      </w:r>
+      <w:proofErr w:type="gramEnd"/>
+      <w:r>
+        <w:rPr>
+          <w:lang w:val="es-MX"/>
+        </w:rPr>
+        <w:t>) para imprimir la información de cada factura.</w:t>
+      </w:r>
+    </w:p>
+    <w:p>
+      <w:pPr>
+        <w:spacing w:line="240" w:lineRule="auto"/>
+        <w:rPr>
+          <w:sz w:val="24"/>
+          <w:szCs w:val="24"/>
+          <w:lang w:val="es-MX"/>
+        </w:rPr>
+      </w:pPr>
+    </w:p>
+    <w:bookmarkStart w:id="9" w:name="_MON_1835083921"/>
+    <w:bookmarkEnd w:id="9"/>
+    <w:p>
+      <w:pPr>
+        <w:spacing w:line="240" w:lineRule="auto"/>
+        <w:rPr>
+          <w:sz w:val="24"/>
+          <w:szCs w:val="24"/>
+          <w:lang w:val="es-MX"/>
+        </w:rPr>
+      </w:pPr>
+      <w:r>
+        <w:rPr>
+          <w:sz w:val="24"/>
+          <w:szCs w:val="24"/>
+          <w:lang w:val="es-MX"/>
+        </w:rPr>
+        <w:object w:dxaOrig="12240" w:dyaOrig="14820" w14:anchorId="4A066C04">
+          <v:shape id="_x0000_i1083" type="#_x0000_t75" style="width:504.75pt;height:611.25pt" o:ole="">
+            <v:imagedata r:id="rId20" o:title=""/>
+          </v:shape>
+          <o:OLEObject Type="Embed" ProgID="Word.OpenDocumentText.12" ShapeID="_x0000_i1083" DrawAspect="Content" ObjectID="_1835087176" r:id="rId21"/>
+        </w:object>
+      </w:r>
+    </w:p>
+    <w:bookmarkStart w:id="10" w:name="_MON_1835084010"/>
+    <w:bookmarkEnd w:id="10"/>
+    <w:p>
+      <w:pPr>
+        <w:spacing w:line="240" w:lineRule="auto"/>
+        <w:rPr>
+          <w:sz w:val="24"/>
+          <w:szCs w:val="24"/>
+          <w:lang w:val="es-MX"/>
+        </w:rPr>
+      </w:pPr>
+      <w:r>
+        <w:rPr>
+          <w:sz w:val="24"/>
+          <w:szCs w:val="24"/>
+          <w:lang w:val="es-MX"/>
+        </w:rPr>
+        <w:object w:dxaOrig="12240" w:dyaOrig="5415" w14:anchorId="12B5ECF8">
+          <v:shape id="_x0000_i1084" type="#_x0000_t75" style="width:504.75pt;height:223.5pt" o:ole="">
+            <v:imagedata r:id="rId22" o:title=""/>
+          </v:shape>
+          <o:OLEObject Type="Embed" ProgID="Word.OpenDocumentText.12" ShapeID="_x0000_i1084" DrawAspect="Content" ObjectID="_1835087177" r:id="rId23"/>
+        </w:object>
+      </w:r>
+    </w:p>
+    <w:p>
+      <w:pPr>
+        <w:pStyle w:val="Ttulo2"/>
+        <w:rPr>
+          <w:lang w:val="es-MX"/>
+        </w:rPr>
+      </w:pPr>
+      <w:bookmarkStart w:id="11" w:name="_Toc224473688"/>
+      <w:r>
+        <w:rPr>
+          <w:lang w:val="es-MX"/>
+        </w:rPr>
+        <w:t>Programa 4 — Clase Empleado</w:t>
+      </w:r>
+      <w:bookmarkEnd w:id="11"/>
+    </w:p>
+    <w:p>
+      <w:pPr>
+        <w:rPr>
+          <w:lang w:val="es-MX"/>
+        </w:rPr>
+      </w:pPr>
+      <w:r>
+        <w:rPr>
+          <w:lang w:val="es-MX"/>
+        </w:rPr>
+        <w:t xml:space="preserve">La clase Empleado modela a un trabajador con tres atributos privados: nombre (String), </w:t>
+      </w:r>
+      <w:proofErr w:type="spellStart"/>
+      <w:r>
+        <w:rPr>
+          <w:lang w:val="es-MX"/>
+        </w:rPr>
+        <w:t>apellidoPaterno</w:t>
+      </w:r>
+      <w:proofErr w:type="spellEnd"/>
+      <w:r>
+        <w:rPr>
+          <w:lang w:val="es-MX"/>
+        </w:rPr>
+        <w:t xml:space="preserve"> (String) y </w:t>
+      </w:r>
+      <w:proofErr w:type="spellStart"/>
+      <w:r>
+        <w:rPr>
+          <w:lang w:val="es-MX"/>
+        </w:rPr>
+        <w:t>salarioMensual</w:t>
+      </w:r>
+      <w:proofErr w:type="spellEnd"/>
+      <w:r>
+        <w:rPr>
+          <w:lang w:val="es-MX"/>
+        </w:rPr>
+        <w:t xml:space="preserve"> (</w:t>
+      </w:r>
+      <w:proofErr w:type="spellStart"/>
+      <w:r>
+        <w:rPr>
+          <w:lang w:val="es-MX"/>
+        </w:rPr>
+        <w:t>double</w:t>
+      </w:r>
+      <w:proofErr w:type="spellEnd"/>
+      <w:r>
+        <w:rPr>
+          <w:lang w:val="es-MX"/>
+        </w:rPr>
+        <w:t xml:space="preserve">). Se usa </w:t>
+      </w:r>
+      <w:proofErr w:type="spellStart"/>
+      <w:r>
+        <w:rPr>
+          <w:lang w:val="es-MX"/>
+        </w:rPr>
+        <w:t>double</w:t>
+      </w:r>
+      <w:proofErr w:type="spellEnd"/>
+      <w:r>
+        <w:rPr>
+          <w:lang w:val="es-MX"/>
+        </w:rPr>
+        <w:t xml:space="preserve"> para el salario en lugar de </w:t>
+      </w:r>
+      <w:proofErr w:type="spellStart"/>
+      <w:r>
+        <w:rPr>
+          <w:lang w:val="es-MX"/>
+        </w:rPr>
+        <w:t>int</w:t>
+      </w:r>
+      <w:proofErr w:type="spellEnd"/>
+      <w:r>
+        <w:rPr>
+          <w:lang w:val="es-MX"/>
+        </w:rPr>
+        <w:t xml:space="preserve"> para soportar cantidades con centavos.</w:t>
+      </w:r>
+    </w:p>
+    <w:p>
+      <w:pPr>
+        <w:rPr>
+          <w:lang w:val="es-MX"/>
+        </w:rPr>
+      </w:pPr>
+    </w:p>
+    <w:p>
+      <w:pPr>
+        <w:rPr>
+          <w:lang w:val="es-MX"/>
+        </w:rPr>
+      </w:pPr>
+      <w:r>
+        <w:rPr>
+          <w:lang w:val="es-MX"/>
+        </w:rPr>
+        <w:t xml:space="preserve">El constructor inicializa las tres variables en un solo paso. El método </w:t>
+      </w:r>
+      <w:proofErr w:type="spellStart"/>
+      <w:proofErr w:type="gramStart"/>
+      <w:r>
+        <w:rPr>
+          <w:lang w:val="es-MX"/>
+        </w:rPr>
+        <w:t>calcularSalarioAnual</w:t>
+      </w:r>
+      <w:proofErr w:type="spellEnd"/>
+      <w:r>
+        <w:rPr>
+          <w:lang w:val="es-MX"/>
+        </w:rPr>
+        <w:t>(</w:t>
+      </w:r>
+      <w:proofErr w:type="gramEnd"/>
+      <w:r>
+        <w:rPr>
+          <w:lang w:val="es-MX"/>
+        </w:rPr>
+        <w:t xml:space="preserve">) multiplica </w:t>
+      </w:r>
+      <w:proofErr w:type="spellStart"/>
+      <w:r>
+        <w:rPr>
+          <w:lang w:val="es-MX"/>
+        </w:rPr>
+        <w:t>salarioMensual</w:t>
+      </w:r>
+      <w:proofErr w:type="spellEnd"/>
+      <w:r>
+        <w:rPr>
+          <w:lang w:val="es-MX"/>
+        </w:rPr>
+        <w:t xml:space="preserve"> por 12 y devuelve el resultado como </w:t>
+      </w:r>
+      <w:proofErr w:type="spellStart"/>
+      <w:r>
+        <w:rPr>
+          <w:lang w:val="es-MX"/>
+        </w:rPr>
+        <w:t>double</w:t>
+      </w:r>
+      <w:proofErr w:type="spellEnd"/>
+      <w:r>
+        <w:rPr>
+          <w:lang w:val="es-MX"/>
+        </w:rPr>
+        <w:t xml:space="preserve">. El método </w:t>
+      </w:r>
+      <w:proofErr w:type="spellStart"/>
+      <w:proofErr w:type="gramStart"/>
+      <w:r>
+        <w:rPr>
+          <w:lang w:val="es-MX"/>
+        </w:rPr>
+        <w:t>aplicarAumento</w:t>
+      </w:r>
+      <w:proofErr w:type="spellEnd"/>
+      <w:r>
+        <w:rPr>
+          <w:lang w:val="es-MX"/>
+        </w:rPr>
+        <w:t>(</w:t>
+      </w:r>
+      <w:proofErr w:type="spellStart"/>
+      <w:proofErr w:type="gramEnd"/>
+      <w:r>
+        <w:rPr>
+          <w:lang w:val="es-MX"/>
+        </w:rPr>
+        <w:t>double</w:t>
+      </w:r>
+      <w:proofErr w:type="spellEnd"/>
+      <w:r>
+        <w:rPr>
+          <w:lang w:val="es-MX"/>
+        </w:rPr>
+        <w:t xml:space="preserve"> porcentaje) modifica directamente el atributo </w:t>
+      </w:r>
+      <w:proofErr w:type="spellStart"/>
+      <w:r>
+        <w:rPr>
+          <w:lang w:val="es-MX"/>
+        </w:rPr>
+        <w:t>salarioMensual</w:t>
+      </w:r>
+      <w:proofErr w:type="spellEnd"/>
+      <w:r>
+        <w:rPr>
+          <w:lang w:val="es-MX"/>
+        </w:rPr>
+        <w:t xml:space="preserve"> sumándole el porcentaje correspondiente: </w:t>
+      </w:r>
+      <w:proofErr w:type="spellStart"/>
+      <w:r>
+        <w:rPr>
+          <w:lang w:val="es-MX"/>
+        </w:rPr>
+        <w:t>salarioMensual</w:t>
+      </w:r>
+      <w:proofErr w:type="spellEnd"/>
+      <w:r>
+        <w:rPr>
+          <w:lang w:val="es-MX"/>
+        </w:rPr>
+        <w:t xml:space="preserve"> += </w:t>
+      </w:r>
+      <w:proofErr w:type="spellStart"/>
+      <w:r>
+        <w:rPr>
+          <w:lang w:val="es-MX"/>
+        </w:rPr>
+        <w:t>salarioMensual</w:t>
+      </w:r>
+      <w:proofErr w:type="spellEnd"/>
+      <w:r>
+        <w:rPr>
+          <w:lang w:val="es-MX"/>
+        </w:rPr>
+        <w:t xml:space="preserve"> * (porcentaje / 100). Esto actualiza el estado del objeto para que el nuevo salario quede reflejado en cálculos posteriores.</w:t>
+      </w:r>
+    </w:p>
+    <w:p>
+      <w:pPr>
+        <w:rPr>
+          <w:lang w:val="es-MX"/>
+        </w:rPr>
+      </w:pPr>
+    </w:p>
+    <w:p>
+      <w:pPr>
+        <w:rPr>
+          <w:lang w:val="es-MX"/>
+        </w:rPr>
+      </w:pPr>
+      <w:r>
+        <w:rPr>
+          <w:lang w:val="es-MX"/>
+        </w:rPr>
+        <w:t xml:space="preserve">En </w:t>
+      </w:r>
+      <w:r>
+        <w:rPr>
+          <w:lang w:val="es-MX"/>
+        </w:rPr>
+        <w:t>Main</w:t>
+      </w:r>
+      <w:r>
+        <w:rPr>
+          <w:lang w:val="es-MX"/>
+        </w:rPr>
+        <w:t xml:space="preserve">.java se crean dos objetos Empleado con salarios distintos. Se imprime el salario anual de cada uno antes del aumento, se llama a </w:t>
+      </w:r>
+      <w:proofErr w:type="spellStart"/>
+      <w:proofErr w:type="gramStart"/>
+      <w:r>
+        <w:rPr>
+          <w:lang w:val="es-MX"/>
+        </w:rPr>
+        <w:t>aplicarAumento</w:t>
+      </w:r>
+      <w:proofErr w:type="spellEnd"/>
+      <w:r>
+        <w:rPr>
+          <w:lang w:val="es-MX"/>
+        </w:rPr>
+        <w:t>(</w:t>
+      </w:r>
+      <w:proofErr w:type="gramEnd"/>
+      <w:r>
+        <w:rPr>
+          <w:lang w:val="es-MX"/>
+        </w:rPr>
+        <w:t>10) en ambos objetos, y se vuelve a imprimir el salario anual después del aumento para verificar el cambio.</w:t>
+      </w:r>
+    </w:p>
+    <w:p>
+      <w:pPr>
+        <w:spacing w:line="240" w:lineRule="auto"/>
+        <w:rPr>
+          <w:sz w:val="24"/>
+          <w:szCs w:val="24"/>
+          <w:lang w:val="es-MX"/>
+        </w:rPr>
+      </w:pPr>
+    </w:p>
+    <w:p>
+      <w:pPr>
+        <w:spacing w:line="240" w:lineRule="auto"/>
+        <w:rPr>
+          <w:sz w:val="24"/>
+          <w:szCs w:val="24"/>
+          <w:lang w:val="es-MX"/>
+        </w:rPr>
+      </w:pPr>
+      <w:r>
+        <w:rPr>
+          <w:sz w:val="24"/>
+          <w:szCs w:val="24"/>
+          <w:lang w:val="es-MX"/>
+        </w:rPr>
+        <w:br w:type="page"/>
+      </w:r>
+      <w:bookmarkStart w:id="12" w:name="_MON_1835084075"/>
+      <w:bookmarkEnd w:id="12"/>
+      <w:r>
+        <w:rPr>
+          <w:sz w:val="24"/>
+          <w:szCs w:val="24"/>
+          <w:lang w:val="es-MX"/>
+        </w:rPr>
+        <w:object w:dxaOrig="12240" w:dyaOrig="14535" w14:anchorId="05B2EC86">
+          <v:shape id="_x0000_i1085" type="#_x0000_t75" style="width:504.75pt;height:599.25pt" o:ole="">
+            <v:imagedata r:id="rId24" o:title=""/>
+          </v:shape>
+          <o:OLEObject Type="Embed" ProgID="Word.OpenDocumentText.12" ShapeID="_x0000_i1085" DrawAspect="Content" ObjectID="_1835087178" r:id="rId25"/>
+        </w:object>
+      </w:r>
+    </w:p>
+    <w:bookmarkStart w:id="13" w:name="_MON_1835084157"/>
+    <w:bookmarkEnd w:id="13"/>
+    <w:p>
+      <w:pPr>
+        <w:spacing w:line="240" w:lineRule="auto"/>
+        <w:rPr>
+          <w:sz w:val="24"/>
+          <w:szCs w:val="24"/>
+          <w:lang w:val="es-MX"/>
+        </w:rPr>
+      </w:pPr>
+      <w:r>
+        <w:rPr>
+          <w:sz w:val="24"/>
+          <w:szCs w:val="24"/>
+          <w:lang w:val="es-MX"/>
+        </w:rPr>
+        <w:object w:dxaOrig="12240" w:dyaOrig="3705" w14:anchorId="7353F3A0">
+          <v:shape id="_x0000_i1086" type="#_x0000_t75" style="width:504.75pt;height:153pt" o:ole="">
+            <v:imagedata r:id="rId26" o:title=""/>
+          </v:shape>
+          <o:OLEObject Type="Embed" ProgID="Word.OpenDocumentText.12" ShapeID="_x0000_i1086" DrawAspect="Content" ObjectID="_1835087179" r:id="rId27"/>
+        </w:object>
       </w:r>
     </w:p>
     <w:p/>
-    <w:p/>
-    <w:p>
-      <w:pPr>
-        <w:pStyle w:val="Ttulo3"/>
-      </w:pPr>
-      <w:bookmarkStart w:id="6" w:name="_Toc223122765"/>
-      <w:r>
-        <w:t>Programa 2</w:t>
-      </w:r>
-      <w:r>
+    <w:p>
+      <w:pPr>
+        <w:pStyle w:val="Ttulo1"/>
+        <w:numPr>
+          <w:ilvl w:val="0"/>
+          <w:numId w:val="9"/>
+        </w:numPr>
+      </w:pPr>
+      <w:bookmarkStart w:id="14" w:name="_Toc224473689"/>
+      <w:r>
+        <w:t>Análisis de Resultados</w:t>
+      </w:r>
+      <w:bookmarkEnd w:id="14"/>
+      <w:r>
+        <w:t xml:space="preserve"> </w:t>
+      </w:r>
+    </w:p>
+    <w:p>
+      <w:pPr>
+        <w:pStyle w:val="Ttulo2"/>
+      </w:pPr>
+      <w:bookmarkStart w:id="15" w:name="_Toc224473690"/>
+      <w:r>
+        <w:t>Programa 1 — Lavadora</w:t>
+      </w:r>
+      <w:bookmarkEnd w:id="15"/>
+    </w:p>
+    <w:p>
+      <w:pPr>
+        <w:rPr>
+          <w:lang w:val="es-MX"/>
+        </w:rPr>
+      </w:pPr>
+      <w:r>
+        <w:rPr>
+          <w:lang w:val="es-MX"/>
+        </w:rPr>
+        <w:t>Al ejecutar</w:t>
+      </w:r>
+      <w:r>
+        <w:rPr>
+          <w:lang w:val="es-MX"/>
+        </w:rPr>
+        <w:t xml:space="preserve"> Main</w:t>
+      </w:r>
+      <w:r>
+        <w:rPr>
+          <w:lang w:val="es-MX"/>
+        </w:rPr>
+        <w:t>, la salida esperada es:</w:t>
+      </w:r>
+    </w:p>
+    <w:p>
+      <w:pPr>
+        <w:rPr>
+          <w:lang w:val="es-MX"/>
+        </w:rPr>
+      </w:pPr>
+    </w:p>
+    <w:p>
+      <w:pPr>
+        <w:rPr>
+          <w:lang w:val="es-MX"/>
+        </w:rPr>
+      </w:pPr>
+      <w:r>
+        <w:rPr>
+          <w:lang w:val="es-MX"/>
+        </w:rPr>
+        <w:drawing>
+          <wp:inline distT="0" distB="0" distL="0" distR="0" wp14:anchorId="3EF1474F" wp14:editId="7C6B1D91">
+            <wp:extent cx="1878239" cy="2629535"/>
+            <wp:effectExtent l="0" t="0" r="8255" b="0"/>
+            <wp:docPr id="1365495501" name="Imagen 1"/>
+            <wp:cNvGraphicFramePr>
+              <a:graphicFrameLocks xmlns:a="http://schemas.openxmlformats.org/drawingml/2006/main" noChangeAspect="1"/>
+            </wp:cNvGraphicFramePr>
+            <a:graphic xmlns:a="http://schemas.openxmlformats.org/drawingml/2006/main">
+              <a:graphicData uri="http://schemas.openxmlformats.org/drawingml/2006/picture">
+                <pic:pic xmlns:pic="http://schemas.openxmlformats.org/drawingml/2006/picture">
+                  <pic:nvPicPr>
+                    <pic:cNvPr id="1365495501" name=""/>
+                    <pic:cNvPicPr/>
+                  </pic:nvPicPr>
+                  <pic:blipFill>
+                    <a:blip r:embed="rId28"/>
+                    <a:stretch>
+                      <a:fillRect/>
+                    </a:stretch>
+                  </pic:blipFill>
+                  <pic:spPr>
+                    <a:xfrm>
+                      <a:off x="0" y="0"/>
+                      <a:ext cx="1879413" cy="2631179"/>
+                    </a:xfrm>
+                    <a:prstGeom prst="rect">
+                      <a:avLst/>
+                    </a:prstGeom>
+                  </pic:spPr>
+                </pic:pic>
+              </a:graphicData>
+            </a:graphic>
+          </wp:inline>
+        </w:drawing>
+      </w:r>
+    </w:p>
+    <w:p>
+      <w:pPr>
+        <w:rPr>
+          <w:lang w:val="es-MX"/>
+        </w:rPr>
+      </w:pPr>
+      <w:r>
+        <w:rPr>
+          <w:sz w:val="24"/>
+          <w:szCs w:val="24"/>
+          <w:lang w:val="es-MX"/>
+        </w:rPr>
+        <w:t xml:space="preserve">Esto confirma que los </w:t>
+      </w:r>
+      <w:proofErr w:type="spellStart"/>
+      <w:r>
+        <w:rPr>
+          <w:sz w:val="24"/>
+          <w:szCs w:val="24"/>
+          <w:lang w:val="es-MX"/>
+        </w:rPr>
+        <w:t>setters</w:t>
+      </w:r>
+      <w:proofErr w:type="spellEnd"/>
+      <w:r>
+        <w:rPr>
+          <w:sz w:val="24"/>
+          <w:szCs w:val="24"/>
+          <w:lang w:val="es-MX"/>
+        </w:rPr>
+        <w:t xml:space="preserve"> asignan correctamente los valores a los atributos privados y que el método </w:t>
+      </w:r>
+      <w:proofErr w:type="spellStart"/>
+      <w:proofErr w:type="gramStart"/>
+      <w:r>
+        <w:rPr>
+          <w:sz w:val="24"/>
+          <w:szCs w:val="24"/>
+          <w:lang w:val="es-MX"/>
+        </w:rPr>
+        <w:t>imprimirDatos</w:t>
+      </w:r>
+      <w:proofErr w:type="spellEnd"/>
+      <w:r>
+        <w:rPr>
+          <w:sz w:val="24"/>
+          <w:szCs w:val="24"/>
+          <w:lang w:val="es-MX"/>
+        </w:rPr>
+        <w:t>(</w:t>
+      </w:r>
+      <w:proofErr w:type="gramEnd"/>
+      <w:r>
+        <w:rPr>
+          <w:sz w:val="24"/>
+          <w:szCs w:val="24"/>
+          <w:lang w:val="es-MX"/>
+        </w:rPr>
+        <w:t xml:space="preserve">) los recupera a través de los atributos directamente. También demuestra que un objeto puede ser creado sin constructor parametrizado y configurado paso a paso con </w:t>
+      </w:r>
+      <w:proofErr w:type="spellStart"/>
+      <w:r>
+        <w:rPr>
+          <w:sz w:val="24"/>
+          <w:szCs w:val="24"/>
+          <w:lang w:val="es-MX"/>
+        </w:rPr>
+        <w:t>setters</w:t>
+      </w:r>
+      <w:proofErr w:type="spellEnd"/>
+      <w:r>
+        <w:rPr>
+          <w:sz w:val="24"/>
+          <w:szCs w:val="24"/>
+          <w:lang w:val="es-MX"/>
+        </w:rPr>
         <w:t>.</w:t>
       </w:r>
-      <w:bookmarkEnd w:id="6"/>
-    </w:p>
-    <w:p>
-      <w:r>
-        <w:t>Cree una clase llamada Factura que una ferretería podría utilizar para representar</w:t>
-      </w:r>
+    </w:p>
+    <w:p>
+      <w:pPr>
+        <w:rPr>
+          <w:lang w:val="es-MX"/>
+        </w:rPr>
+      </w:pPr>
+    </w:p>
+    <w:p>
+      <w:pPr>
+        <w:pStyle w:val="Ttulo2"/>
+        <w:rPr>
+          <w:lang w:val="es-MX"/>
+        </w:rPr>
+      </w:pPr>
+      <w:bookmarkStart w:id="16" w:name="_Toc224473691"/>
+      <w:r>
+        <w:rPr>
+          <w:lang w:val="es-MX"/>
+        </w:rPr>
+        <w:t>Programa 2 — Factura</w:t>
+      </w:r>
+      <w:bookmarkEnd w:id="16"/>
+    </w:p>
+    <w:p>
+      <w:pPr>
+        <w:spacing w:after="160"/>
+        <w:jc w:val="both"/>
+        <w:rPr>
+          <w:lang w:val="es-MX"/>
+        </w:rPr>
+      </w:pPr>
+      <w:r>
+        <w:rPr>
+          <w:sz w:val="24"/>
+          <w:szCs w:val="24"/>
+          <w:lang w:val="es-MX"/>
+        </w:rPr>
+        <w:t xml:space="preserve">Al ejecutar </w:t>
+      </w:r>
+      <w:r>
+        <w:rPr>
+          <w:sz w:val="24"/>
+          <w:szCs w:val="24"/>
+          <w:lang w:val="es-MX"/>
+        </w:rPr>
+        <w:t>Main</w:t>
+      </w:r>
+      <w:r>
+        <w:rPr>
+          <w:sz w:val="24"/>
+          <w:szCs w:val="24"/>
+          <w:lang w:val="es-MX"/>
+        </w:rPr>
+        <w:t xml:space="preserve"> opción </w:t>
+      </w:r>
+      <w:proofErr w:type="gramStart"/>
+      <w:r>
+        <w:rPr>
+          <w:sz w:val="24"/>
+          <w:szCs w:val="24"/>
+          <w:lang w:val="es-MX"/>
+        </w:rPr>
+        <w:t xml:space="preserve">2 </w:t>
+      </w:r>
+      <w:r>
+        <w:rPr>
+          <w:sz w:val="24"/>
+          <w:szCs w:val="24"/>
+          <w:lang w:val="es-MX"/>
+        </w:rPr>
+        <w:t xml:space="preserve"> con</w:t>
+      </w:r>
+      <w:proofErr w:type="gramEnd"/>
+      <w:r>
+        <w:rPr>
+          <w:sz w:val="24"/>
+          <w:szCs w:val="24"/>
+          <w:lang w:val="es-MX"/>
+        </w:rPr>
+        <w:t xml:space="preserve"> dos facturas (3 martillos a $85.50 y 5 cajas de tornillos a $42.00), la salida esperada es:</w:t>
+      </w:r>
+    </w:p>
+    <w:p>
+      <w:pPr>
+        <w:rPr>
+          <w:lang w:val="es-MX"/>
+        </w:rPr>
+      </w:pPr>
+    </w:p>
+    <w:p>
+      <w:pPr>
+        <w:rPr>
+          <w:lang w:val="es-MX"/>
+        </w:rPr>
+      </w:pPr>
+      <w:r>
+        <w:rPr>
+          <w:lang w:val="es-MX"/>
+        </w:rPr>
+        <w:lastRenderedPageBreak/>
+        <w:drawing>
+          <wp:inline distT="0" distB="0" distL="0" distR="0" wp14:anchorId="0024B2FB" wp14:editId="55699F23">
+            <wp:extent cx="4243609" cy="2891155"/>
+            <wp:effectExtent l="0" t="0" r="5080" b="4445"/>
+            <wp:docPr id="1919565406" name="Imagen 1"/>
+            <wp:cNvGraphicFramePr>
+              <a:graphicFrameLocks xmlns:a="http://schemas.openxmlformats.org/drawingml/2006/main" noChangeAspect="1"/>
+            </wp:cNvGraphicFramePr>
+            <a:graphic xmlns:a="http://schemas.openxmlformats.org/drawingml/2006/main">
+              <a:graphicData uri="http://schemas.openxmlformats.org/drawingml/2006/picture">
+                <pic:pic xmlns:pic="http://schemas.openxmlformats.org/drawingml/2006/picture">
+                  <pic:nvPicPr>
+                    <pic:cNvPr id="1919565406" name=""/>
+                    <pic:cNvPicPr/>
+                  </pic:nvPicPr>
+                  <pic:blipFill>
+                    <a:blip r:embed="rId29"/>
+                    <a:stretch>
+                      <a:fillRect/>
+                    </a:stretch>
+                  </pic:blipFill>
+                  <pic:spPr>
+                    <a:xfrm>
+                      <a:off x="0" y="0"/>
+                      <a:ext cx="4250957" cy="2896161"/>
+                    </a:xfrm>
+                    <a:prstGeom prst="rect">
+                      <a:avLst/>
+                    </a:prstGeom>
+                  </pic:spPr>
+                </pic:pic>
+              </a:graphicData>
+            </a:graphic>
+          </wp:inline>
+        </w:drawing>
+      </w:r>
+    </w:p>
+    <w:p>
+      <w:pPr>
+        <w:spacing w:after="160"/>
+        <w:jc w:val="both"/>
+        <w:rPr>
+          <w:lang w:val="es-MX"/>
+        </w:rPr>
+      </w:pPr>
+      <w:r>
+        <w:rPr>
+          <w:sz w:val="24"/>
+          <w:szCs w:val="24"/>
+          <w:lang w:val="es-MX"/>
+        </w:rPr>
+        <w:t xml:space="preserve">Los montos son correctos: 3 × $85.50 = $256.50 y 5 × $42.00 = $210.00. Esto valida que el método </w:t>
+      </w:r>
+      <w:proofErr w:type="spellStart"/>
+      <w:proofErr w:type="gramStart"/>
+      <w:r>
+        <w:rPr>
+          <w:sz w:val="24"/>
+          <w:szCs w:val="24"/>
+          <w:lang w:val="es-MX"/>
+        </w:rPr>
+        <w:t>obtenerMontoFactura</w:t>
+      </w:r>
+      <w:proofErr w:type="spellEnd"/>
+      <w:r>
+        <w:rPr>
+          <w:sz w:val="24"/>
+          <w:szCs w:val="24"/>
+          <w:lang w:val="es-MX"/>
+        </w:rPr>
+        <w:t>(</w:t>
+      </w:r>
+      <w:proofErr w:type="gramEnd"/>
+      <w:r>
+        <w:rPr>
+          <w:sz w:val="24"/>
+          <w:szCs w:val="24"/>
+          <w:lang w:val="es-MX"/>
+        </w:rPr>
+        <w:t xml:space="preserve">) realiza el cálculo correctamente y que </w:t>
+      </w:r>
+      <w:proofErr w:type="spellStart"/>
+      <w:proofErr w:type="gramStart"/>
+      <w:r>
+        <w:rPr>
+          <w:sz w:val="24"/>
+          <w:szCs w:val="24"/>
+          <w:lang w:val="es-MX"/>
+        </w:rPr>
+        <w:t>toString</w:t>
+      </w:r>
+      <w:proofErr w:type="spellEnd"/>
+      <w:r>
+        <w:rPr>
+          <w:sz w:val="24"/>
+          <w:szCs w:val="24"/>
+          <w:lang w:val="es-MX"/>
+        </w:rPr>
+        <w:t>(</w:t>
+      </w:r>
+      <w:proofErr w:type="gramEnd"/>
+      <w:r>
+        <w:rPr>
+          <w:sz w:val="24"/>
+          <w:szCs w:val="24"/>
+          <w:lang w:val="es-MX"/>
+        </w:rPr>
+        <w:t>) presenta la información de forma legible.</w:t>
+      </w:r>
+    </w:p>
+    <w:p>
+      <w:pPr>
+        <w:rPr>
+          <w:lang w:val="es-MX"/>
+        </w:rPr>
+      </w:pPr>
+    </w:p>
+    <w:p>
+      <w:pPr>
+        <w:pStyle w:val="Ttulo2"/>
+        <w:rPr>
+          <w:lang w:val="es-MX"/>
+        </w:rPr>
+      </w:pPr>
+      <w:bookmarkStart w:id="17" w:name="_Toc224473692"/>
+      <w:r>
+        <w:rPr>
+          <w:lang w:val="es-MX"/>
+        </w:rPr>
+        <w:t>Programa 4 — Empleado</w:t>
+      </w:r>
+      <w:bookmarkEnd w:id="17"/>
+    </w:p>
+    <w:p>
+      <w:pPr>
+        <w:spacing w:after="160"/>
+        <w:jc w:val="both"/>
+        <w:rPr>
+          <w:lang w:val="es-MX"/>
+        </w:rPr>
+      </w:pPr>
+      <w:r>
+        <w:rPr>
+          <w:sz w:val="24"/>
+          <w:szCs w:val="24"/>
+          <w:lang w:val="es-MX"/>
+        </w:rPr>
+        <w:t>Con empleado1 con salario mensual de $12,000 y empleado2 con $9,500, antes del aumento los salarios anuales son $144,000 y $114,000 respectivamente. Tras aplicar el 10%, los nuevos salarios mensuales son $13,200 y $10,450, con salarios anuales de $158,400 y $125,400. La salida esperada es:</w:t>
+      </w:r>
+    </w:p>
+    <w:p>
+      <w:pPr>
+        <w:rPr>
+          <w:lang w:val="es-MX"/>
+        </w:rPr>
+      </w:pPr>
+      <w:r>
+        <w:rPr>
+          <w:lang w:val="es-MX"/>
+        </w:rPr>
+        <w:drawing>
+          <wp:inline distT="0" distB="0" distL="0" distR="0" wp14:anchorId="6045603D" wp14:editId="2FC4AAE2">
+            <wp:extent cx="3810000" cy="3010958"/>
+            <wp:effectExtent l="0" t="0" r="0" b="0"/>
+            <wp:docPr id="517283508" name="Imagen 1"/>
+            <wp:cNvGraphicFramePr>
+              <a:graphicFrameLocks xmlns:a="http://schemas.openxmlformats.org/drawingml/2006/main" noChangeAspect="1"/>
+            </wp:cNvGraphicFramePr>
+            <a:graphic xmlns:a="http://schemas.openxmlformats.org/drawingml/2006/main">
+              <a:graphicData uri="http://schemas.openxmlformats.org/drawingml/2006/picture">
+                <pic:pic xmlns:pic="http://schemas.openxmlformats.org/drawingml/2006/picture">
+                  <pic:nvPicPr>
+                    <pic:cNvPr id="517283508" name=""/>
+                    <pic:cNvPicPr/>
+                  </pic:nvPicPr>
+                  <pic:blipFill>
+                    <a:blip r:embed="rId30"/>
+                    <a:stretch>
+                      <a:fillRect/>
+                    </a:stretch>
+                  </pic:blipFill>
+                  <pic:spPr>
+                    <a:xfrm>
+                      <a:off x="0" y="0"/>
+                      <a:ext cx="3812892" cy="3013243"/>
+                    </a:xfrm>
+                    <a:prstGeom prst="rect">
+                      <a:avLst/>
+                    </a:prstGeom>
+                  </pic:spPr>
+                </pic:pic>
+              </a:graphicData>
+            </a:graphic>
+          </wp:inline>
+        </w:drawing>
+      </w:r>
+    </w:p>
+    <w:p>
+      <w:pPr>
+        <w:spacing w:after="160"/>
+        <w:jc w:val="both"/>
+        <w:rPr>
+          <w:lang w:val="es-MX"/>
+        </w:rPr>
+      </w:pPr>
+      <w:r>
+        <w:rPr>
+          <w:sz w:val="24"/>
+          <w:szCs w:val="24"/>
+          <w:lang w:val="es-MX"/>
+        </w:rPr>
+        <w:lastRenderedPageBreak/>
+        <w:t xml:space="preserve">Esto confirma que el método </w:t>
+      </w:r>
+      <w:proofErr w:type="spellStart"/>
+      <w:r>
+        <w:rPr>
+          <w:sz w:val="24"/>
+          <w:szCs w:val="24"/>
+          <w:lang w:val="es-MX"/>
+        </w:rPr>
+        <w:t>aplicarAumento</w:t>
+      </w:r>
+      <w:proofErr w:type="spellEnd"/>
+      <w:r>
+        <w:rPr>
+          <w:sz w:val="24"/>
+          <w:szCs w:val="24"/>
+          <w:lang w:val="es-MX"/>
+        </w:rPr>
+        <w:t xml:space="preserve"> modifica correctamente el estado interno del objeto y que </w:t>
+      </w:r>
+      <w:proofErr w:type="spellStart"/>
+      <w:r>
+        <w:rPr>
+          <w:sz w:val="24"/>
+          <w:szCs w:val="24"/>
+          <w:lang w:val="es-MX"/>
+        </w:rPr>
+        <w:t>calcularSalarioAnual</w:t>
+      </w:r>
+      <w:proofErr w:type="spellEnd"/>
+      <w:r>
+        <w:rPr>
+          <w:sz w:val="24"/>
+          <w:szCs w:val="24"/>
+          <w:lang w:val="es-MX"/>
+        </w:rPr>
+        <w:t xml:space="preserve"> refleja el nuevo salario.</w:t>
+      </w:r>
+    </w:p>
+    <w:p>
+      <w:pPr>
+        <w:rPr>
+          <w:lang w:val="es-MX"/>
+        </w:rPr>
+      </w:pPr>
+    </w:p>
+    <w:p>
+      <w:pPr>
+        <w:pStyle w:val="Ttulo1"/>
+        <w:numPr>
+          <w:ilvl w:val="0"/>
+          <w:numId w:val="9"/>
+        </w:numPr>
+      </w:pPr>
+      <w:bookmarkStart w:id="18" w:name="_Toc224473693"/>
+      <w:r>
+        <w:t>Conclusiones</w:t>
+      </w:r>
+      <w:bookmarkEnd w:id="18"/>
       <w:r>
         <w:t xml:space="preserve"> </w:t>
       </w:r>
-      <w:r>
-        <w:t>una</w:t>
-      </w:r>
-      <w:r>
+    </w:p>
+    <w:p>
+      <w:pPr>
+        <w:rPr>
+          <w:b/>
+          <w:bCs/>
+          <w:lang w:val="es-MX"/>
+        </w:rPr>
+      </w:pPr>
+      <w:r>
+        <w:rPr>
+          <w:b/>
+          <w:bCs/>
+          <w:lang w:val="es-MX"/>
+        </w:rPr>
+        <w:t xml:space="preserve">Constructores vs. </w:t>
+      </w:r>
+      <w:proofErr w:type="spellStart"/>
+      <w:r>
+        <w:rPr>
+          <w:b/>
+          <w:bCs/>
+          <w:lang w:val="es-MX"/>
+        </w:rPr>
+        <w:t>setters</w:t>
+      </w:r>
+      <w:proofErr w:type="spellEnd"/>
+      <w:r>
+        <w:rPr>
+          <w:b/>
+          <w:bCs/>
+          <w:lang w:val="es-MX"/>
+        </w:rPr>
+        <w:t>:</w:t>
+      </w:r>
+    </w:p>
+    <w:p>
+      <w:pPr>
+        <w:rPr>
+          <w:lang w:val="es-MX"/>
+        </w:rPr>
+      </w:pPr>
+      <w:r>
+        <w:rPr>
+          <w:lang w:val="es-MX"/>
+        </w:rPr>
+        <w:t xml:space="preserve">La práctica demostró dos formas de inicializar objetos. En el Programa 1 se vio que, sin constructor parametrizado, los atributos se asignan individualmente mediante </w:t>
+      </w:r>
+      <w:proofErr w:type="spellStart"/>
+      <w:r>
+        <w:rPr>
+          <w:lang w:val="es-MX"/>
+        </w:rPr>
+        <w:t>setters</w:t>
+      </w:r>
+      <w:proofErr w:type="spellEnd"/>
+      <w:r>
+        <w:rPr>
+          <w:lang w:val="es-MX"/>
+        </w:rPr>
+        <w:t xml:space="preserve">, lo que da </w:t>
+      </w:r>
+      <w:proofErr w:type="gramStart"/>
+      <w:r>
+        <w:rPr>
+          <w:lang w:val="es-MX"/>
+        </w:rPr>
+        <w:t>flexibilidad</w:t>
+      </w:r>
+      <w:proofErr w:type="gramEnd"/>
+      <w:r>
+        <w:rPr>
+          <w:lang w:val="es-MX"/>
+        </w:rPr>
+        <w:t xml:space="preserve"> pero requiere más líneas de código. En los Programas 2 y 4, el constructor permite inicializar todos los atributos en una sola instrucción, garantizando que el objeto quede en un estado válido desde su creación.</w:t>
+      </w:r>
+    </w:p>
+    <w:p>
+      <w:pPr>
+        <w:rPr>
+          <w:lang w:val="es-MX"/>
+        </w:rPr>
+      </w:pPr>
+    </w:p>
+    <w:p>
+      <w:pPr>
+        <w:rPr>
+          <w:b/>
+          <w:bCs/>
+          <w:lang w:val="es-MX"/>
+        </w:rPr>
+      </w:pPr>
+      <w:r>
+        <w:rPr>
+          <w:b/>
+          <w:bCs/>
+          <w:lang w:val="es-MX"/>
+        </w:rPr>
+        <w:t>Encapsulamiento:</w:t>
+      </w:r>
+    </w:p>
+    <w:p>
+      <w:pPr>
+        <w:rPr>
+          <w:lang w:val="es-MX"/>
+        </w:rPr>
+      </w:pPr>
+      <w:r>
+        <w:rPr>
+          <w:lang w:val="es-MX"/>
+        </w:rPr>
+        <w:t>Los tres programas aplican encapsulamiento declarando todos los atributos como privados. Esto evita que código externo modifique directamente el estado de los objetos, protegiendo la integridad de los datos. Cualquier acceso o modificación pasa por los métodos públicos definidos en la clase.</w:t>
+      </w:r>
+    </w:p>
+    <w:p>
+      <w:pPr>
+        <w:rPr>
+          <w:lang w:val="es-MX"/>
+        </w:rPr>
+      </w:pPr>
+    </w:p>
+    <w:p>
+      <w:pPr>
+        <w:rPr>
+          <w:b/>
+          <w:bCs/>
+          <w:lang w:val="es-MX"/>
+        </w:rPr>
+      </w:pPr>
+      <w:r>
+        <w:rPr>
+          <w:b/>
+          <w:bCs/>
+          <w:lang w:val="es-MX"/>
+        </w:rPr>
+        <w:t>Métodos de cálculo:</w:t>
+      </w:r>
+    </w:p>
+    <w:p>
+      <w:pPr>
+        <w:rPr>
+          <w:lang w:val="es-MX"/>
+        </w:rPr>
+      </w:pPr>
+      <w:r>
+        <w:rPr>
+          <w:lang w:val="es-MX"/>
+        </w:rPr>
+        <w:t xml:space="preserve">Los métodos </w:t>
+      </w:r>
+      <w:proofErr w:type="spellStart"/>
+      <w:proofErr w:type="gramStart"/>
+      <w:r>
+        <w:rPr>
+          <w:lang w:val="es-MX"/>
+        </w:rPr>
+        <w:t>obtenerMontoFactura</w:t>
+      </w:r>
+      <w:proofErr w:type="spellEnd"/>
+      <w:r>
+        <w:rPr>
+          <w:lang w:val="es-MX"/>
+        </w:rPr>
+        <w:t>(</w:t>
+      </w:r>
+      <w:proofErr w:type="gramEnd"/>
+      <w:r>
+        <w:rPr>
+          <w:lang w:val="es-MX"/>
+        </w:rPr>
+        <w:t xml:space="preserve">), </w:t>
+      </w:r>
+      <w:proofErr w:type="spellStart"/>
+      <w:proofErr w:type="gramStart"/>
+      <w:r>
+        <w:rPr>
+          <w:lang w:val="es-MX"/>
+        </w:rPr>
+        <w:t>calcularSalarioAnual</w:t>
+      </w:r>
+      <w:proofErr w:type="spellEnd"/>
+      <w:r>
+        <w:rPr>
+          <w:lang w:val="es-MX"/>
+        </w:rPr>
+        <w:t>(</w:t>
+      </w:r>
+      <w:proofErr w:type="gramEnd"/>
+      <w:r>
+        <w:rPr>
+          <w:lang w:val="es-MX"/>
+        </w:rPr>
+        <w:t xml:space="preserve">) y </w:t>
+      </w:r>
+      <w:proofErr w:type="spellStart"/>
+      <w:proofErr w:type="gramStart"/>
+      <w:r>
+        <w:rPr>
+          <w:lang w:val="es-MX"/>
+        </w:rPr>
+        <w:t>aplicarAumento</w:t>
+      </w:r>
+      <w:proofErr w:type="spellEnd"/>
+      <w:r>
+        <w:rPr>
+          <w:lang w:val="es-MX"/>
+        </w:rPr>
+        <w:t>(</w:t>
+      </w:r>
+      <w:proofErr w:type="gramEnd"/>
+      <w:r>
+        <w:rPr>
+          <w:lang w:val="es-MX"/>
+        </w:rPr>
+        <w:t>) demostraron que la lógica de negocio debe residir dentro de la clase que maneja los datos. Esto permite reutilizar el comportamiento sin duplicar código en la clase</w:t>
+      </w:r>
+      <w:r>
+        <w:rPr>
+          <w:lang w:val="es-MX"/>
+        </w:rPr>
+        <w:t xml:space="preserve"> Main</w:t>
+      </w:r>
+      <w:r>
+        <w:rPr>
+          <w:lang w:val="es-MX"/>
+        </w:rPr>
+        <w:t>.</w:t>
+      </w:r>
+    </w:p>
+    <w:p>
+      <w:pPr>
+        <w:rPr>
+          <w:lang w:val="es-MX"/>
+        </w:rPr>
+      </w:pPr>
+    </w:p>
+    <w:p>
+      <w:pPr>
+        <w:rPr>
+          <w:b/>
+          <w:bCs/>
+          <w:lang w:val="es-MX"/>
+        </w:rPr>
+      </w:pPr>
+      <w:r>
+        <w:rPr>
+          <w:b/>
+          <w:bCs/>
+          <w:lang w:val="es-MX"/>
+        </w:rPr>
+        <w:t xml:space="preserve">Método </w:t>
+      </w:r>
+      <w:proofErr w:type="spellStart"/>
+      <w:proofErr w:type="gramStart"/>
+      <w:r>
+        <w:rPr>
+          <w:b/>
+          <w:bCs/>
+          <w:lang w:val="es-MX"/>
+        </w:rPr>
+        <w:t>toString</w:t>
+      </w:r>
+      <w:proofErr w:type="spellEnd"/>
+      <w:r>
+        <w:rPr>
+          <w:b/>
+          <w:bCs/>
+          <w:lang w:val="es-MX"/>
+        </w:rPr>
+        <w:t>(</w:t>
+      </w:r>
+      <w:proofErr w:type="gramEnd"/>
+      <w:r>
+        <w:rPr>
+          <w:b/>
+          <w:bCs/>
+          <w:lang w:val="es-MX"/>
+        </w:rPr>
+        <w:t>):</w:t>
+      </w:r>
+    </w:p>
+    <w:p>
+      <w:pPr>
+        <w:rPr>
+          <w:lang w:val="es-MX"/>
+        </w:rPr>
+      </w:pPr>
+      <w:r>
+        <w:rPr>
+          <w:lang w:val="es-MX"/>
+        </w:rPr>
+        <w:t xml:space="preserve">La implementación de </w:t>
+      </w:r>
+      <w:proofErr w:type="spellStart"/>
+      <w:proofErr w:type="gramStart"/>
+      <w:r>
+        <w:rPr>
+          <w:lang w:val="es-MX"/>
+        </w:rPr>
+        <w:t>toString</w:t>
+      </w:r>
+      <w:proofErr w:type="spellEnd"/>
+      <w:r>
+        <w:rPr>
+          <w:lang w:val="es-MX"/>
+        </w:rPr>
+        <w:t>(</w:t>
+      </w:r>
+      <w:proofErr w:type="gramEnd"/>
+      <w:r>
+        <w:rPr>
+          <w:lang w:val="es-MX"/>
+        </w:rPr>
+        <w:t xml:space="preserve">) en Factura y Empleado simplifica la presentación de datos, ya que </w:t>
+      </w:r>
+      <w:proofErr w:type="spellStart"/>
+      <w:r>
+        <w:rPr>
+          <w:lang w:val="es-MX"/>
+        </w:rPr>
+        <w:t>System.out.print</w:t>
+      </w:r>
+      <w:r>
+        <w:rPr>
+          <w:lang w:val="es-MX"/>
+        </w:rPr>
+        <w:t>f</w:t>
+      </w:r>
+      <w:proofErr w:type="spellEnd"/>
+      <w:r>
+        <w:rPr>
+          <w:lang w:val="es-MX"/>
+        </w:rPr>
+        <w:t>(</w:t>
+      </w:r>
+      <w:r>
+        <w:rPr>
+          <w:lang w:val="es-MX"/>
+        </w:rPr>
+        <w:t xml:space="preserve">“%s”, </w:t>
+      </w:r>
+      <w:proofErr w:type="spellStart"/>
+      <w:proofErr w:type="gramStart"/>
+      <w:r>
+        <w:rPr>
+          <w:lang w:val="es-MX"/>
+        </w:rPr>
+        <w:t>objeto</w:t>
+      </w:r>
+      <w:r>
+        <w:rPr>
+          <w:lang w:val="es-MX"/>
+        </w:rPr>
+        <w:t>.toString</w:t>
+      </w:r>
+      <w:proofErr w:type="spellEnd"/>
+      <w:proofErr w:type="gramEnd"/>
+      <w:r>
+        <w:rPr>
+          <w:lang w:val="es-MX"/>
+        </w:rPr>
+        <w:t>()</w:t>
+      </w:r>
+      <w:r>
+        <w:rPr>
+          <w:lang w:val="es-MX"/>
+        </w:rPr>
+        <w:t>) lo invoca</w:t>
+      </w:r>
+      <w:r>
+        <w:rPr>
+          <w:lang w:val="es-MX"/>
+        </w:rPr>
+        <w:t xml:space="preserve"> y muestra la información</w:t>
+      </w:r>
+      <w:r>
+        <w:rPr>
+          <w:lang w:val="es-MX"/>
+        </w:rPr>
+        <w:t>. Esta es una buena práctica en Java para facilitar la depuración y la visualización de objetos.</w:t>
+      </w:r>
+    </w:p>
+    <w:p>
+      <w:pPr>
+        <w:rPr>
+          <w:lang w:val="es-MX"/>
+        </w:rPr>
+      </w:pPr>
+    </w:p>
+    <w:p>
+      <w:pPr>
+        <w:rPr>
+          <w:b/>
+          <w:bCs/>
+          <w:lang w:val="es-MX"/>
+        </w:rPr>
+      </w:pPr>
+      <w:r>
+        <w:rPr>
+          <w:b/>
+          <w:bCs/>
+          <w:lang w:val="es-MX"/>
+        </w:rPr>
+        <w:t xml:space="preserve">Separación en </w:t>
+      </w:r>
+      <w:r>
+        <w:rPr>
+          <w:b/>
+          <w:bCs/>
+          <w:lang w:val="es-MX"/>
+        </w:rPr>
+        <w:t>métodos</w:t>
+      </w:r>
+      <w:r>
+        <w:rPr>
+          <w:b/>
+          <w:bCs/>
+          <w:lang w:val="es-MX"/>
+        </w:rPr>
+        <w:t xml:space="preserve"> de </w:t>
+      </w:r>
+      <w:r>
+        <w:rPr>
+          <w:b/>
+          <w:bCs/>
+          <w:i/>
+          <w:iCs/>
+          <w:lang w:val="es-MX"/>
+        </w:rPr>
+        <w:t>prueba</w:t>
+      </w:r>
+      <w:r>
+        <w:rPr>
+          <w:b/>
+          <w:bCs/>
+          <w:lang w:val="es-MX"/>
+        </w:rPr>
+        <w:t>:</w:t>
+      </w:r>
+    </w:p>
+    <w:p>
+      <w:pPr>
+        <w:rPr>
+          <w:lang w:val="es-MX"/>
+        </w:rPr>
+      </w:pPr>
+      <w:r>
+        <w:rPr>
+          <w:lang w:val="es-MX"/>
+        </w:rPr>
+        <w:t xml:space="preserve">Separar la lógica del modelo (Lavadora, Factura, Empleado) de la clase de </w:t>
+      </w:r>
+      <w:r>
+        <w:rPr>
+          <w:lang w:val="es-MX"/>
+        </w:rPr>
+        <w:t>MAIN</w:t>
+      </w:r>
+      <w:r>
+        <w:rPr>
+          <w:lang w:val="es-MX"/>
+        </w:rPr>
+        <w:t xml:space="preserve"> (</w:t>
+      </w:r>
+      <w:proofErr w:type="spellStart"/>
+      <w:r>
+        <w:rPr>
+          <w:lang w:val="es-MX"/>
+        </w:rPr>
+        <w:t>ejecutarLavadora</w:t>
+      </w:r>
+      <w:proofErr w:type="spellEnd"/>
+      <w:r>
+        <w:rPr>
+          <w:lang w:val="es-MX"/>
+        </w:rPr>
+        <w:t xml:space="preserve">, </w:t>
+      </w:r>
+      <w:proofErr w:type="spellStart"/>
+      <w:r>
+        <w:rPr>
+          <w:lang w:val="es-MX"/>
+        </w:rPr>
+        <w:t>ejecutarFactura</w:t>
+      </w:r>
+      <w:proofErr w:type="spellEnd"/>
+      <w:r>
+        <w:rPr>
+          <w:lang w:val="es-MX"/>
+        </w:rPr>
+        <w:t xml:space="preserve">, </w:t>
+      </w:r>
+      <w:proofErr w:type="spellStart"/>
+      <w:r>
+        <w:rPr>
+          <w:lang w:val="es-MX"/>
+        </w:rPr>
+        <w:t>ejecutarEmpleado</w:t>
+      </w:r>
+      <w:proofErr w:type="spellEnd"/>
+      <w:r>
+        <w:rPr>
+          <w:lang w:val="es-MX"/>
+        </w:rPr>
+        <w:t>) sigue el principio de responsabilidad única. Los métodos</w:t>
+      </w:r>
+      <w:r>
+        <w:rPr>
+          <w:lang w:val="es-MX"/>
+        </w:rPr>
         <w:t xml:space="preserve"> </w:t>
       </w:r>
       <w:r>
-        <w:t>factura para un artículo vendido en la tienda.</w:t>
-      </w:r>
+        <w:rPr>
+          <w:lang w:val="es-MX"/>
+        </w:rPr>
+        <w:t xml:space="preserve">de </w:t>
+      </w:r>
+      <w:proofErr w:type="spellStart"/>
+      <w:r>
+        <w:rPr>
+          <w:lang w:val="es-MX"/>
+        </w:rPr>
+        <w:t>ejecurarClase</w:t>
+      </w:r>
+      <w:proofErr w:type="spellEnd"/>
+      <w:r>
+        <w:rPr>
+          <w:lang w:val="es-MX"/>
+        </w:rPr>
+        <w:t xml:space="preserve"> solo crean objetos e invocan métodos, sin contener lógica propia, lo que hace el código más limpio y fácil de mantener.</w:t>
+      </w:r>
+    </w:p>
+    <w:p>
+      <w:pPr>
+        <w:rPr>
+          <w:lang w:val="es-MX"/>
+        </w:rPr>
+      </w:pPr>
+    </w:p>
+    <w:p>
+      <w:pPr>
+        <w:pStyle w:val="Ttulo1"/>
+        <w:numPr>
+          <w:ilvl w:val="0"/>
+          <w:numId w:val="9"/>
+        </w:numPr>
+      </w:pPr>
+      <w:bookmarkStart w:id="19" w:name="_Toc224473694"/>
+      <w:r>
+        <w:t>Referencias</w:t>
+      </w:r>
+      <w:bookmarkEnd w:id="19"/>
       <w:r>
         <w:t xml:space="preserve"> </w:t>
       </w:r>
-      <w:r>
-        <w:t>Una Factura debe incluir cuatro piezas de información como variables de instancia:</w:t>
-      </w:r>
-      <w:r>
-        <w:t xml:space="preserve"> </w:t>
-      </w:r>
-      <w:r>
-        <w:t>un número de pieza,</w:t>
-      </w:r>
-      <w:r>
-        <w:t xml:space="preserve"> </w:t>
-      </w:r>
-      <w:r>
-        <w:t>la descripción de la pieza,</w:t>
-      </w:r>
-      <w:r>
-        <w:t xml:space="preserve"> </w:t>
-      </w:r>
-      <w:r>
-        <w:t>la cantidad de artículos de ese tipo que se van a comprar y el precio del artículo. Su clase debe</w:t>
-      </w:r>
-      <w:r>
-        <w:t xml:space="preserve"> </w:t>
-      </w:r>
-      <w:r>
-        <w:t>tener</w:t>
-      </w:r>
-      <w:r>
-        <w:t xml:space="preserve"> </w:t>
-      </w:r>
-      <w:r>
-        <w:t>un</w:t>
-      </w:r>
-      <w:r>
-        <w:t xml:space="preserve"> </w:t>
-      </w:r>
-      <w:r>
-        <w:t>constructor</w:t>
-      </w:r>
-      <w:r>
-        <w:t xml:space="preserve"> </w:t>
-      </w:r>
-      <w:r>
-        <w:t>que</w:t>
-      </w:r>
-      <w:r>
-        <w:t xml:space="preserve"> </w:t>
-      </w:r>
-      <w:r>
-        <w:t>inicializa</w:t>
-      </w:r>
-      <w:r>
-        <w:t xml:space="preserve"> </w:t>
-      </w:r>
-      <w:r>
-        <w:t>las</w:t>
-      </w:r>
-      <w:r>
-        <w:t xml:space="preserve"> </w:t>
-      </w:r>
-      <w:r>
-        <w:t>cuatro</w:t>
-      </w:r>
-      <w:r>
-        <w:t xml:space="preserve"> </w:t>
-      </w:r>
-      <w:r>
-        <w:t>variables</w:t>
-      </w:r>
-      <w:r>
-        <w:t xml:space="preserve"> </w:t>
-      </w:r>
-      <w:r>
-        <w:t>de</w:t>
-      </w:r>
-      <w:r>
-        <w:t xml:space="preserve"> </w:t>
-      </w:r>
-      <w:r>
-        <w:t>instancia.</w:t>
-      </w:r>
-      <w:r>
-        <w:t xml:space="preserve"> </w:t>
-      </w:r>
-      <w:r>
-        <w:t>Proporcione</w:t>
-      </w:r>
-      <w:r>
-        <w:t xml:space="preserve"> </w:t>
-      </w:r>
-      <w:r>
-        <w:t>un</w:t>
-      </w:r>
-      <w:r>
-        <w:t xml:space="preserve"> </w:t>
-      </w:r>
-      <w:r>
-        <w:t xml:space="preserve">método llamado </w:t>
+    </w:p>
+    <w:p>
+      <w:pPr>
+        <w:pStyle w:val="Ttulo1"/>
+        <w:numPr>
+          <w:ilvl w:val="0"/>
+          <w:numId w:val="9"/>
+        </w:numPr>
+      </w:pPr>
+      <w:bookmarkStart w:id="20" w:name="_Toc224473695"/>
+      <w:r>
+        <w:t>Conclusiones</w:t>
+      </w:r>
+      <w:bookmarkEnd w:id="20"/>
+    </w:p>
+    <w:p>
+      <w:pPr>
+        <w:pStyle w:val="Ttulo1"/>
+        <w:numPr>
+          <w:ilvl w:val="0"/>
+          <w:numId w:val="9"/>
+        </w:numPr>
+      </w:pPr>
+      <w:bookmarkStart w:id="21" w:name="_Toc224473696"/>
+      <w:r>
+        <w:t>Bibliografía</w:t>
+      </w:r>
+      <w:bookmarkEnd w:id="21"/>
+    </w:p>
+    <w:p>
+      <w:pPr>
+        <w:pStyle w:val="Prrafodelista"/>
+        <w:numPr>
+          <w:ilvl w:val="0"/>
+          <w:numId w:val="11"/>
+        </w:numPr>
+        <w:spacing w:after="160"/>
+        <w:jc w:val="both"/>
+        <w:rPr>
+          <w:lang w:val="es-MX"/>
+        </w:rPr>
+      </w:pPr>
+      <w:r>
+        <w:rPr>
+          <w:lang w:val="es-MX"/>
+        </w:rPr>
+        <w:t xml:space="preserve">Oracle </w:t>
       </w:r>
       <w:proofErr w:type="spellStart"/>
       <w:r>
-        <w:t>obtenerMontoFactura</w:t>
+        <w:rPr>
+          <w:lang w:val="es-MX"/>
+        </w:rPr>
+        <w:t>Corporation</w:t>
       </w:r>
       <w:proofErr w:type="spellEnd"/>
       <w:r>
-        <w:t>, que calcule el monto de la factura y después devuelva ese monto.</w:t>
-      </w:r>
-      <w:r>
-        <w:t xml:space="preserve"> </w:t>
-      </w:r>
-      <w:r>
-        <w:t xml:space="preserve">Escriba una aplicación de prueba llamada </w:t>
+        <w:rPr>
+          <w:lang w:val="es-MX"/>
+        </w:rPr>
+        <w:t xml:space="preserve">. (2024). Java SE </w:t>
       </w:r>
       <w:proofErr w:type="spellStart"/>
       <w:r>
-        <w:t>PruebaFactura</w:t>
+        <w:rPr>
+          <w:lang w:val="es-MX"/>
+        </w:rPr>
+        <w:t>Documentation</w:t>
       </w:r>
       <w:proofErr w:type="spellEnd"/>
       <w:r>
-        <w:t>, que demuestre las capacidades de</w:t>
-      </w:r>
-      <w:r>
-        <w:t xml:space="preserve"> </w:t>
-      </w:r>
-      <w:r>
-        <w:t>la clase Factura. No utilizar captura de datos.</w:t>
-      </w:r>
-    </w:p>
-    <w:p>
-      <w:r>
-        <w:t>Clase Fecha ‘Java’</w:t>
-      </w:r>
-    </w:p>
-    <w:bookmarkStart w:id="7" w:name="_MON_1833491341"/>
-    <w:bookmarkEnd w:id="7"/>
-    <w:p>
-      <w:r>
-        <w:object w:dxaOrig="9360" w:dyaOrig="12825" w14:anchorId="7670CBBD">
-          <v:shape id="_x0000_i1026" type="#_x0000_t75" style="width:468pt;height:641.45pt" o:ole="">
-            <v:imagedata r:id="rId15" o:title=""/>
-          </v:shape>
-          <o:OLEObject Type="Embed" ProgID="Word.OpenDocumentText.12" ShapeID="_x0000_i1026" DrawAspect="Content" ObjectID="_1833735715" r:id="rId16"/>
-        </w:object>
-      </w:r>
-    </w:p>
-    <w:p>
-      <w:r>
-        <w:t xml:space="preserve">Clase </w:t>
+        <w:rPr>
+          <w:lang w:val="es-MX"/>
+        </w:rPr>
+        <w:t xml:space="preserve">. Recuperado de </w:t>
+      </w:r>
+      <w:hyperlink r:id="rId31" w:history="1">
+        <w:r>
+          <w:rPr>
+            <w:rStyle w:val="Hipervnculo"/>
+            <w:lang w:val="es-MX"/>
+          </w:rPr>
+          <w:t>https://docs.ora</w:t>
+        </w:r>
+        <w:r>
+          <w:rPr>
+            <w:rStyle w:val="Hipervnculo"/>
+            <w:lang w:val="es-MX"/>
+          </w:rPr>
+          <w:t>c</w:t>
+        </w:r>
+        <w:r>
+          <w:rPr>
+            <w:rStyle w:val="Hipervnculo"/>
+            <w:lang w:val="es-MX"/>
+          </w:rPr>
+          <w:t>le.com/javase/</w:t>
+        </w:r>
+      </w:hyperlink>
+    </w:p>
+    <w:p>
+      <w:pPr>
+        <w:pStyle w:val="Prrafodelista"/>
+        <w:numPr>
+          <w:ilvl w:val="0"/>
+          <w:numId w:val="11"/>
+        </w:numPr>
+        <w:spacing w:after="160"/>
+        <w:jc w:val="both"/>
+        <w:rPr>
+          <w:lang w:val="es-MX"/>
+        </w:rPr>
+      </w:pPr>
+      <w:r>
+        <w:rPr>
+          <w:lang w:val="es-MX"/>
+        </w:rPr>
+        <w:lastRenderedPageBreak/>
+        <w:t xml:space="preserve">Deitel, P. J., &amp; Deitel, H. M. (2016). </w:t>
+      </w:r>
+      <w:r>
+        <w:rPr>
+          <w:lang w:val="en-US"/>
+        </w:rPr>
+        <w:t xml:space="preserve">Java: How to Program (10th ed.). </w:t>
+      </w:r>
+      <w:r>
+        <w:rPr>
+          <w:lang w:val="es-MX"/>
+        </w:rPr>
+        <w:t xml:space="preserve">Pearson </w:t>
       </w:r>
       <w:proofErr w:type="spellStart"/>
       <w:r>
-        <w:t>NombreCompleto</w:t>
+        <w:rPr>
+          <w:lang w:val="es-MX"/>
+        </w:rPr>
+        <w:t>Education</w:t>
       </w:r>
       <w:proofErr w:type="spellEnd"/>
       <w:r>
-        <w:t xml:space="preserve"> ‘java’</w:t>
-      </w:r>
-    </w:p>
-    <w:bookmarkStart w:id="8" w:name="_MON_1833491375"/>
-    <w:bookmarkEnd w:id="8"/>
-    <w:p>
-      <w:r>
-        <w:object w:dxaOrig="9360" w:dyaOrig="12825" w14:anchorId="5F08E8A7">
-          <v:shape id="_x0000_i1027" type="#_x0000_t75" style="width:468pt;height:641.45pt" o:ole="">
-            <v:imagedata r:id="rId17" o:title=""/>
-          </v:shape>
-          <o:OLEObject Type="Embed" ProgID="Word.OpenDocumentText.12" ShapeID="_x0000_i1027" DrawAspect="Content" ObjectID="_1833735716" r:id="rId18"/>
-        </w:object>
-      </w:r>
-    </w:p>
-    <w:p>
-      <w:pPr>
-        <w:pStyle w:val="Ttulo3"/>
-      </w:pPr>
-      <w:bookmarkStart w:id="9" w:name="_Toc223122766"/>
-      <w:r>
-        <w:t xml:space="preserve">Programa </w:t>
-      </w:r>
-      <w:r>
-        <w:t>3</w:t>
-      </w:r>
-      <w:r>
+        <w:rPr>
+          <w:lang w:val="es-MX"/>
+        </w:rPr>
         <w:t>.</w:t>
       </w:r>
-      <w:bookmarkEnd w:id="9"/>
-    </w:p>
-    <w:p>
-      <w:r>
-        <w:t>Cree</w:t>
-      </w:r>
-      <w:r>
-        <w:t xml:space="preserve"> </w:t>
-      </w:r>
-      <w:r>
-        <w:t>una</w:t>
-      </w:r>
-      <w:r>
-        <w:t xml:space="preserve"> </w:t>
-      </w:r>
-      <w:r>
-        <w:t>clase</w:t>
-      </w:r>
-      <w:r>
-        <w:t xml:space="preserve"> </w:t>
-      </w:r>
-      <w:r>
-        <w:t>Empleado,</w:t>
-      </w:r>
-      <w:r>
-        <w:t xml:space="preserve"> </w:t>
-      </w:r>
-      <w:r>
-        <w:t>que</w:t>
-      </w:r>
-      <w:r>
-        <w:t xml:space="preserve"> </w:t>
-      </w:r>
-      <w:r>
-        <w:t>incluya</w:t>
-      </w:r>
-      <w:r>
-        <w:t xml:space="preserve"> </w:t>
-      </w:r>
-      <w:r>
-        <w:t>tres</w:t>
-      </w:r>
-      <w:r>
-        <w:t xml:space="preserve"> </w:t>
-      </w:r>
-      <w:r>
-        <w:t>variables:</w:t>
-      </w:r>
-      <w:r>
-        <w:t xml:space="preserve"> </w:t>
-      </w:r>
-      <w:r>
-        <w:t>un</w:t>
-      </w:r>
-      <w:r>
-        <w:t xml:space="preserve"> </w:t>
-      </w:r>
-      <w:r>
-        <w:t>primer</w:t>
-      </w:r>
-      <w:r>
-        <w:t xml:space="preserve"> </w:t>
-      </w:r>
-      <w:r>
-        <w:t>nombre,</w:t>
-      </w:r>
-      <w:r>
-        <w:t xml:space="preserve"> </w:t>
-      </w:r>
-      <w:r>
-        <w:t>un</w:t>
-      </w:r>
-      <w:r>
-        <w:t xml:space="preserve"> </w:t>
-      </w:r>
-      <w:r>
-        <w:t>apellido</w:t>
-      </w:r>
-      <w:r>
-        <w:t xml:space="preserve"> </w:t>
-      </w:r>
-      <w:r>
-        <w:t>paterno</w:t>
-      </w:r>
-      <w:r>
-        <w:t xml:space="preserve"> </w:t>
-      </w:r>
-      <w:r>
-        <w:t>y</w:t>
-      </w:r>
-      <w:r>
-        <w:t xml:space="preserve"> </w:t>
-      </w:r>
-      <w:r>
-        <w:t>un</w:t>
-      </w:r>
-      <w:r>
-        <w:t xml:space="preserve"> </w:t>
-      </w:r>
-      <w:r>
-        <w:t>salario</w:t>
-      </w:r>
-      <w:r>
-        <w:t xml:space="preserve"> </w:t>
-      </w:r>
-      <w:r>
-        <w:t>mensual.</w:t>
-      </w:r>
-      <w:r>
-        <w:t xml:space="preserve"> </w:t>
-      </w:r>
-      <w:r>
-        <w:t>Su</w:t>
-      </w:r>
-      <w:r>
-        <w:t xml:space="preserve"> </w:t>
-      </w:r>
-      <w:r>
-        <w:t>clase</w:t>
-      </w:r>
-      <w:r>
-        <w:t xml:space="preserve"> </w:t>
-      </w:r>
-      <w:r>
-        <w:t>debe</w:t>
-      </w:r>
-      <w:r>
-        <w:t xml:space="preserve"> </w:t>
-      </w:r>
-      <w:r>
-        <w:t>tener</w:t>
-      </w:r>
-      <w:r>
-        <w:t xml:space="preserve"> </w:t>
-      </w:r>
-      <w:r>
-        <w:t>un</w:t>
-      </w:r>
-      <w:r>
-        <w:t xml:space="preserve"> </w:t>
-      </w:r>
-      <w:r>
-        <w:t>constructor</w:t>
-      </w:r>
-      <w:r>
-        <w:t xml:space="preserve"> </w:t>
-      </w:r>
-      <w:r>
-        <w:t>que</w:t>
-      </w:r>
-      <w:r>
-        <w:t xml:space="preserve"> </w:t>
-      </w:r>
-      <w:r>
-        <w:t>inicialice</w:t>
-      </w:r>
-      <w:r>
-        <w:t xml:space="preserve"> </w:t>
-      </w:r>
-      <w:r>
-        <w:t>las</w:t>
-      </w:r>
-      <w:r>
-        <w:t xml:space="preserve"> </w:t>
-      </w:r>
-      <w:r>
-        <w:t>tres</w:t>
-      </w:r>
-      <w:r>
-        <w:t xml:space="preserve"> </w:t>
-      </w:r>
-      <w:r>
-        <w:t>variables</w:t>
-      </w:r>
-      <w:r>
-        <w:t xml:space="preserve"> </w:t>
-      </w:r>
-      <w:r>
-        <w:t>de</w:t>
-      </w:r>
-      <w:r>
-        <w:t xml:space="preserve"> </w:t>
-      </w:r>
-      <w:r>
-        <w:t>instancia.</w:t>
-      </w:r>
-      <w:r>
-        <w:t xml:space="preserve"> </w:t>
-      </w:r>
-      <w:r>
-        <w:t>Cree</w:t>
-      </w:r>
-      <w:r>
-        <w:t xml:space="preserve"> </w:t>
-      </w:r>
-      <w:r>
-        <w:t>dos</w:t>
-      </w:r>
-      <w:r>
-        <w:t xml:space="preserve"> </w:t>
-      </w:r>
-      <w:r>
-        <w:t>objetos</w:t>
-      </w:r>
-      <w:r>
-        <w:t xml:space="preserve"> </w:t>
-      </w:r>
-      <w:r>
-        <w:t>Empleado</w:t>
-      </w:r>
-      <w:r>
-        <w:t xml:space="preserve"> </w:t>
-      </w:r>
-      <w:r>
-        <w:t>y</w:t>
-      </w:r>
-      <w:r>
-        <w:t xml:space="preserve"> </w:t>
-      </w:r>
-      <w:r>
-        <w:t>muestre</w:t>
-      </w:r>
-      <w:r>
-        <w:t xml:space="preserve"> </w:t>
-      </w:r>
-      <w:r>
-        <w:t>el</w:t>
-      </w:r>
-      <w:r>
-        <w:t xml:space="preserve"> </w:t>
-      </w:r>
-      <w:r>
-        <w:t>salario</w:t>
-      </w:r>
-      <w:r>
-        <w:t xml:space="preserve"> </w:t>
-      </w:r>
-      <w:r>
-        <w:t>anual</w:t>
-      </w:r>
-      <w:r>
-        <w:t xml:space="preserve"> </w:t>
-      </w:r>
-      <w:r>
-        <w:t>de</w:t>
-      </w:r>
-      <w:r>
-        <w:t xml:space="preserve"> </w:t>
-      </w:r>
-      <w:r>
-        <w:t>cada</w:t>
-      </w:r>
-      <w:r>
-        <w:t xml:space="preserve"> </w:t>
-      </w:r>
-      <w:r>
-        <w:t>objeto.</w:t>
-      </w:r>
-      <w:r>
-        <w:t xml:space="preserve"> </w:t>
-      </w:r>
-      <w:r>
-        <w:t>Después,</w:t>
-      </w:r>
-      <w:r>
-        <w:t xml:space="preserve"> </w:t>
-      </w:r>
-      <w:r>
-        <w:t>proporcione</w:t>
-      </w:r>
-      <w:r>
-        <w:t xml:space="preserve"> </w:t>
-      </w:r>
-      <w:r>
-        <w:t>a</w:t>
-      </w:r>
-      <w:r>
-        <w:t xml:space="preserve"> </w:t>
-      </w:r>
-      <w:r>
-        <w:t>cada</w:t>
-      </w:r>
-      <w:r>
-        <w:t xml:space="preserve"> </w:t>
-      </w:r>
-      <w:r>
-        <w:t>Empleado</w:t>
-      </w:r>
-      <w:r>
-        <w:t xml:space="preserve"> </w:t>
-      </w:r>
-      <w:r>
-        <w:t>un</w:t>
-      </w:r>
-      <w:r>
-        <w:t xml:space="preserve"> </w:t>
-      </w:r>
-      <w:r>
-        <w:t>aumento</w:t>
-      </w:r>
-      <w:r>
-        <w:t xml:space="preserve"> </w:t>
-      </w:r>
-      <w:r>
-        <w:t>del</w:t>
-      </w:r>
-      <w:r>
-        <w:t xml:space="preserve"> </w:t>
-      </w:r>
-      <w:r>
-        <w:t>10%</w:t>
-      </w:r>
-      <w:r>
-        <w:t xml:space="preserve"> </w:t>
-      </w:r>
-      <w:r>
-        <w:t>y</w:t>
-      </w:r>
-      <w:r>
-        <w:t xml:space="preserve"> </w:t>
-      </w:r>
-      <w:r>
-        <w:t>muestre</w:t>
-      </w:r>
-      <w:r>
-        <w:t xml:space="preserve"> </w:t>
-      </w:r>
-      <w:r>
-        <w:t>el</w:t>
-      </w:r>
-      <w:r>
-        <w:t xml:space="preserve"> </w:t>
-      </w:r>
-      <w:r>
-        <w:t>salario</w:t>
-      </w:r>
-      <w:r>
-        <w:t xml:space="preserve"> </w:t>
-      </w:r>
-      <w:r>
-        <w:t>anual</w:t>
-      </w:r>
-      <w:r>
-        <w:t xml:space="preserve"> </w:t>
-      </w:r>
-      <w:r>
-        <w:t>de</w:t>
-      </w:r>
-      <w:r>
-        <w:t xml:space="preserve"> </w:t>
-      </w:r>
-      <w:r>
-        <w:t>cada</w:t>
-      </w:r>
-      <w:r>
-        <w:t xml:space="preserve"> </w:t>
-      </w:r>
-      <w:r>
-        <w:t>Empleado</w:t>
-      </w:r>
-      <w:r>
-        <w:t xml:space="preserve"> </w:t>
-      </w:r>
-      <w:r>
-        <w:t>otra</w:t>
-      </w:r>
-      <w:r>
-        <w:t xml:space="preserve"> </w:t>
-      </w:r>
-      <w:r>
-        <w:t>vez.</w:t>
-      </w:r>
-      <w:r>
-        <w:t xml:space="preserve"> </w:t>
-      </w:r>
-      <w:r>
-        <w:t>No</w:t>
-      </w:r>
-      <w:r>
-        <w:t xml:space="preserve"> </w:t>
-      </w:r>
-      <w:r>
-        <w:t>utilizar</w:t>
-      </w:r>
-      <w:r>
-        <w:t xml:space="preserve"> </w:t>
-      </w:r>
-      <w:r>
-        <w:t>captura</w:t>
-      </w:r>
-      <w:r>
-        <w:t xml:space="preserve"> </w:t>
-      </w:r>
-      <w:r>
-        <w:t>de datos.</w:t>
-      </w:r>
-    </w:p>
-    <w:p/>
-    <w:p>
-      <w:r>
-        <w:t>Clase Fecha ‘Java’</w:t>
-      </w:r>
-    </w:p>
-    <w:p>
-      <w:r>
-        <w:object w:dxaOrig="9360" w:dyaOrig="12825" w14:anchorId="336C61A7">
-          <v:shape id="_x0000_i1028" type="#_x0000_t75" style="width:468pt;height:641.45pt" o:ole="">
-            <v:imagedata r:id="rId15" o:title=""/>
-          </v:shape>
-          <o:OLEObject Type="Embed" ProgID="Word.OpenDocumentText.12" ShapeID="_x0000_i1028" DrawAspect="Content" ObjectID="_1833735717" r:id="rId19"/>
-        </w:object>
-      </w:r>
-    </w:p>
-    <w:p>
-      <w:r>
-        <w:lastRenderedPageBreak/>
-        <w:t xml:space="preserve">Clase </w:t>
-      </w:r>
-      <w:proofErr w:type="spellStart"/>
-      <w:r>
-        <w:t>NombreCompleto</w:t>
-      </w:r>
-      <w:proofErr w:type="spellEnd"/>
-      <w:r>
-        <w:t xml:space="preserve"> ‘java’</w:t>
-      </w:r>
-    </w:p>
-    <w:p>
-      <w:r>
-        <w:object w:dxaOrig="9360" w:dyaOrig="12825" w14:anchorId="5FEB193C">
-          <v:shape id="_x0000_i1029" type="#_x0000_t75" style="width:468pt;height:641.45pt" o:ole="">
-            <v:imagedata r:id="rId17" o:title=""/>
-          </v:shape>
-          <o:OLEObject Type="Embed" ProgID="Word.OpenDocumentText.12" ShapeID="_x0000_i1029" DrawAspect="Content" ObjectID="_1833735718" r:id="rId20"/>
-        </w:object>
-      </w:r>
+    </w:p>
+    <w:p>
+      <w:pPr>
+        <w:pStyle w:val="NormalWeb"/>
+        <w:spacing w:before="0" w:beforeAutospacing="0" w:after="0" w:afterAutospacing="0" w:line="480" w:lineRule="auto"/>
+        <w:ind w:left="720" w:hanging="720"/>
+        <w:rPr>
+          <w:lang w:val="es-MX"/>
+        </w:rPr>
+      </w:pPr>
+    </w:p>
+    <w:p>
+      <w:pPr>
+        <w:spacing w:line="480" w:lineRule="auto"/>
+        <w:ind w:left="720"/>
+        <w:rPr>
+          <w:rFonts w:ascii="Times New Roman" w:eastAsia="Times New Roman" w:hAnsi="Times New Roman" w:cs="Times New Roman"/>
+          <w:color w:val="05103E"/>
+          <w:sz w:val="24"/>
+          <w:szCs w:val="24"/>
+          <w:lang w:val="fr-FR"/>
+        </w:rPr>
+      </w:pPr>
     </w:p>
     <w:p>
       <w:pPr>
         <w:pStyle w:val="Ttulo1"/>
       </w:pPr>
-    </w:p>
-    <w:p>
-      <w:pPr>
-        <w:pStyle w:val="Ttulo1"/>
-      </w:pPr>
-      <w:bookmarkStart w:id="10" w:name="_Toc223122767"/>
+      <w:bookmarkStart w:id="22" w:name="_Toc224473697"/>
       <w:r>
         <w:t>Entrega</w:t>
       </w:r>
-      <w:bookmarkEnd w:id="10"/>
+      <w:bookmarkEnd w:id="22"/>
     </w:p>
     <w:p>
       <w:pPr>
@@ -2753,123 +5124,15 @@
         </w:numPr>
       </w:pPr>
       <w:r>
-        <w:t>La entrega se realizará mediante una actividad en BB. Se han de entregar los archivos</w:t>
-      </w:r>
-      <w:r>
-        <w:t xml:space="preserve"> </w:t>
-      </w:r>
-      <w:r>
-        <w:t>fuentes desarrollados, más el reporte de la</w:t>
-      </w:r>
-      <w:r>
-        <w:t xml:space="preserve"> práctica </w:t>
-      </w:r>
+        <w:t xml:space="preserve">La entrega se realizará mediante una actividad en BB. Se han de entregar los archivos fuentes desarrollados, más el reporte de la práctica adjuntos </w:t>
+      </w:r>
+      <w:proofErr w:type="spellStart"/>
       <w:r>
         <w:t>adjuntos</w:t>
       </w:r>
-      <w:r>
-        <w:t xml:space="preserve"> </w:t>
-      </w:r>
-      <w:proofErr w:type="spellStart"/>
-      <w:r>
-        <w:t>adjuntos</w:t>
-      </w:r>
       <w:proofErr w:type="spellEnd"/>
       <w:r>
-        <w:t xml:space="preserve"> </w:t>
-      </w:r>
-      <w:r>
-        <w:t>en un fichero zip</w:t>
-      </w:r>
-      <w:r>
-        <w:t xml:space="preserve"> </w:t>
-      </w:r>
-      <w:r>
-        <w:t>cuyo</w:t>
-      </w:r>
-      <w:r>
-        <w:t xml:space="preserve"> </w:t>
-      </w:r>
-      <w:r>
-        <w:t>nombre</w:t>
-      </w:r>
-      <w:r>
-        <w:t xml:space="preserve"> </w:t>
-      </w:r>
-      <w:r>
-        <w:t>esté</w:t>
-      </w:r>
-      <w:r>
-        <w:t xml:space="preserve"> </w:t>
-      </w:r>
-      <w:r>
-        <w:t>formado</w:t>
-      </w:r>
-      <w:r>
-        <w:t xml:space="preserve"> </w:t>
-      </w:r>
-      <w:r>
-        <w:t>por</w:t>
-      </w:r>
-      <w:r>
-        <w:t xml:space="preserve"> </w:t>
-      </w:r>
-      <w:r>
-        <w:t>el</w:t>
-      </w:r>
-      <w:r>
-        <w:t xml:space="preserve"> </w:t>
-      </w:r>
-      <w:r>
-        <w:t>número</w:t>
-      </w:r>
-      <w:r>
-        <w:t xml:space="preserve"> </w:t>
-      </w:r>
-      <w:r>
-        <w:t>de</w:t>
-      </w:r>
-      <w:r>
-        <w:t xml:space="preserve"> </w:t>
-      </w:r>
-      <w:r>
-        <w:t>práctica</w:t>
-      </w:r>
-      <w:r>
-        <w:t xml:space="preserve"> </w:t>
-      </w:r>
-      <w:r>
-        <w:t>y</w:t>
-      </w:r>
-      <w:r>
-        <w:t xml:space="preserve"> </w:t>
-      </w:r>
-      <w:r>
-        <w:t>nombre</w:t>
-      </w:r>
-      <w:r>
-        <w:t xml:space="preserve"> </w:t>
-      </w:r>
-      <w:r>
-        <w:t>del</w:t>
-      </w:r>
-      <w:r>
-        <w:t xml:space="preserve"> </w:t>
-      </w:r>
-      <w:r>
-        <w:t>alumno.</w:t>
-      </w:r>
-      <w:r>
-        <w:t xml:space="preserve"> </w:t>
-      </w:r>
-      <w:r>
-        <w:t>Ejemplo</w:t>
-      </w:r>
-      <w:r>
-        <w:t xml:space="preserve"> </w:t>
-      </w:r>
-      <w:r>
-        <w:t xml:space="preserve">Practica4JuanLopez.pdf </w:t>
+        <w:t xml:space="preserve"> en un fichero zip cuyo nombre esté formado por el número de práctica y nombre del alumno. Ejemplo Practica4JuanLopez.pdf </w:t>
       </w:r>
     </w:p>
     <w:p>
@@ -2893,85 +5156,28 @@
         </w:numPr>
       </w:pPr>
       <w:r>
-        <w:t>Entregar un reporte de práctica, formato reporte técnico y electrónico, podrá utilizar este</w:t>
-      </w:r>
-      <w:r>
-        <w:t xml:space="preserve"> </w:t>
-      </w:r>
-      <w:r>
-        <w:t>formato y agregar el procedimiento correspondiente), que conceptos fundamentales se</w:t>
-      </w:r>
-      <w:r>
-        <w:t xml:space="preserve"> </w:t>
-      </w:r>
-      <w:r>
-        <w:t xml:space="preserve">aplicaron en esta </w:t>
-      </w:r>
-      <w:r>
-        <w:t>práctica</w:t>
-      </w:r>
-      <w:r>
-        <w:t>, junto con resultados y conclusiones.</w:t>
+        <w:t>Entregar un reporte de práctica, formato reporte técnico y electrónico, podrá utilizar este formato y agregar el procedimiento correspondiente), que conceptos fundamentales se aplicaron en esta práctica, junto con resultados y conclusiones.</w:t>
       </w:r>
     </w:p>
     <w:p>
       <w:pPr>
         <w:pStyle w:val="Ttulo1"/>
       </w:pPr>
-      <w:bookmarkStart w:id="11" w:name="_Toc223122768"/>
-      <w:r>
-        <w:t>Análisis de Resultados</w:t>
-      </w:r>
-      <w:bookmarkEnd w:id="11"/>
-      <w:r>
-        <w:t xml:space="preserve"> </w:t>
-      </w:r>
-    </w:p>
-    <w:p>
-      <w:pPr>
-        <w:pStyle w:val="Ttulo1"/>
-      </w:pPr>
-      <w:bookmarkStart w:id="12" w:name="_Toc223122769"/>
-      <w:r>
-        <w:t>Conclusiones</w:t>
-      </w:r>
-      <w:bookmarkEnd w:id="12"/>
-      <w:r>
-        <w:t xml:space="preserve"> </w:t>
-      </w:r>
-    </w:p>
-    <w:p>
-      <w:pPr>
-        <w:pStyle w:val="Ttulo1"/>
-      </w:pPr>
-      <w:bookmarkStart w:id="13" w:name="_Toc223122770"/>
-      <w:r>
-        <w:t>Referencias</w:t>
-      </w:r>
-      <w:bookmarkEnd w:id="13"/>
-      <w:r>
-        <w:t xml:space="preserve"> </w:t>
-      </w:r>
-    </w:p>
-    <w:p>
-      <w:pPr>
-        <w:pStyle w:val="Ttulo1"/>
-      </w:pPr>
-      <w:bookmarkStart w:id="14" w:name="_Toc223122771"/>
+      <w:bookmarkStart w:id="23" w:name="_Toc224473698"/>
       <w:r>
         <w:t>Criterios para evaluar:</w:t>
       </w:r>
-      <w:bookmarkEnd w:id="14"/>
+      <w:bookmarkEnd w:id="23"/>
     </w:p>
     <w:p>
       <w:pPr>
         <w:pStyle w:val="Ttulo2"/>
       </w:pPr>
-      <w:bookmarkStart w:id="15" w:name="_Toc223122772"/>
+      <w:bookmarkStart w:id="24" w:name="_Toc224473699"/>
       <w:r>
         <w:t>Código (70 puntos)</w:t>
       </w:r>
-      <w:bookmarkEnd w:id="15"/>
+      <w:bookmarkEnd w:id="24"/>
     </w:p>
     <w:p>
       <w:pPr>
@@ -3041,11 +5247,11 @@
       <w:pPr>
         <w:pStyle w:val="Ttulo2"/>
       </w:pPr>
-      <w:bookmarkStart w:id="16" w:name="_Toc223122773"/>
+      <w:bookmarkStart w:id="25" w:name="_Toc224473700"/>
       <w:r>
         <w:t>Reporte (30 puntos):</w:t>
       </w:r>
-      <w:bookmarkEnd w:id="16"/>
+      <w:bookmarkEnd w:id="25"/>
     </w:p>
     <w:p>
       <w:r>
@@ -3093,12 +5299,7 @@
       </w:r>
       <w:r>
         <w:br/>
-      </w:r>
-      <w:r>
-        <w:t>Explicación</w:t>
-      </w:r>
-      <w:r>
-        <w:t xml:space="preserve"> completa del código y su funcionamiento</w:t>
+        <w:t>Explicación completa del código y su funcionamiento</w:t>
       </w:r>
       <w:r>
         <w:tab/>
@@ -3160,7 +5361,6 @@
     <w:p/>
     <w:p>
       <w:r>
-        <w:lastRenderedPageBreak/>
         <w:t xml:space="preserve">Nota:  </w:t>
       </w:r>
       <w:r>
@@ -3265,128 +5465,10 @@
       <w:r>
         <w:t xml:space="preserve"> serán anulados automáticamente para ambos alumnos.</w:t>
       </w:r>
-    </w:p>
-    <w:p>
-      <w:pPr>
-        <w:pStyle w:val="Ttulo1"/>
-        <w:rPr>
-          <w:rFonts w:ascii="Proxima Nova" w:eastAsia="Proxima Nova" w:hAnsi="Proxima Nova" w:cs="Proxima Nova"/>
-          <w:sz w:val="52"/>
-          <w:szCs w:val="52"/>
-          <w:lang w:val="es-MX"/>
-        </w:rPr>
-      </w:pPr>
-      <w:bookmarkStart w:id="17" w:name="_Toc223122774"/>
-      <w:r>
-        <w:rPr>
-          <w:rFonts w:ascii="Proxima Nova" w:eastAsia="Proxima Nova" w:hAnsi="Proxima Nova" w:cs="Proxima Nova"/>
-          <w:sz w:val="52"/>
-          <w:szCs w:val="52"/>
-        </w:rPr>
-        <w:t>Conclusiones</w:t>
-      </w:r>
-      <w:bookmarkEnd w:id="17"/>
-    </w:p>
-    <w:p>
-      <w:pPr>
-        <w:pStyle w:val="Ttulo1"/>
-      </w:pPr>
-      <w:bookmarkStart w:id="18" w:name="_Toc223122775"/>
-      <w:r>
-        <w:rPr>
-          <w:rFonts w:ascii="Proxima Nova" w:eastAsia="Proxima Nova" w:hAnsi="Proxima Nova" w:cs="Proxima Nova"/>
-          <w:sz w:val="52"/>
-          <w:szCs w:val="52"/>
-        </w:rPr>
-        <w:t>Bibliografía</w:t>
-      </w:r>
-      <w:bookmarkEnd w:id="18"/>
-    </w:p>
-    <w:p>
-      <w:pPr>
-        <w:pStyle w:val="NormalWeb"/>
-        <w:spacing w:before="0" w:beforeAutospacing="0" w:after="0" w:afterAutospacing="0" w:line="480" w:lineRule="auto"/>
-        <w:ind w:left="720" w:hanging="720"/>
-      </w:pPr>
-      <w:r>
-        <w:rPr>
-          <w:lang w:val="es-MX"/>
-        </w:rPr>
-        <w:t>[1]</w:t>
-      </w:r>
-      <w:r>
-        <w:rPr>
-          <w:lang w:val="es-MX"/>
-        </w:rPr>
-        <w:tab/>
-      </w:r>
-      <w:r>
-        <w:rPr>
-          <w:lang w:val="es-MX"/>
-        </w:rPr>
-        <w:t xml:space="preserve">Roger Baig I Viñas, </w:t>
-      </w:r>
-      <w:r>
-        <w:rPr>
-          <w:i/>
-          <w:iCs/>
-          <w:lang w:val="es-MX"/>
-        </w:rPr>
-        <w:t>Sistema operativo GNU/Linux básico</w:t>
-      </w:r>
-      <w:r>
-        <w:rPr>
-          <w:lang w:val="es-MX"/>
-        </w:rPr>
-        <w:t>, 1.</w:t>
-      </w:r>
-      <w:r>
-        <w:rPr>
-          <w:vertAlign w:val="superscript"/>
-          <w:lang w:val="es-MX"/>
-        </w:rPr>
-        <w:t>a</w:t>
-      </w:r>
-      <w:r>
-        <w:rPr>
-          <w:lang w:val="es-MX"/>
-        </w:rPr>
-        <w:t xml:space="preserve"> ed. 2003. </w:t>
-      </w:r>
-      <w:r>
-        <w:t xml:space="preserve">Disponible </w:t>
-      </w:r>
-      <w:proofErr w:type="spellStart"/>
-      <w:r>
-        <w:t>en</w:t>
-      </w:r>
-      <w:proofErr w:type="spellEnd"/>
-      <w:r>
-        <w:t xml:space="preserve">: </w:t>
-      </w:r>
-      <w:r>
-        <w:rPr>
-          <w:rStyle w:val="url"/>
-        </w:rPr>
-        <w:t>https://redua.wordpress.com/wp-content/uploads/2008/04/868.pdf</w:t>
-      </w:r>
-    </w:p>
-    <w:p>
-      <w:pPr>
-        <w:spacing w:line="480" w:lineRule="auto"/>
-        <w:ind w:left="720"/>
-        <w:rPr>
-          <w:rFonts w:ascii="Times New Roman" w:eastAsia="Times New Roman" w:hAnsi="Times New Roman" w:cs="Times New Roman"/>
-          <w:color w:val="05103E"/>
-          <w:sz w:val="24"/>
-          <w:szCs w:val="24"/>
-          <w:lang w:val="fr-FR"/>
-        </w:rPr>
-      </w:pPr>
     </w:p>
     <w:sectPr>
       <w:pgSz w:w="12240" w:h="15840" w:code="1"/>
-      <w:pgMar w:top="1440" w:right="1440" w:bottom="1440" w:left="1440" w:header="720" w:footer="720" w:gutter="0"/>
+      <w:pgMar w:top="720" w:right="720" w:bottom="720" w:left="720" w:header="720" w:footer="720" w:gutter="0"/>
       <w:pgNumType w:start="2" w:chapStyle="1" w:chapSep="emDash"/>
       <w:cols w:space="720"/>
       <w:docGrid w:linePitch="299"/>
@@ -3827,6 +5909,95 @@
     </w:lvl>
   </w:abstractNum>
   <w:abstractNum w:abstractNumId="1" w15:restartNumberingAfterBreak="0">
+    <w:nsid w:val="16197ED6"/>
+    <w:multiLevelType w:val="hybridMultilevel"/>
+    <w:tmpl w:val="6D2E1F4A"/>
+    <w:lvl w:ilvl="0" w:tplc="9C840B74">
+      <w:start w:val="1"/>
+      <w:numFmt w:val="decimal"/>
+      <w:lvlText w:val="[%1]"/>
+      <w:lvlJc w:val="left"/>
+      <w:pPr>
+        <w:ind w:left="720" w:hanging="360"/>
+      </w:pPr>
+      <w:rPr>
+        <w:rFonts w:hint="default"/>
+      </w:rPr>
+    </w:lvl>
+    <w:lvl w:ilvl="1" w:tplc="04090019" w:tentative="1">
+      <w:start w:val="1"/>
+      <w:numFmt w:val="lowerLetter"/>
+      <w:lvlText w:val="%2."/>
+      <w:lvlJc w:val="left"/>
+      <w:pPr>
+        <w:ind w:left="1440" w:hanging="360"/>
+      </w:pPr>
+    </w:lvl>
+    <w:lvl w:ilvl="2" w:tplc="0409001B" w:tentative="1">
+      <w:start w:val="1"/>
+      <w:numFmt w:val="lowerRoman"/>
+      <w:lvlText w:val="%3."/>
+      <w:lvlJc w:val="right"/>
+      <w:pPr>
+        <w:ind w:left="2160" w:hanging="180"/>
+      </w:pPr>
+    </w:lvl>
+    <w:lvl w:ilvl="3" w:tplc="0409000F" w:tentative="1">
+      <w:start w:val="1"/>
+      <w:numFmt w:val="decimal"/>
+      <w:lvlText w:val="%4."/>
+      <w:lvlJc w:val="left"/>
+      <w:pPr>
+        <w:ind w:left="2880" w:hanging="360"/>
+      </w:pPr>
+    </w:lvl>
+    <w:lvl w:ilvl="4" w:tplc="04090019" w:tentative="1">
+      <w:start w:val="1"/>
+      <w:numFmt w:val="lowerLetter"/>
+      <w:lvlText w:val="%5."/>
+      <w:lvlJc w:val="left"/>
+      <w:pPr>
+        <w:ind w:left="3600" w:hanging="360"/>
+      </w:pPr>
+    </w:lvl>
+    <w:lvl w:ilvl="5" w:tplc="0409001B" w:tentative="1">
+      <w:start w:val="1"/>
+      <w:numFmt w:val="lowerRoman"/>
+      <w:lvlText w:val="%6."/>
+      <w:lvlJc w:val="right"/>
+      <w:pPr>
+        <w:ind w:left="4320" w:hanging="180"/>
+      </w:pPr>
+    </w:lvl>
+    <w:lvl w:ilvl="6" w:tplc="0409000F" w:tentative="1">
+      <w:start w:val="1"/>
+      <w:numFmt w:val="decimal"/>
+      <w:lvlText w:val="%7."/>
+      <w:lvlJc w:val="left"/>
+      <w:pPr>
+        <w:ind w:left="5040" w:hanging="360"/>
+      </w:pPr>
+    </w:lvl>
+    <w:lvl w:ilvl="7" w:tplc="04090019" w:tentative="1">
+      <w:start w:val="1"/>
+      <w:numFmt w:val="lowerLetter"/>
+      <w:lvlText w:val="%8."/>
+      <w:lvlJc w:val="left"/>
+      <w:pPr>
+        <w:ind w:left="5760" w:hanging="360"/>
+      </w:pPr>
+    </w:lvl>
+    <w:lvl w:ilvl="8" w:tplc="0409001B" w:tentative="1">
+      <w:start w:val="1"/>
+      <w:numFmt w:val="lowerRoman"/>
+      <w:lvlText w:val="%9."/>
+      <w:lvlJc w:val="right"/>
+      <w:pPr>
+        <w:ind w:left="6480" w:hanging="180"/>
+      </w:pPr>
+    </w:lvl>
+  </w:abstractNum>
+  <w:abstractNum w:abstractNumId="2" w15:restartNumberingAfterBreak="0">
     <w:nsid w:val="1C80070B"/>
     <w:multiLevelType w:val="hybridMultilevel"/>
     <w:tmpl w:val="ACDC15C2"/>
@@ -3939,7 +6110,7 @@
       </w:rPr>
     </w:lvl>
   </w:abstractNum>
-  <w:abstractNum w:abstractNumId="2" w15:restartNumberingAfterBreak="0">
+  <w:abstractNum w:abstractNumId="3" w15:restartNumberingAfterBreak="0">
     <w:nsid w:val="3D496BA5"/>
     <w:multiLevelType w:val="multilevel"/>
     <w:tmpl w:val="8A205DA0"/>
@@ -4052,7 +6223,93 @@
       </w:rPr>
     </w:lvl>
   </w:abstractNum>
-  <w:abstractNum w:abstractNumId="3" w15:restartNumberingAfterBreak="0">
+  <w:abstractNum w:abstractNumId="4" w15:restartNumberingAfterBreak="0">
+    <w:nsid w:val="3D9C5AF4"/>
+    <w:multiLevelType w:val="hybridMultilevel"/>
+    <w:tmpl w:val="18C8F1C8"/>
+    <w:lvl w:ilvl="0" w:tplc="04090013">
+      <w:start w:val="1"/>
+      <w:numFmt w:val="upperRoman"/>
+      <w:lvlText w:val="%1."/>
+      <w:lvlJc w:val="right"/>
+      <w:pPr>
+        <w:ind w:left="720" w:hanging="360"/>
+      </w:pPr>
+    </w:lvl>
+    <w:lvl w:ilvl="1" w:tplc="04090019" w:tentative="1">
+      <w:start w:val="1"/>
+      <w:numFmt w:val="lowerLetter"/>
+      <w:lvlText w:val="%2."/>
+      <w:lvlJc w:val="left"/>
+      <w:pPr>
+        <w:ind w:left="1440" w:hanging="360"/>
+      </w:pPr>
+    </w:lvl>
+    <w:lvl w:ilvl="2" w:tplc="0409001B" w:tentative="1">
+      <w:start w:val="1"/>
+      <w:numFmt w:val="lowerRoman"/>
+      <w:lvlText w:val="%3."/>
+      <w:lvlJc w:val="right"/>
+      <w:pPr>
+        <w:ind w:left="2160" w:hanging="180"/>
+      </w:pPr>
+    </w:lvl>
+    <w:lvl w:ilvl="3" w:tplc="0409000F" w:tentative="1">
+      <w:start w:val="1"/>
+      <w:numFmt w:val="decimal"/>
+      <w:lvlText w:val="%4."/>
+      <w:lvlJc w:val="left"/>
+      <w:pPr>
+        <w:ind w:left="2880" w:hanging="360"/>
+      </w:pPr>
+    </w:lvl>
+    <w:lvl w:ilvl="4" w:tplc="04090019" w:tentative="1">
+      <w:start w:val="1"/>
+      <w:numFmt w:val="lowerLetter"/>
+      <w:lvlText w:val="%5."/>
+      <w:lvlJc w:val="left"/>
+      <w:pPr>
+        <w:ind w:left="3600" w:hanging="360"/>
+      </w:pPr>
+    </w:lvl>
+    <w:lvl w:ilvl="5" w:tplc="0409001B" w:tentative="1">
+      <w:start w:val="1"/>
+      <w:numFmt w:val="lowerRoman"/>
+      <w:lvlText w:val="%6."/>
+      <w:lvlJc w:val="right"/>
+      <w:pPr>
+        <w:ind w:left="4320" w:hanging="180"/>
+      </w:pPr>
+    </w:lvl>
+    <w:lvl w:ilvl="6" w:tplc="0409000F" w:tentative="1">
+      <w:start w:val="1"/>
+      <w:numFmt w:val="decimal"/>
+      <w:lvlText w:val="%7."/>
+      <w:lvlJc w:val="left"/>
+      <w:pPr>
+        <w:ind w:left="5040" w:hanging="360"/>
+      </w:pPr>
+    </w:lvl>
+    <w:lvl w:ilvl="7" w:tplc="04090019" w:tentative="1">
+      <w:start w:val="1"/>
+      <w:numFmt w:val="lowerLetter"/>
+      <w:lvlText w:val="%8."/>
+      <w:lvlJc w:val="left"/>
+      <w:pPr>
+        <w:ind w:left="5760" w:hanging="360"/>
+      </w:pPr>
+    </w:lvl>
+    <w:lvl w:ilvl="8" w:tplc="0409001B" w:tentative="1">
+      <w:start w:val="1"/>
+      <w:numFmt w:val="lowerRoman"/>
+      <w:lvlText w:val="%9."/>
+      <w:lvlJc w:val="right"/>
+      <w:pPr>
+        <w:ind w:left="6480" w:hanging="180"/>
+      </w:pPr>
+    </w:lvl>
+  </w:abstractNum>
+  <w:abstractNum w:abstractNumId="5" w15:restartNumberingAfterBreak="0">
     <w:nsid w:val="3F432554"/>
     <w:multiLevelType w:val="hybridMultilevel"/>
     <w:tmpl w:val="A762C8A6"/>
@@ -4165,7 +6422,7 @@
       </w:rPr>
     </w:lvl>
   </w:abstractNum>
-  <w:abstractNum w:abstractNumId="4" w15:restartNumberingAfterBreak="0">
+  <w:abstractNum w:abstractNumId="6" w15:restartNumberingAfterBreak="0">
     <w:nsid w:val="429E6B56"/>
     <w:multiLevelType w:val="hybridMultilevel"/>
     <w:tmpl w:val="165C2820"/>
@@ -4278,7 +6535,7 @@
       </w:rPr>
     </w:lvl>
   </w:abstractNum>
-  <w:abstractNum w:abstractNumId="5" w15:restartNumberingAfterBreak="0">
+  <w:abstractNum w:abstractNumId="7" w15:restartNumberingAfterBreak="0">
     <w:nsid w:val="4B483B39"/>
     <w:multiLevelType w:val="hybridMultilevel"/>
     <w:tmpl w:val="693A61B8"/>
@@ -4391,7 +6648,7 @@
       </w:rPr>
     </w:lvl>
   </w:abstractNum>
-  <w:abstractNum w:abstractNumId="6" w15:restartNumberingAfterBreak="0">
+  <w:abstractNum w:abstractNumId="8" w15:restartNumberingAfterBreak="0">
     <w:nsid w:val="66811E5D"/>
     <w:multiLevelType w:val="hybridMultilevel"/>
     <w:tmpl w:val="3F3676F4"/>
@@ -4504,7 +6761,7 @@
       </w:rPr>
     </w:lvl>
   </w:abstractNum>
-  <w:abstractNum w:abstractNumId="7" w15:restartNumberingAfterBreak="0">
+  <w:abstractNum w:abstractNumId="9" w15:restartNumberingAfterBreak="0">
     <w:nsid w:val="6D7A23B7"/>
     <w:multiLevelType w:val="hybridMultilevel"/>
     <w:tmpl w:val="C1742FF8"/>
@@ -4617,29 +6874,151 @@
       </w:rPr>
     </w:lvl>
   </w:abstractNum>
+  <w:abstractNum w:abstractNumId="10" w15:restartNumberingAfterBreak="0">
+    <w:nsid w:val="707050B6"/>
+    <w:multiLevelType w:val="hybridMultilevel"/>
+    <w:tmpl w:val="21ECE6E4"/>
+    <w:lvl w:ilvl="0" w:tplc="04090001">
+      <w:start w:val="1"/>
+      <w:numFmt w:val="bullet"/>
+      <w:lvlText w:val=""/>
+      <w:lvlJc w:val="left"/>
+      <w:pPr>
+        <w:ind w:left="720" w:hanging="360"/>
+      </w:pPr>
+      <w:rPr>
+        <w:rFonts w:ascii="Symbol" w:hAnsi="Symbol" w:hint="default"/>
+      </w:rPr>
+    </w:lvl>
+    <w:lvl w:ilvl="1" w:tplc="04090003" w:tentative="1">
+      <w:start w:val="1"/>
+      <w:numFmt w:val="bullet"/>
+      <w:lvlText w:val="o"/>
+      <w:lvlJc w:val="left"/>
+      <w:pPr>
+        <w:ind w:left="1440" w:hanging="360"/>
+      </w:pPr>
+      <w:rPr>
+        <w:rFonts w:ascii="Courier New" w:hAnsi="Courier New" w:cs="Courier New" w:hint="default"/>
+      </w:rPr>
+    </w:lvl>
+    <w:lvl w:ilvl="2" w:tplc="04090005" w:tentative="1">
+      <w:start w:val="1"/>
+      <w:numFmt w:val="bullet"/>
+      <w:lvlText w:val=""/>
+      <w:lvlJc w:val="left"/>
+      <w:pPr>
+        <w:ind w:left="2160" w:hanging="360"/>
+      </w:pPr>
+      <w:rPr>
+        <w:rFonts w:ascii="Wingdings" w:hAnsi="Wingdings" w:hint="default"/>
+      </w:rPr>
+    </w:lvl>
+    <w:lvl w:ilvl="3" w:tplc="04090001" w:tentative="1">
+      <w:start w:val="1"/>
+      <w:numFmt w:val="bullet"/>
+      <w:lvlText w:val=""/>
+      <w:lvlJc w:val="left"/>
+      <w:pPr>
+        <w:ind w:left="2880" w:hanging="360"/>
+      </w:pPr>
+      <w:rPr>
+        <w:rFonts w:ascii="Symbol" w:hAnsi="Symbol" w:hint="default"/>
+      </w:rPr>
+    </w:lvl>
+    <w:lvl w:ilvl="4" w:tplc="04090003" w:tentative="1">
+      <w:start w:val="1"/>
+      <w:numFmt w:val="bullet"/>
+      <w:lvlText w:val="o"/>
+      <w:lvlJc w:val="left"/>
+      <w:pPr>
+        <w:ind w:left="3600" w:hanging="360"/>
+      </w:pPr>
+      <w:rPr>
+        <w:rFonts w:ascii="Courier New" w:hAnsi="Courier New" w:cs="Courier New" w:hint="default"/>
+      </w:rPr>
+    </w:lvl>
+    <w:lvl w:ilvl="5" w:tplc="04090005" w:tentative="1">
+      <w:start w:val="1"/>
+      <w:numFmt w:val="bullet"/>
+      <w:lvlText w:val=""/>
+      <w:lvlJc w:val="left"/>
+      <w:pPr>
+        <w:ind w:left="4320" w:hanging="360"/>
+      </w:pPr>
+      <w:rPr>
+        <w:rFonts w:ascii="Wingdings" w:hAnsi="Wingdings" w:hint="default"/>
+      </w:rPr>
+    </w:lvl>
+    <w:lvl w:ilvl="6" w:tplc="04090001" w:tentative="1">
+      <w:start w:val="1"/>
+      <w:numFmt w:val="bullet"/>
+      <w:lvlText w:val=""/>
+      <w:lvlJc w:val="left"/>
+      <w:pPr>
+        <w:ind w:left="5040" w:hanging="360"/>
+      </w:pPr>
+      <w:rPr>
+        <w:rFonts w:ascii="Symbol" w:hAnsi="Symbol" w:hint="default"/>
+      </w:rPr>
+    </w:lvl>
+    <w:lvl w:ilvl="7" w:tplc="04090003" w:tentative="1">
+      <w:start w:val="1"/>
+      <w:numFmt w:val="bullet"/>
+      <w:lvlText w:val="o"/>
+      <w:lvlJc w:val="left"/>
+      <w:pPr>
+        <w:ind w:left="5760" w:hanging="360"/>
+      </w:pPr>
+      <w:rPr>
+        <w:rFonts w:ascii="Courier New" w:hAnsi="Courier New" w:cs="Courier New" w:hint="default"/>
+      </w:rPr>
+    </w:lvl>
+    <w:lvl w:ilvl="8" w:tplc="04090005" w:tentative="1">
+      <w:start w:val="1"/>
+      <w:numFmt w:val="bullet"/>
+      <w:lvlText w:val=""/>
+      <w:lvlJc w:val="left"/>
+      <w:pPr>
+        <w:ind w:left="6480" w:hanging="360"/>
+      </w:pPr>
+      <w:rPr>
+        <w:rFonts w:ascii="Wingdings" w:hAnsi="Wingdings" w:hint="default"/>
+      </w:rPr>
+    </w:lvl>
+  </w:abstractNum>
   <w:num w:numId="1" w16cid:durableId="1382557543">
-    <w:abstractNumId w:val="2"/>
+    <w:abstractNumId w:val="3"/>
   </w:num>
   <w:num w:numId="2" w16cid:durableId="558059661">
-    <w:abstractNumId w:val="6"/>
+    <w:abstractNumId w:val="8"/>
   </w:num>
   <w:num w:numId="3" w16cid:durableId="1902719">
-    <w:abstractNumId w:val="1"/>
+    <w:abstractNumId w:val="2"/>
   </w:num>
   <w:num w:numId="4" w16cid:durableId="815879250">
     <w:abstractNumId w:val="0"/>
   </w:num>
   <w:num w:numId="5" w16cid:durableId="761755871">
+    <w:abstractNumId w:val="7"/>
+  </w:num>
+  <w:num w:numId="6" w16cid:durableId="1008559643">
+    <w:abstractNumId w:val="9"/>
+  </w:num>
+  <w:num w:numId="7" w16cid:durableId="1085569240">
     <w:abstractNumId w:val="5"/>
   </w:num>
-  <w:num w:numId="6" w16cid:durableId="1008559643">
-    <w:abstractNumId w:val="7"/>
+  <w:num w:numId="8" w16cid:durableId="1527013260">
+    <w:abstractNumId w:val="6"/>
   </w:num>
-  <w:num w:numId="7" w16cid:durableId="1085569240">
-    <w:abstractNumId w:val="3"/>
+  <w:num w:numId="9" w16cid:durableId="1300108103">
+    <w:abstractNumId w:val="4"/>
   </w:num>
-  <w:num w:numId="8" w16cid:durableId="1527013260">
-    <w:abstractNumId w:val="4"/>
+  <w:num w:numId="10" w16cid:durableId="1698462500">
+    <w:abstractNumId w:val="10"/>
+  </w:num>
+  <w:num w:numId="11" w16cid:durableId="910845555">
+    <w:abstractNumId w:val="1"/>
   </w:num>
 </w:numbering>
 </file>
@@ -5161,6 +7540,7 @@
   <w:style w:type="character" w:default="1" w:styleId="Fuentedeprrafopredeter">
     <w:name w:val="Default Paragraph Font"/>
     <w:uiPriority w:val="1"/>
+    <w:semiHidden/>
     <w:unhideWhenUsed/>
   </w:style>
   <w:style w:type="table" w:default="1" w:styleId="Tablanormal">
@@ -5486,6 +7866,30 @@
     <w:rPr>
       <w:sz w:val="40"/>
       <w:szCs w:val="40"/>
+    </w:rPr>
+  </w:style>
+  <w:style w:type="character" w:styleId="Mencinsinresolver">
+    <w:name w:val="Unresolved Mention"/>
+    <w:basedOn w:val="Fuentedeprrafopredeter"/>
+    <w:uiPriority w:val="99"/>
+    <w:semiHidden/>
+    <w:unhideWhenUsed/>
+    <w:rsid w:val="00D67BFB"/>
+    <w:rPr>
+      <w:color w:val="605E5C"/>
+      <w:shd w:val="clear" w:color="auto" w:fill="E1DFDD"/>
+    </w:rPr>
+  </w:style>
+  <w:style w:type="character" w:styleId="Hipervnculovisitado">
+    <w:name w:val="FollowedHyperlink"/>
+    <w:basedOn w:val="Fuentedeprrafopredeter"/>
+    <w:uiPriority w:val="99"/>
+    <w:semiHidden/>
+    <w:unhideWhenUsed/>
+    <w:rsid w:val="00D67BFB"/>
+    <w:rPr>
+      <w:color w:val="800080" w:themeColor="followedHyperlink"/>
+      <w:u w:val="single"/>
     </w:rPr>
   </w:style>
 </w:styles>
